--- a/static/templates/laporan/LAPORAN HARIAN.docx
+++ b/static/templates/laporan/LAPORAN HARIAN.docx
@@ -27,7 +27,7 @@
           <w:noProof/>
         </w:rPr>
         <mc:AlternateContent>
-          <mc:Choice Requires="wpg">
+          <mc:Choice Requires="wps">
             <w:drawing>
               <wp:anchor distT="0" distB="0" distL="114300" distR="114300" simplePos="0" relativeHeight="251658240" behindDoc="0" locked="0" layoutInCell="1" hidden="0" allowOverlap="1" wp14:anchorId="7A242BF3" wp14:editId="58B7116C">
                 <wp:simplePos x="0" y="0"/>
@@ -124,47 +124,42 @@
               </wp:anchor>
             </w:drawing>
           </mc:Choice>
-          <mc:Fallback xmlns:cr="http://schemas.microsoft.com/office/comments/2020/reactions" xmlns="http://schemas.microsoft.com/office/tasks/2019/documenttasks" xmlns:dgm="http://schemas.openxmlformats.org/drawingml/2006/diagram" xmlns:lc="http://schemas.openxmlformats.org/drawingml/2006/lockedCanvas" xmlns:c="http://schemas.openxmlformats.org/drawingml/2006/chart" xmlns:pic="http://schemas.openxmlformats.org/drawingml/2006/picture" xmlns:a="http://schemas.openxmlformats.org/drawingml/2006/main" xmlns:sl="http://schemas.openxmlformats.org/schemaLibrary/2006/main">
-            <w:drawing>
-              <wp:anchor allowOverlap="1" behindDoc="0" distB="0" distT="0" distL="114300" distR="114300" hidden="0" layoutInCell="1" locked="0" relativeHeight="0" simplePos="0">
-                <wp:simplePos x="0" y="0"/>
-                <wp:positionH relativeFrom="column">
-                  <wp:posOffset>5432425</wp:posOffset>
-                </wp:positionH>
-                <wp:positionV relativeFrom="paragraph">
-                  <wp:posOffset>-6349</wp:posOffset>
-                </wp:positionV>
-                <wp:extent cx="1041400" cy="241300"/>
-                <wp:effectExtent b="0" l="0" r="0" t="0"/>
-                <wp:wrapSquare wrapText="bothSides" distB="0" distT="0" distL="114300" distR="114300"/>
-                <wp:docPr id="12" name="image2.png"/>
-                <a:graphic>
-                  <a:graphicData uri="http://schemas.openxmlformats.org/drawingml/2006/picture">
-                    <pic:pic>
-                      <pic:nvPicPr>
-                        <pic:cNvPr id="0" name="image2.png"/>
-                        <pic:cNvPicPr preferRelativeResize="0"/>
-                      </pic:nvPicPr>
-                      <pic:blipFill>
-                        <a:blip r:embed="rId7"/>
-                        <a:srcRect/>
-                        <a:stretch>
-                          <a:fillRect/>
-                        </a:stretch>
-                      </pic:blipFill>
-                      <pic:spPr>
-                        <a:xfrm>
-                          <a:off x="0" y="0"/>
-                          <a:ext cx="1041400" cy="241300"/>
-                        </a:xfrm>
-                        <a:prstGeom prst="rect"/>
-                        <a:ln/>
-                      </pic:spPr>
-                    </pic:pic>
-                  </a:graphicData>
-                </a:graphic>
-              </wp:anchor>
-            </w:drawing>
+          <mc:Fallback>
+            <w:pict>
+              <v:shape w14:anchorId="7A242BF3" id="Freeform: Shape 12" o:spid="_x0000_s1026" style="position:absolute;margin-left:427.75pt;margin-top:-.5pt;width:82pt;height:19pt;z-index:251658240;visibility:visible;mso-wrap-style:square;mso-wrap-distance-left:9pt;mso-wrap-distance-top:0;mso-wrap-distance-right:9pt;mso-wrap-distance-bottom:0;mso-position-horizontal:absolute;mso-position-horizontal-relative:text;mso-position-vertical:absolute;mso-position-vertical-relative:text;v-text-anchor:top" coordsize="1028700,228600" o:spt="100" o:gfxdata="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" adj="-11796480,,5400" path="m,l,228600r1028700,l1028700,,,xe" strokecolor="white" strokeweight="1pt">
+                <v:stroke startarrowwidth="narrow" startarrowlength="short" endarrowwidth="narrow" endarrowlength="short" miterlimit="5243f" joinstyle="miter"/>
+                <v:formulas/>
+                <v:path arrowok="t" o:extrusionok="f" o:connecttype="custom" textboxrect="0,0,1028700,228600"/>
+                <v:textbox inset="7pt,1.2694mm,7pt,1.2694mm">
+                  <w:txbxContent>
+                    <w:p>
+                      <w:pPr>
+                        <w:spacing w:line="258" w:lineRule="auto"/>
+                        <w:jc w:val="center"/>
+                        <w:textDirection w:val="btLr"/>
+                      </w:pPr>
+                      <w:proofErr w:type="gramStart"/>
+                      <w:r>
+                        <w:rPr>
+                          <w:color w:val="000000"/>
+                          <w:sz w:val="16"/>
+                        </w:rPr>
+                        <w:t>FORM :</w:t>
+                      </w:r>
+                      <w:proofErr w:type="gramEnd"/>
+                      <w:r>
+                        <w:rPr>
+                          <w:color w:val="000000"/>
+                          <w:sz w:val="16"/>
+                        </w:rPr>
+                        <w:t xml:space="preserve"> 3-027</w:t>
+                      </w:r>
+                    </w:p>
+                  </w:txbxContent>
+                </v:textbox>
+                <w10:wrap type="square"/>
+              </v:shape>
+            </w:pict>
           </mc:Fallback>
         </mc:AlternateContent>
       </w:r>
@@ -202,7 +197,7 @@
                     <pic:cNvPicPr preferRelativeResize="0"/>
                   </pic:nvPicPr>
                   <pic:blipFill>
-                    <a:blip r:embed="rId8"/>
+                    <a:blip r:embed="rId6"/>
                     <a:srcRect/>
                     <a:stretch>
                       <a:fillRect/>
@@ -284,7 +279,7 @@
               </wp:anchor>
             </w:drawing>
           </mc:Choice>
-          <mc:Fallback xmlns:cr="http://schemas.microsoft.com/office/comments/2020/reactions" xmlns="http://schemas.microsoft.com/office/tasks/2019/documenttasks" xmlns:dgm="http://schemas.openxmlformats.org/drawingml/2006/diagram" xmlns:lc="http://schemas.openxmlformats.org/drawingml/2006/lockedCanvas" xmlns:c="http://schemas.openxmlformats.org/drawingml/2006/chart" xmlns:pic="http://schemas.openxmlformats.org/drawingml/2006/picture" xmlns:a="http://schemas.openxmlformats.org/drawingml/2006/main" xmlns:sl="http://schemas.openxmlformats.org/schemaLibrary/2006/main">
+          <mc:Fallback xmlns:sl="http://schemas.openxmlformats.org/schemaLibrary/2006/main" xmlns:a="http://schemas.openxmlformats.org/drawingml/2006/main" xmlns:pic="http://schemas.openxmlformats.org/drawingml/2006/picture" xmlns:c="http://schemas.openxmlformats.org/drawingml/2006/chart" xmlns:lc="http://schemas.openxmlformats.org/drawingml/2006/lockedCanvas" xmlns:dgm="http://schemas.openxmlformats.org/drawingml/2006/diagram" xmlns="http://schemas.microsoft.com/office/tasks/2019/documenttasks" xmlns:cr="http://schemas.microsoft.com/office/comments/2020/reactions">
             <w:drawing>
               <wp:anchor allowOverlap="1" behindDoc="0" distB="0" distT="0" distL="114300" distR="114300" hidden="0" layoutInCell="1" locked="0" relativeHeight="0" simplePos="0">
                 <wp:simplePos x="0" y="0"/>
@@ -333,7 +328,7 @@
           <w:noProof/>
         </w:rPr>
         <mc:AlternateContent>
-          <mc:Choice Requires="wpg">
+          <mc:Choice Requires="wps">
             <w:drawing>
               <wp:anchor distT="0" distB="0" distL="114300" distR="114300" simplePos="0" relativeHeight="251661312" behindDoc="0" locked="0" layoutInCell="1" hidden="0" allowOverlap="1" wp14:anchorId="1ACB13B4" wp14:editId="7BBF94D6">
                 <wp:simplePos x="0" y="0"/>
@@ -462,47 +457,74 @@
               </wp:anchor>
             </w:drawing>
           </mc:Choice>
-          <mc:Fallback xmlns:cr="http://schemas.microsoft.com/office/comments/2020/reactions" xmlns="http://schemas.microsoft.com/office/tasks/2019/documenttasks" xmlns:dgm="http://schemas.openxmlformats.org/drawingml/2006/diagram" xmlns:lc="http://schemas.openxmlformats.org/drawingml/2006/lockedCanvas" xmlns:c="http://schemas.openxmlformats.org/drawingml/2006/chart" xmlns:pic="http://schemas.openxmlformats.org/drawingml/2006/picture" xmlns:a="http://schemas.openxmlformats.org/drawingml/2006/main" xmlns:sl="http://schemas.openxmlformats.org/schemaLibrary/2006/main">
-            <w:drawing>
-              <wp:anchor allowOverlap="1" behindDoc="0" distB="0" distT="0" distL="114300" distR="114300" hidden="0" layoutInCell="1" locked="0" relativeHeight="0" simplePos="0">
-                <wp:simplePos x="0" y="0"/>
-                <wp:positionH relativeFrom="column">
-                  <wp:posOffset>5527675</wp:posOffset>
-                </wp:positionH>
-                <wp:positionV relativeFrom="paragraph">
-                  <wp:posOffset>43180</wp:posOffset>
-                </wp:positionV>
-                <wp:extent cx="1041400" cy="431800"/>
-                <wp:effectExtent b="0" l="0" r="0" t="0"/>
-                <wp:wrapSquare wrapText="bothSides" distB="0" distT="0" distL="114300" distR="114300"/>
-                <wp:docPr id="20" name="image10.png"/>
-                <a:graphic>
-                  <a:graphicData uri="http://schemas.openxmlformats.org/drawingml/2006/picture">
-                    <pic:pic>
-                      <pic:nvPicPr>
-                        <pic:cNvPr id="0" name="image10.png"/>
-                        <pic:cNvPicPr preferRelativeResize="0"/>
-                      </pic:nvPicPr>
-                      <pic:blipFill>
-                        <a:blip r:embed="rId7"/>
-                        <a:srcRect/>
-                        <a:stretch>
-                          <a:fillRect/>
-                        </a:stretch>
-                      </pic:blipFill>
-                      <pic:spPr>
-                        <a:xfrm>
-                          <a:off x="0" y="0"/>
-                          <a:ext cx="1041400" cy="431800"/>
-                        </a:xfrm>
-                        <a:prstGeom prst="rect"/>
-                        <a:ln/>
-                      </pic:spPr>
-                    </pic:pic>
-                  </a:graphicData>
-                </a:graphic>
-              </wp:anchor>
-            </w:drawing>
+          <mc:Fallback>
+            <w:pict>
+              <v:shape w14:anchorId="1ACB13B4" id="Freeform: Shape 20" o:spid="_x0000_s1027" style="position:absolute;margin-left:435.25pt;margin-top:3.4pt;width:82pt;height:34pt;z-index:251661312;visibility:visible;mso-wrap-style:square;mso-wrap-distance-left:9pt;mso-wrap-distance-top:0;mso-wrap-distance-right:9pt;mso-wrap-distance-bottom:0;mso-position-horizontal:absolute;mso-position-horizontal-relative:text;mso-position-vertical:absolute;mso-position-vertical-relative:text;v-text-anchor:top" coordsize="1028700,419100" o:spt="100" o:gfxdata="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" adj="-11796480,,5400" path="m,l,419100r1028700,l1028700,,,xe" strokecolor="white" strokeweight="1pt">
+                <v:stroke startarrowwidth="narrow" startarrowlength="short" endarrowwidth="narrow" endarrowlength="short" miterlimit="5243f" joinstyle="miter"/>
+                <v:formulas/>
+                <v:path arrowok="t" o:extrusionok="f" o:connecttype="custom" textboxrect="0,0,1028700,419100"/>
+                <v:textbox inset="7pt,1.2694mm,7pt,1.2694mm">
+                  <w:txbxContent>
+                    <w:p>
+                      <w:pPr>
+                        <w:spacing w:line="240" w:lineRule="auto"/>
+                        <w:jc w:val="center"/>
+                        <w:textDirection w:val="btLr"/>
+                      </w:pPr>
+                      <w:proofErr w:type="gramStart"/>
+                      <w:r>
+                        <w:rPr>
+                          <w:color w:val="000000"/>
+                          <w:sz w:val="16"/>
+                        </w:rPr>
+                        <w:t>Halaman :</w:t>
+                      </w:r>
+                      <w:proofErr w:type="gramEnd"/>
+                      <w:r>
+                        <w:rPr>
+                          <w:color w:val="000000"/>
+                          <w:sz w:val="16"/>
+                        </w:rPr>
+                        <w:t xml:space="preserve"> ……….</w:t>
+                      </w:r>
+                    </w:p>
+                    <w:p>
+                      <w:pPr>
+                        <w:spacing w:line="240" w:lineRule="auto"/>
+                        <w:jc w:val="center"/>
+                        <w:textDirection w:val="btLr"/>
+                      </w:pPr>
+                      <w:proofErr w:type="spellStart"/>
+                      <w:proofErr w:type="gramStart"/>
+                      <w:r>
+                        <w:rPr>
+                          <w:color w:val="000000"/>
+                          <w:sz w:val="16"/>
+                        </w:rPr>
+                        <w:t>Lembarke</w:t>
+                      </w:r>
+                      <w:proofErr w:type="spellEnd"/>
+                      <w:r>
+                        <w:rPr>
+                          <w:color w:val="000000"/>
+                          <w:sz w:val="16"/>
+                        </w:rPr>
+                        <w:t xml:space="preserve"> :</w:t>
+                      </w:r>
+                      <w:proofErr w:type="gramEnd"/>
+                      <w:r>
+                        <w:rPr>
+                          <w:color w:val="000000"/>
+                          <w:sz w:val="16"/>
+                        </w:rPr>
+                        <w:t xml:space="preserve"> ………</w:t>
+                      </w:r>
+                    </w:p>
+                  </w:txbxContent>
+                </v:textbox>
+                <w10:wrap type="square"/>
+              </v:shape>
+            </w:pict>
           </mc:Fallback>
         </mc:AlternateContent>
       </w:r>
@@ -1180,14 +1202,34 @@
         <w:tc>
           <w:tcPr>
             <w:tcW w:w="1652" w:type="dxa"/>
-          </w:tcPr>
-          <w:p/>
+            <w:vAlign w:val="center"/>
+          </w:tcPr>
+          <w:p>
+            <w:fldSimple w:instr=" MERGEFIELD persediaan_awal_pertamax ">
+              <w:r>
+                <w:rPr>
+                  <w:noProof/>
+                </w:rPr>
+                <w:t>1,025</w:t>
+              </w:r>
+            </w:fldSimple>
+          </w:p>
         </w:tc>
         <w:tc>
           <w:tcPr>
             <w:tcW w:w="1695" w:type="dxa"/>
-          </w:tcPr>
-          <w:p/>
+            <w:vAlign w:val="center"/>
+          </w:tcPr>
+          <w:p>
+            <w:fldSimple w:instr=" MERGEFIELD persediaan_awal_dex ">
+              <w:r>
+                <w:rPr>
+                  <w:noProof/>
+                </w:rPr>
+                <w:t>522</w:t>
+              </w:r>
+            </w:fldSimple>
+          </w:p>
         </w:tc>
         <w:tc>
           <w:tcPr>
@@ -1222,14 +1264,34 @@
         <w:tc>
           <w:tcPr>
             <w:tcW w:w="1652" w:type="dxa"/>
-          </w:tcPr>
-          <w:p/>
+            <w:vAlign w:val="center"/>
+          </w:tcPr>
+          <w:p>
+            <w:fldSimple w:instr=" MERGEFIELD penerimaan_pertamax ">
+              <w:r>
+                <w:rPr>
+                  <w:noProof/>
+                </w:rPr>
+                <w:t>8,000</w:t>
+              </w:r>
+            </w:fldSimple>
+          </w:p>
         </w:tc>
         <w:tc>
           <w:tcPr>
             <w:tcW w:w="1695" w:type="dxa"/>
-          </w:tcPr>
-          <w:p/>
+            <w:vAlign w:val="center"/>
+          </w:tcPr>
+          <w:p>
+            <w:fldSimple w:instr=" MERGEFIELD penerimaan_dex ">
+              <w:r>
+                <w:rPr>
+                  <w:noProof/>
+                </w:rPr>
+                <w:t>8,000</w:t>
+              </w:r>
+            </w:fldSimple>
+          </w:p>
         </w:tc>
         <w:tc>
           <w:tcPr>
@@ -1264,14 +1326,34 @@
         <w:tc>
           <w:tcPr>
             <w:tcW w:w="1652" w:type="dxa"/>
-          </w:tcPr>
-          <w:p/>
+            <w:vAlign w:val="center"/>
+          </w:tcPr>
+          <w:p>
+            <w:fldSimple w:instr=" MERGEFIELD jumlah_pertamax ">
+              <w:r>
+                <w:rPr>
+                  <w:noProof/>
+                </w:rPr>
+                <w:t>9,025</w:t>
+              </w:r>
+            </w:fldSimple>
+          </w:p>
         </w:tc>
         <w:tc>
           <w:tcPr>
             <w:tcW w:w="1695" w:type="dxa"/>
-          </w:tcPr>
-          <w:p/>
+            <w:vAlign w:val="center"/>
+          </w:tcPr>
+          <w:p>
+            <w:fldSimple w:instr=" MERGEFIELD jumlah_dex ">
+              <w:r>
+                <w:rPr>
+                  <w:noProof/>
+                </w:rPr>
+                <w:t>8,522</w:t>
+              </w:r>
+            </w:fldSimple>
+          </w:p>
         </w:tc>
         <w:tc>
           <w:tcPr>
@@ -1306,14 +1388,34 @@
         <w:tc>
           <w:tcPr>
             <w:tcW w:w="1652" w:type="dxa"/>
-          </w:tcPr>
-          <w:p/>
+            <w:vAlign w:val="center"/>
+          </w:tcPr>
+          <w:p>
+            <w:fldSimple w:instr=" MERGEFIELD pengeluaran_pertamax ">
+              <w:r>
+                <w:rPr>
+                  <w:noProof/>
+                </w:rPr>
+                <w:t>3,060</w:t>
+              </w:r>
+            </w:fldSimple>
+          </w:p>
         </w:tc>
         <w:tc>
           <w:tcPr>
             <w:tcW w:w="1695" w:type="dxa"/>
-          </w:tcPr>
-          <w:p/>
+            <w:vAlign w:val="center"/>
+          </w:tcPr>
+          <w:p>
+            <w:fldSimple w:instr=" MERGEFIELD pengeluaran_dex ">
+              <w:r>
+                <w:rPr>
+                  <w:noProof/>
+                </w:rPr>
+                <w:t>2,587</w:t>
+              </w:r>
+            </w:fldSimple>
+          </w:p>
         </w:tc>
         <w:tc>
           <w:tcPr>
@@ -1366,12 +1468,14 @@
         <w:tc>
           <w:tcPr>
             <w:tcW w:w="1652" w:type="dxa"/>
+            <w:vAlign w:val="center"/>
           </w:tcPr>
           <w:p/>
         </w:tc>
         <w:tc>
           <w:tcPr>
             <w:tcW w:w="1695" w:type="dxa"/>
+            <w:vAlign w:val="center"/>
           </w:tcPr>
           <w:p/>
         </w:tc>
@@ -1426,12 +1530,14 @@
         <w:tc>
           <w:tcPr>
             <w:tcW w:w="1652" w:type="dxa"/>
+            <w:vAlign w:val="center"/>
           </w:tcPr>
           <w:p/>
         </w:tc>
         <w:tc>
           <w:tcPr>
             <w:tcW w:w="1695" w:type="dxa"/>
+            <w:vAlign w:val="center"/>
           </w:tcPr>
           <w:p/>
         </w:tc>
@@ -1480,12 +1586,14 @@
         <w:tc>
           <w:tcPr>
             <w:tcW w:w="1652" w:type="dxa"/>
+            <w:vAlign w:val="center"/>
           </w:tcPr>
           <w:p/>
         </w:tc>
         <w:tc>
           <w:tcPr>
             <w:tcW w:w="1695" w:type="dxa"/>
+            <w:vAlign w:val="center"/>
           </w:tcPr>
           <w:p/>
         </w:tc>
@@ -1522,14 +1630,34 @@
         <w:tc>
           <w:tcPr>
             <w:tcW w:w="1652" w:type="dxa"/>
-          </w:tcPr>
-          <w:p/>
+            <w:vAlign w:val="center"/>
+          </w:tcPr>
+          <w:p>
+            <w:fldSimple w:instr=" MERGEFIELD persediaan_akhir_pertamax ">
+              <w:r>
+                <w:rPr>
+                  <w:noProof/>
+                </w:rPr>
+                <w:t>5,965</w:t>
+              </w:r>
+            </w:fldSimple>
+          </w:p>
         </w:tc>
         <w:tc>
           <w:tcPr>
             <w:tcW w:w="1695" w:type="dxa"/>
-          </w:tcPr>
-          <w:p/>
+            <w:vAlign w:val="center"/>
+          </w:tcPr>
+          <w:p>
+            <w:fldSimple w:instr=" MERGEFIELD persediaan_akhir_dex ">
+              <w:r>
+                <w:rPr>
+                  <w:noProof/>
+                </w:rPr>
+                <w:t>5,935</w:t>
+              </w:r>
+            </w:fldSimple>
+          </w:p>
         </w:tc>
         <w:tc>
           <w:tcPr>
@@ -1859,7 +1987,7 @@
           <w:noProof/>
         </w:rPr>
         <mc:AlternateContent>
-          <mc:Choice Requires="wpg">
+          <mc:Choice Requires="wps">
             <w:drawing>
               <wp:anchor distT="0" distB="0" distL="114300" distR="114300" simplePos="0" relativeHeight="251664384" behindDoc="0" locked="0" layoutInCell="1" hidden="0" allowOverlap="1" wp14:anchorId="1BF70168" wp14:editId="6DFDC281">
                 <wp:simplePos x="0" y="0"/>
@@ -1956,47 +2084,42 @@
               </wp:anchor>
             </w:drawing>
           </mc:Choice>
-          <mc:Fallback xmlns:cr="http://schemas.microsoft.com/office/comments/2020/reactions" xmlns="http://schemas.microsoft.com/office/tasks/2019/documenttasks" xmlns:dgm="http://schemas.openxmlformats.org/drawingml/2006/diagram" xmlns:lc="http://schemas.openxmlformats.org/drawingml/2006/lockedCanvas" xmlns:c="http://schemas.openxmlformats.org/drawingml/2006/chart" xmlns:pic="http://schemas.openxmlformats.org/drawingml/2006/picture" xmlns:a="http://schemas.openxmlformats.org/drawingml/2006/main" xmlns:sl="http://schemas.openxmlformats.org/schemaLibrary/2006/main">
-            <w:drawing>
-              <wp:anchor allowOverlap="1" behindDoc="0" distB="0" distT="0" distL="114300" distR="114300" hidden="0" layoutInCell="1" locked="0" relativeHeight="0" simplePos="0">
-                <wp:simplePos x="0" y="0"/>
-                <wp:positionH relativeFrom="column">
-                  <wp:posOffset>5432425</wp:posOffset>
-                </wp:positionH>
-                <wp:positionV relativeFrom="paragraph">
-                  <wp:posOffset>-6349</wp:posOffset>
-                </wp:positionV>
-                <wp:extent cx="1041400" cy="241300"/>
-                <wp:effectExtent b="0" l="0" r="0" t="0"/>
-                <wp:wrapSquare wrapText="bothSides" distB="0" distT="0" distL="114300" distR="114300"/>
-                <wp:docPr id="17" name="image7.png"/>
-                <a:graphic>
-                  <a:graphicData uri="http://schemas.openxmlformats.org/drawingml/2006/picture">
-                    <pic:pic>
-                      <pic:nvPicPr>
-                        <pic:cNvPr id="0" name="image7.png"/>
-                        <pic:cNvPicPr preferRelativeResize="0"/>
-                      </pic:nvPicPr>
-                      <pic:blipFill>
-                        <a:blip r:embed="rId7"/>
-                        <a:srcRect/>
-                        <a:stretch>
-                          <a:fillRect/>
-                        </a:stretch>
-                      </pic:blipFill>
-                      <pic:spPr>
-                        <a:xfrm>
-                          <a:off x="0" y="0"/>
-                          <a:ext cx="1041400" cy="241300"/>
-                        </a:xfrm>
-                        <a:prstGeom prst="rect"/>
-                        <a:ln/>
-                      </pic:spPr>
-                    </pic:pic>
-                  </a:graphicData>
-                </a:graphic>
-              </wp:anchor>
-            </w:drawing>
+          <mc:Fallback>
+            <w:pict>
+              <v:shape w14:anchorId="1BF70168" id="Freeform: Shape 17" o:spid="_x0000_s1030" style="position:absolute;margin-left:427.75pt;margin-top:-.5pt;width:82pt;height:19pt;z-index:251664384;visibility:visible;mso-wrap-style:square;mso-wrap-distance-left:9pt;mso-wrap-distance-top:0;mso-wrap-distance-right:9pt;mso-wrap-distance-bottom:0;mso-position-horizontal:absolute;mso-position-horizontal-relative:text;mso-position-vertical:absolute;mso-position-vertical-relative:text;v-text-anchor:top" coordsize="1028700,228600" o:spt="100" o:gfxdata="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" adj="-11796480,,5400" path="m,l,228600r1028700,l1028700,,,xe" strokecolor="white" strokeweight="1pt">
+                <v:stroke startarrowwidth="narrow" startarrowlength="short" endarrowwidth="narrow" endarrowlength="short" miterlimit="5243f" joinstyle="miter"/>
+                <v:formulas/>
+                <v:path arrowok="t" o:extrusionok="f" o:connecttype="custom" textboxrect="0,0,1028700,228600"/>
+                <v:textbox inset="7pt,1.2694mm,7pt,1.2694mm">
+                  <w:txbxContent>
+                    <w:p>
+                      <w:pPr>
+                        <w:spacing w:line="258" w:lineRule="auto"/>
+                        <w:jc w:val="center"/>
+                        <w:textDirection w:val="btLr"/>
+                      </w:pPr>
+                      <w:proofErr w:type="gramStart"/>
+                      <w:r>
+                        <w:rPr>
+                          <w:color w:val="000000"/>
+                          <w:sz w:val="16"/>
+                        </w:rPr>
+                        <w:t>FORM :</w:t>
+                      </w:r>
+                      <w:proofErr w:type="gramEnd"/>
+                      <w:r>
+                        <w:rPr>
+                          <w:color w:val="000000"/>
+                          <w:sz w:val="16"/>
+                        </w:rPr>
+                        <w:t xml:space="preserve"> 3-027</w:t>
+                      </w:r>
+                    </w:p>
+                  </w:txbxContent>
+                </v:textbox>
+                <w10:wrap type="square"/>
+              </v:shape>
+            </w:pict>
           </mc:Fallback>
         </mc:AlternateContent>
       </w:r>
@@ -2034,7 +2157,7 @@
                     <pic:cNvPicPr preferRelativeResize="0"/>
                   </pic:nvPicPr>
                   <pic:blipFill>
-                    <a:blip r:embed="rId8"/>
+                    <a:blip r:embed="rId6"/>
                     <a:srcRect/>
                     <a:stretch>
                       <a:fillRect/>
@@ -2116,7 +2239,7 @@
               </wp:anchor>
             </w:drawing>
           </mc:Choice>
-          <mc:Fallback xmlns:cr="http://schemas.microsoft.com/office/comments/2020/reactions" xmlns="http://schemas.microsoft.com/office/tasks/2019/documenttasks" xmlns:dgm="http://schemas.openxmlformats.org/drawingml/2006/diagram" xmlns:lc="http://schemas.openxmlformats.org/drawingml/2006/lockedCanvas" xmlns:c="http://schemas.openxmlformats.org/drawingml/2006/chart" xmlns:pic="http://schemas.openxmlformats.org/drawingml/2006/picture" xmlns:a="http://schemas.openxmlformats.org/drawingml/2006/main" xmlns:sl="http://schemas.openxmlformats.org/schemaLibrary/2006/main">
+          <mc:Fallback xmlns:sl="http://schemas.openxmlformats.org/schemaLibrary/2006/main" xmlns:a="http://schemas.openxmlformats.org/drawingml/2006/main" xmlns:pic="http://schemas.openxmlformats.org/drawingml/2006/picture" xmlns:c="http://schemas.openxmlformats.org/drawingml/2006/chart" xmlns:lc="http://schemas.openxmlformats.org/drawingml/2006/lockedCanvas" xmlns:dgm="http://schemas.openxmlformats.org/drawingml/2006/diagram" xmlns="http://schemas.microsoft.com/office/tasks/2019/documenttasks" xmlns:cr="http://schemas.microsoft.com/office/comments/2020/reactions">
             <w:drawing>
               <wp:anchor allowOverlap="1" behindDoc="0" distB="0" distT="0" distL="114300" distR="114300" hidden="0" layoutInCell="1" locked="0" relativeHeight="0" simplePos="0">
                 <wp:simplePos x="0" y="0"/>
@@ -2165,7 +2288,7 @@
           <w:noProof/>
         </w:rPr>
         <mc:AlternateContent>
-          <mc:Choice Requires="wpg">
+          <mc:Choice Requires="wps">
             <w:drawing>
               <wp:anchor distT="0" distB="0" distL="114300" distR="114300" simplePos="0" relativeHeight="251667456" behindDoc="0" locked="0" layoutInCell="1" hidden="0" allowOverlap="1" wp14:anchorId="5C083009" wp14:editId="4127B64A">
                 <wp:simplePos x="0" y="0"/>
@@ -2294,47 +2417,74 @@
               </wp:anchor>
             </w:drawing>
           </mc:Choice>
-          <mc:Fallback xmlns:cr="http://schemas.microsoft.com/office/comments/2020/reactions" xmlns="http://schemas.microsoft.com/office/tasks/2019/documenttasks" xmlns:dgm="http://schemas.openxmlformats.org/drawingml/2006/diagram" xmlns:lc="http://schemas.openxmlformats.org/drawingml/2006/lockedCanvas" xmlns:c="http://schemas.openxmlformats.org/drawingml/2006/chart" xmlns:pic="http://schemas.openxmlformats.org/drawingml/2006/picture" xmlns:a="http://schemas.openxmlformats.org/drawingml/2006/main" xmlns:sl="http://schemas.openxmlformats.org/schemaLibrary/2006/main">
-            <w:drawing>
-              <wp:anchor allowOverlap="1" behindDoc="0" distB="0" distT="0" distL="114300" distR="114300" hidden="0" layoutInCell="1" locked="0" relativeHeight="0" simplePos="0">
-                <wp:simplePos x="0" y="0"/>
-                <wp:positionH relativeFrom="column">
-                  <wp:posOffset>5527675</wp:posOffset>
-                </wp:positionH>
-                <wp:positionV relativeFrom="paragraph">
-                  <wp:posOffset>43180</wp:posOffset>
-                </wp:positionV>
-                <wp:extent cx="1041400" cy="431800"/>
-                <wp:effectExtent b="0" l="0" r="0" t="0"/>
-                <wp:wrapSquare wrapText="bothSides" distB="0" distT="0" distL="114300" distR="114300"/>
-                <wp:docPr id="13" name="image3.png"/>
-                <a:graphic>
-                  <a:graphicData uri="http://schemas.openxmlformats.org/drawingml/2006/picture">
-                    <pic:pic>
-                      <pic:nvPicPr>
-                        <pic:cNvPr id="0" name="image3.png"/>
-                        <pic:cNvPicPr preferRelativeResize="0"/>
-                      </pic:nvPicPr>
-                      <pic:blipFill>
-                        <a:blip r:embed="rId7"/>
-                        <a:srcRect/>
-                        <a:stretch>
-                          <a:fillRect/>
-                        </a:stretch>
-                      </pic:blipFill>
-                      <pic:spPr>
-                        <a:xfrm>
-                          <a:off x="0" y="0"/>
-                          <a:ext cx="1041400" cy="431800"/>
-                        </a:xfrm>
-                        <a:prstGeom prst="rect"/>
-                        <a:ln/>
-                      </pic:spPr>
-                    </pic:pic>
-                  </a:graphicData>
-                </a:graphic>
-              </wp:anchor>
-            </w:drawing>
+          <mc:Fallback>
+            <w:pict>
+              <v:shape w14:anchorId="5C083009" id="Freeform: Shape 13" o:spid="_x0000_s1031" style="position:absolute;margin-left:435.25pt;margin-top:3.4pt;width:82pt;height:34pt;z-index:251667456;visibility:visible;mso-wrap-style:square;mso-wrap-distance-left:9pt;mso-wrap-distance-top:0;mso-wrap-distance-right:9pt;mso-wrap-distance-bottom:0;mso-position-horizontal:absolute;mso-position-horizontal-relative:text;mso-position-vertical:absolute;mso-position-vertical-relative:text;v-text-anchor:top" coordsize="1028700,419100" o:spt="100" o:gfxdata="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" adj="-11796480,,5400" path="m,l,419100r1028700,l1028700,,,xe" strokecolor="white" strokeweight="1pt">
+                <v:stroke startarrowwidth="narrow" startarrowlength="short" endarrowwidth="narrow" endarrowlength="short" miterlimit="5243f" joinstyle="miter"/>
+                <v:formulas/>
+                <v:path arrowok="t" o:extrusionok="f" o:connecttype="custom" textboxrect="0,0,1028700,419100"/>
+                <v:textbox inset="7pt,1.2694mm,7pt,1.2694mm">
+                  <w:txbxContent>
+                    <w:p>
+                      <w:pPr>
+                        <w:spacing w:line="240" w:lineRule="auto"/>
+                        <w:jc w:val="center"/>
+                        <w:textDirection w:val="btLr"/>
+                      </w:pPr>
+                      <w:proofErr w:type="gramStart"/>
+                      <w:r>
+                        <w:rPr>
+                          <w:color w:val="000000"/>
+                          <w:sz w:val="16"/>
+                        </w:rPr>
+                        <w:t>Halaman :</w:t>
+                      </w:r>
+                      <w:proofErr w:type="gramEnd"/>
+                      <w:r>
+                        <w:rPr>
+                          <w:color w:val="000000"/>
+                          <w:sz w:val="16"/>
+                        </w:rPr>
+                        <w:t xml:space="preserve"> ……….</w:t>
+                      </w:r>
+                    </w:p>
+                    <w:p>
+                      <w:pPr>
+                        <w:spacing w:line="240" w:lineRule="auto"/>
+                        <w:jc w:val="center"/>
+                        <w:textDirection w:val="btLr"/>
+                      </w:pPr>
+                      <w:proofErr w:type="spellStart"/>
+                      <w:proofErr w:type="gramStart"/>
+                      <w:r>
+                        <w:rPr>
+                          <w:color w:val="000000"/>
+                          <w:sz w:val="16"/>
+                        </w:rPr>
+                        <w:t>Lembarke</w:t>
+                      </w:r>
+                      <w:proofErr w:type="spellEnd"/>
+                      <w:r>
+                        <w:rPr>
+                          <w:color w:val="000000"/>
+                          <w:sz w:val="16"/>
+                        </w:rPr>
+                        <w:t xml:space="preserve"> :</w:t>
+                      </w:r>
+                      <w:proofErr w:type="gramEnd"/>
+                      <w:r>
+                        <w:rPr>
+                          <w:color w:val="000000"/>
+                          <w:sz w:val="16"/>
+                        </w:rPr>
+                        <w:t xml:space="preserve"> ………</w:t>
+                      </w:r>
+                    </w:p>
+                  </w:txbxContent>
+                </v:textbox>
+                <w10:wrap type="square"/>
+              </v:shape>
+            </w:pict>
           </mc:Fallback>
         </mc:AlternateContent>
       </w:r>
@@ -3056,14 +3206,34 @@
         <w:tc>
           <w:tcPr>
             <w:tcW w:w="1652" w:type="dxa"/>
-          </w:tcPr>
-          <w:p/>
+            <w:vAlign w:val="center"/>
+          </w:tcPr>
+          <w:p>
+            <w:fldSimple w:instr=" MERGEFIELD persediaan_awal_pertamax ">
+              <w:r>
+                <w:rPr>
+                  <w:noProof/>
+                </w:rPr>
+                <w:t>1,025</w:t>
+              </w:r>
+            </w:fldSimple>
+          </w:p>
         </w:tc>
         <w:tc>
           <w:tcPr>
             <w:tcW w:w="1695" w:type="dxa"/>
-          </w:tcPr>
-          <w:p/>
+            <w:vAlign w:val="center"/>
+          </w:tcPr>
+          <w:p>
+            <w:fldSimple w:instr=" MERGEFIELD persediaan_awal_dex ">
+              <w:r>
+                <w:rPr>
+                  <w:noProof/>
+                </w:rPr>
+                <w:t>522</w:t>
+              </w:r>
+            </w:fldSimple>
+          </w:p>
         </w:tc>
         <w:tc>
           <w:tcPr>
@@ -3098,14 +3268,34 @@
         <w:tc>
           <w:tcPr>
             <w:tcW w:w="1652" w:type="dxa"/>
-          </w:tcPr>
-          <w:p/>
+            <w:vAlign w:val="center"/>
+          </w:tcPr>
+          <w:p>
+            <w:fldSimple w:instr=" MERGEFIELD penerimaan_pertamax ">
+              <w:r>
+                <w:rPr>
+                  <w:noProof/>
+                </w:rPr>
+                <w:t>8,000</w:t>
+              </w:r>
+            </w:fldSimple>
+          </w:p>
         </w:tc>
         <w:tc>
           <w:tcPr>
             <w:tcW w:w="1695" w:type="dxa"/>
-          </w:tcPr>
-          <w:p/>
+            <w:vAlign w:val="center"/>
+          </w:tcPr>
+          <w:p>
+            <w:fldSimple w:instr=" MERGEFIELD penerimaan_dex ">
+              <w:r>
+                <w:rPr>
+                  <w:noProof/>
+                </w:rPr>
+                <w:t>8,000</w:t>
+              </w:r>
+            </w:fldSimple>
+          </w:p>
         </w:tc>
         <w:tc>
           <w:tcPr>
@@ -3140,14 +3330,34 @@
         <w:tc>
           <w:tcPr>
             <w:tcW w:w="1652" w:type="dxa"/>
-          </w:tcPr>
-          <w:p/>
+            <w:vAlign w:val="center"/>
+          </w:tcPr>
+          <w:p>
+            <w:fldSimple w:instr=" MERGEFIELD jumlah_pertamax ">
+              <w:r>
+                <w:rPr>
+                  <w:noProof/>
+                </w:rPr>
+                <w:t>9,025</w:t>
+              </w:r>
+            </w:fldSimple>
+          </w:p>
         </w:tc>
         <w:tc>
           <w:tcPr>
             <w:tcW w:w="1695" w:type="dxa"/>
-          </w:tcPr>
-          <w:p/>
+            <w:vAlign w:val="center"/>
+          </w:tcPr>
+          <w:p>
+            <w:fldSimple w:instr=" MERGEFIELD jumlah_dex ">
+              <w:r>
+                <w:rPr>
+                  <w:noProof/>
+                </w:rPr>
+                <w:t>8,522</w:t>
+              </w:r>
+            </w:fldSimple>
+          </w:p>
         </w:tc>
         <w:tc>
           <w:tcPr>
@@ -3182,14 +3392,34 @@
         <w:tc>
           <w:tcPr>
             <w:tcW w:w="1652" w:type="dxa"/>
-          </w:tcPr>
-          <w:p/>
+            <w:vAlign w:val="center"/>
+          </w:tcPr>
+          <w:p>
+            <w:fldSimple w:instr=" MERGEFIELD pengeluaran_pertamax ">
+              <w:r>
+                <w:rPr>
+                  <w:noProof/>
+                </w:rPr>
+                <w:t>3,060</w:t>
+              </w:r>
+            </w:fldSimple>
+          </w:p>
         </w:tc>
         <w:tc>
           <w:tcPr>
             <w:tcW w:w="1695" w:type="dxa"/>
-          </w:tcPr>
-          <w:p/>
+            <w:vAlign w:val="center"/>
+          </w:tcPr>
+          <w:p>
+            <w:fldSimple w:instr=" MERGEFIELD pengeluaran_dex ">
+              <w:r>
+                <w:rPr>
+                  <w:noProof/>
+                </w:rPr>
+                <w:t>2,587</w:t>
+              </w:r>
+            </w:fldSimple>
+          </w:p>
         </w:tc>
         <w:tc>
           <w:tcPr>
@@ -3241,12 +3471,14 @@
         <w:tc>
           <w:tcPr>
             <w:tcW w:w="1652" w:type="dxa"/>
+            <w:vAlign w:val="center"/>
           </w:tcPr>
           <w:p/>
         </w:tc>
         <w:tc>
           <w:tcPr>
             <w:tcW w:w="1695" w:type="dxa"/>
+            <w:vAlign w:val="center"/>
           </w:tcPr>
           <w:p/>
         </w:tc>
@@ -3301,12 +3533,14 @@
         <w:tc>
           <w:tcPr>
             <w:tcW w:w="1652" w:type="dxa"/>
+            <w:vAlign w:val="center"/>
           </w:tcPr>
           <w:p/>
         </w:tc>
         <w:tc>
           <w:tcPr>
             <w:tcW w:w="1695" w:type="dxa"/>
+            <w:vAlign w:val="center"/>
           </w:tcPr>
           <w:p/>
         </w:tc>
@@ -3355,12 +3589,14 @@
         <w:tc>
           <w:tcPr>
             <w:tcW w:w="1652" w:type="dxa"/>
+            <w:vAlign w:val="center"/>
           </w:tcPr>
           <w:p/>
         </w:tc>
         <w:tc>
           <w:tcPr>
             <w:tcW w:w="1695" w:type="dxa"/>
+            <w:vAlign w:val="center"/>
           </w:tcPr>
           <w:p/>
         </w:tc>
@@ -3397,14 +3633,34 @@
         <w:tc>
           <w:tcPr>
             <w:tcW w:w="1652" w:type="dxa"/>
-          </w:tcPr>
-          <w:p/>
+            <w:vAlign w:val="center"/>
+          </w:tcPr>
+          <w:p>
+            <w:fldSimple w:instr=" MERGEFIELD persediaan_akhir_pertamax ">
+              <w:r>
+                <w:rPr>
+                  <w:noProof/>
+                </w:rPr>
+                <w:t>5,965</w:t>
+              </w:r>
+            </w:fldSimple>
+          </w:p>
         </w:tc>
         <w:tc>
           <w:tcPr>
             <w:tcW w:w="1695" w:type="dxa"/>
-          </w:tcPr>
-          <w:p/>
+            <w:vAlign w:val="center"/>
+          </w:tcPr>
+          <w:p>
+            <w:fldSimple w:instr=" MERGEFIELD persediaan_akhir_dex ">
+              <w:r>
+                <w:rPr>
+                  <w:noProof/>
+                </w:rPr>
+                <w:t>5,935</w:t>
+              </w:r>
+            </w:fldSimple>
+          </w:p>
         </w:tc>
         <w:tc>
           <w:tcPr>

--- a/static/templates/laporan/LAPORAN HARIAN.docx
+++ b/static/templates/laporan/LAPORAN HARIAN.docx
@@ -29,7 +29,7 @@
         <mc:AlternateContent>
           <mc:Choice Requires="wps">
             <w:drawing>
-              <wp:anchor distT="0" distB="0" distL="114300" distR="114300" simplePos="0" relativeHeight="251658240" behindDoc="0" locked="0" layoutInCell="1" hidden="0" allowOverlap="1" wp14:anchorId="7A242BF3" wp14:editId="58B7116C">
+              <wp:anchor distT="0" distB="0" distL="114300" distR="114300" simplePos="0" relativeHeight="251658240" behindDoc="0" locked="0" layoutInCell="1" hidden="0" allowOverlap="1" wp14:anchorId="60EA200B" wp14:editId="10DC2695">
                 <wp:simplePos x="0" y="0"/>
                 <wp:positionH relativeFrom="column">
                   <wp:posOffset>5432425</wp:posOffset>
@@ -126,7 +126,7 @@
           </mc:Choice>
           <mc:Fallback>
             <w:pict>
-              <v:shape w14:anchorId="7A242BF3" id="Freeform: Shape 12" o:spid="_x0000_s1026" style="position:absolute;margin-left:427.75pt;margin-top:-.5pt;width:82pt;height:19pt;z-index:251658240;visibility:visible;mso-wrap-style:square;mso-wrap-distance-left:9pt;mso-wrap-distance-top:0;mso-wrap-distance-right:9pt;mso-wrap-distance-bottom:0;mso-position-horizontal:absolute;mso-position-horizontal-relative:text;mso-position-vertical:absolute;mso-position-vertical-relative:text;v-text-anchor:top" coordsize="1028700,228600" o:spt="100" o:gfxdata="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" adj="-11796480,,5400" path="m,l,228600r1028700,l1028700,,,xe" strokecolor="white" strokeweight="1pt">
+              <v:shape w14:anchorId="60EA200B" id="Freeform: Shape 12" o:spid="_x0000_s1026" style="position:absolute;margin-left:427.75pt;margin-top:-.5pt;width:82pt;height:19pt;z-index:251658240;visibility:visible;mso-wrap-style:square;mso-wrap-distance-left:9pt;mso-wrap-distance-top:0;mso-wrap-distance-right:9pt;mso-wrap-distance-bottom:0;mso-position-horizontal:absolute;mso-position-horizontal-relative:text;mso-position-vertical:absolute;mso-position-vertical-relative:text;v-text-anchor:top" coordsize="1028700,228600" o:spt="100" o:gfxdata="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" adj="-11796480,,5400" path="m,l,228600r1028700,l1028700,,,xe" strokecolor="white" strokeweight="1pt">
                 <v:stroke startarrowwidth="narrow" startarrowlength="short" endarrowwidth="narrow" endarrowlength="short" miterlimit="5243f" joinstyle="miter"/>
                 <v:formulas/>
                 <v:path arrowok="t" o:extrusionok="f" o:connecttype="custom" textboxrect="0,0,1028700,228600"/>
@@ -176,7 +176,7 @@
           <w:noProof/>
         </w:rPr>
         <w:drawing>
-          <wp:anchor distT="0" distB="0" distL="114300" distR="114300" simplePos="0" relativeHeight="251659264" behindDoc="0" locked="0" layoutInCell="1" hidden="0" allowOverlap="1" wp14:anchorId="022437BA" wp14:editId="427A85BB">
+          <wp:anchor distT="0" distB="0" distL="114300" distR="114300" simplePos="0" relativeHeight="251659264" behindDoc="0" locked="0" layoutInCell="1" hidden="0" allowOverlap="1" wp14:anchorId="68C0DAC6" wp14:editId="4995C40F">
             <wp:simplePos x="0" y="0"/>
             <wp:positionH relativeFrom="column">
               <wp:posOffset>2936875</wp:posOffset>
@@ -234,7 +234,7 @@
         <mc:AlternateContent>
           <mc:Choice Requires="wps">
             <w:drawing>
-              <wp:anchor distT="0" distB="0" distL="114300" distR="114300" simplePos="0" relativeHeight="251660288" behindDoc="0" locked="0" layoutInCell="1" hidden="0" allowOverlap="1" wp14:anchorId="71692263" wp14:editId="69591D6F">
+              <wp:anchor distT="0" distB="0" distL="114300" distR="114300" simplePos="0" relativeHeight="251660288" behindDoc="0" locked="0" layoutInCell="1" hidden="0" allowOverlap="1" wp14:anchorId="118F3D08" wp14:editId="3F251D9E">
                 <wp:simplePos x="0" y="0"/>
                 <wp:positionH relativeFrom="column">
                   <wp:posOffset>107951</wp:posOffset>
@@ -279,7 +279,7 @@
               </wp:anchor>
             </w:drawing>
           </mc:Choice>
-          <mc:Fallback xmlns:sl="http://schemas.openxmlformats.org/schemaLibrary/2006/main" xmlns:a="http://schemas.openxmlformats.org/drawingml/2006/main" xmlns:pic="http://schemas.openxmlformats.org/drawingml/2006/picture" xmlns:c="http://schemas.openxmlformats.org/drawingml/2006/chart" xmlns:lc="http://schemas.openxmlformats.org/drawingml/2006/lockedCanvas" xmlns:dgm="http://schemas.openxmlformats.org/drawingml/2006/diagram" xmlns="http://schemas.microsoft.com/office/tasks/2019/documenttasks" xmlns:cr="http://schemas.microsoft.com/office/comments/2020/reactions">
+          <mc:Fallback xmlns:cr="http://schemas.microsoft.com/office/comments/2020/reactions" xmlns="http://schemas.microsoft.com/office/tasks/2019/documenttasks" xmlns:dgm="http://schemas.openxmlformats.org/drawingml/2006/diagram" xmlns:lc="http://schemas.openxmlformats.org/drawingml/2006/lockedCanvas" xmlns:c="http://schemas.openxmlformats.org/drawingml/2006/chart" xmlns:pic="http://schemas.openxmlformats.org/drawingml/2006/picture" xmlns:a="http://schemas.openxmlformats.org/drawingml/2006/main" xmlns:sl="http://schemas.openxmlformats.org/schemaLibrary/2006/main">
             <w:drawing>
               <wp:anchor allowOverlap="1" behindDoc="0" distB="0" distT="0" distL="114300" distR="114300" hidden="0" layoutInCell="1" locked="0" relativeHeight="0" simplePos="0">
                 <wp:simplePos x="0" y="0"/>
@@ -330,7 +330,7 @@
         <mc:AlternateContent>
           <mc:Choice Requires="wps">
             <w:drawing>
-              <wp:anchor distT="0" distB="0" distL="114300" distR="114300" simplePos="0" relativeHeight="251661312" behindDoc="0" locked="0" layoutInCell="1" hidden="0" allowOverlap="1" wp14:anchorId="1ACB13B4" wp14:editId="7BBF94D6">
+              <wp:anchor distT="0" distB="0" distL="114300" distR="114300" simplePos="0" relativeHeight="251661312" behindDoc="0" locked="0" layoutInCell="1" hidden="0" allowOverlap="1" wp14:anchorId="0DEE1BB4" wp14:editId="02A9920D">
                 <wp:simplePos x="0" y="0"/>
                 <wp:positionH relativeFrom="column">
                   <wp:posOffset>5527675</wp:posOffset>
@@ -459,7 +459,7 @@
           </mc:Choice>
           <mc:Fallback>
             <w:pict>
-              <v:shape w14:anchorId="1ACB13B4" id="Freeform: Shape 20" o:spid="_x0000_s1027" style="position:absolute;margin-left:435.25pt;margin-top:3.4pt;width:82pt;height:34pt;z-index:251661312;visibility:visible;mso-wrap-style:square;mso-wrap-distance-left:9pt;mso-wrap-distance-top:0;mso-wrap-distance-right:9pt;mso-wrap-distance-bottom:0;mso-position-horizontal:absolute;mso-position-horizontal-relative:text;mso-position-vertical:absolute;mso-position-vertical-relative:text;v-text-anchor:top" coordsize="1028700,419100" o:spt="100" o:gfxdata="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" adj="-11796480,,5400" path="m,l,419100r1028700,l1028700,,,xe" strokecolor="white" strokeweight="1pt">
+              <v:shape w14:anchorId="0DEE1BB4" id="Freeform: Shape 20" o:spid="_x0000_s1027" style="position:absolute;margin-left:435.25pt;margin-top:3.4pt;width:82pt;height:34pt;z-index:251661312;visibility:visible;mso-wrap-style:square;mso-wrap-distance-left:9pt;mso-wrap-distance-top:0;mso-wrap-distance-right:9pt;mso-wrap-distance-bottom:0;mso-position-horizontal:absolute;mso-position-horizontal-relative:text;mso-position-vertical:absolute;mso-position-vertical-relative:text;v-text-anchor:top" coordsize="1028700,419100" o:spt="100" o:gfxdata="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" adj="-11796480,,5400" path="m,l,419100r1028700,l1028700,,,xe" strokecolor="white" strokeweight="1pt">
                 <v:stroke startarrowwidth="narrow" startarrowlength="short" endarrowwidth="narrow" endarrowlength="short" miterlimit="5243f" joinstyle="miter"/>
                 <v:formulas/>
                 <v:path arrowok="t" o:extrusionok="f" o:connecttype="custom" textboxrect="0,0,1028700,419100"/>
@@ -577,7 +577,7 @@
         <mc:AlternateContent>
           <mc:Choice Requires="wps">
             <w:drawing>
-              <wp:anchor distT="0" distB="0" distL="114300" distR="114300" simplePos="0" relativeHeight="251662336" behindDoc="0" locked="0" layoutInCell="1" hidden="0" allowOverlap="1" wp14:anchorId="7FBDDBA3" wp14:editId="319FECD5">
+              <wp:anchor distT="0" distB="0" distL="114300" distR="114300" simplePos="0" relativeHeight="251662336" behindDoc="0" locked="0" layoutInCell="1" hidden="0" allowOverlap="1" wp14:anchorId="3E549F0A" wp14:editId="4F6623D1">
                 <wp:simplePos x="0" y="0"/>
                 <wp:positionH relativeFrom="column">
                   <wp:posOffset>-101599</wp:posOffset>
@@ -668,39 +668,39 @@
                               <w:t xml:space="preserve"> …………Bulan ……………… </w:t>
                             </w:r>
                             <w:proofErr w:type="spellStart"/>
+                            <w:r>
+                              <w:rPr>
+                                <w:color w:val="000000"/>
+                                <w:sz w:val="20"/>
+                              </w:rPr>
+                              <w:t>Tahun</w:t>
+                            </w:r>
+                            <w:proofErr w:type="spellEnd"/>
+                            <w:r>
+                              <w:rPr>
+                                <w:color w:val="000000"/>
+                                <w:sz w:val="20"/>
+                              </w:rPr>
+                              <w:t xml:space="preserve"> 20</w:t>
+                            </w:r>
                             <w:proofErr w:type="gramStart"/>
                             <w:r>
                               <w:rPr>
                                 <w:color w:val="000000"/>
                                 <w:sz w:val="20"/>
                               </w:rPr>
-                              <w:t>Tahun</w:t>
+                              <w:t>…..</w:t>
+                            </w:r>
+                            <w:proofErr w:type="spellStart"/>
+                            <w:proofErr w:type="gramEnd"/>
+                            <w:r>
+                              <w:rPr>
+                                <w:color w:val="000000"/>
+                                <w:sz w:val="20"/>
+                              </w:rPr>
+                              <w:t>pompa</w:t>
                             </w:r>
                             <w:proofErr w:type="spellEnd"/>
-                            <w:r>
-                              <w:rPr>
-                                <w:color w:val="000000"/>
-                                <w:sz w:val="20"/>
-                              </w:rPr>
-                              <w:t xml:space="preserve"> </w:t>
-                            </w:r>
-                            <w:r>
-                              <w:rPr>
-                                <w:color w:val="000000"/>
-                                <w:sz w:val="20"/>
-                              </w:rPr>
-                              <w:t xml:space="preserve"> </w:t>
-                            </w:r>
-                            <w:proofErr w:type="spellStart"/>
-                            <w:r>
-                              <w:rPr>
-                                <w:color w:val="000000"/>
-                                <w:sz w:val="20"/>
-                              </w:rPr>
-                              <w:t>pompa</w:t>
-                            </w:r>
-                            <w:proofErr w:type="spellEnd"/>
-                            <w:proofErr w:type="gramEnd"/>
                             <w:r>
                               <w:rPr>
                                 <w:color w:val="000000"/>
@@ -800,7 +800,7 @@
           </mc:Choice>
           <mc:Fallback>
             <w:pict>
-              <v:shape w14:anchorId="7FBDDBA3" id="Freeform: Shape 15" o:spid="_x0000_s1028" style="position:absolute;left:0;text-align:left;margin-left:-8pt;margin-top:21.7pt;width:532.75pt;height:44.5pt;z-index:251662336;visibility:visible;mso-wrap-style:square;mso-wrap-distance-left:9pt;mso-wrap-distance-top:0;mso-wrap-distance-right:9pt;mso-wrap-distance-bottom:0;mso-position-horizontal:absolute;mso-position-horizontal-relative:text;mso-position-vertical:absolute;mso-position-vertical-relative:text;v-text-anchor:top" coordsize="6753225,552450" o:spt="100" o:gfxdata="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" adj="-11796480,,5400" path="m,l,552450r6753225,l6753225,,,xe" strokeweight="1pt">
+              <v:shape w14:anchorId="3E549F0A" id="Freeform: Shape 15" o:spid="_x0000_s1028" style="position:absolute;left:0;text-align:left;margin-left:-8pt;margin-top:21.7pt;width:532.75pt;height:44.5pt;z-index:251662336;visibility:visible;mso-wrap-style:square;mso-wrap-distance-left:9pt;mso-wrap-distance-top:0;mso-wrap-distance-right:9pt;mso-wrap-distance-bottom:0;mso-position-horizontal:absolute;mso-position-horizontal-relative:text;mso-position-vertical:absolute;mso-position-vertical-relative:text;v-text-anchor:top" coordsize="6753225,552450" o:spt="100" o:gfxdata="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" adj="-11796480,,5400" path="m,l,552450r6753225,l6753225,,,xe" strokeweight="1pt">
                 <v:stroke startarrowwidth="narrow" startarrowlength="short" endarrowwidth="narrow" endarrowlength="short" miterlimit="5243f" joinstyle="miter"/>
                 <v:formulas/>
                 <v:path arrowok="t" o:extrusionok="f" o:connecttype="custom" textboxrect="0,0,6753225,552450"/>
@@ -836,39 +836,39 @@
                         <w:t xml:space="preserve"> …………Bulan ……………… </w:t>
                       </w:r>
                       <w:proofErr w:type="spellStart"/>
+                      <w:r>
+                        <w:rPr>
+                          <w:color w:val="000000"/>
+                          <w:sz w:val="20"/>
+                        </w:rPr>
+                        <w:t>Tahun</w:t>
+                      </w:r>
+                      <w:proofErr w:type="spellEnd"/>
+                      <w:r>
+                        <w:rPr>
+                          <w:color w:val="000000"/>
+                          <w:sz w:val="20"/>
+                        </w:rPr>
+                        <w:t xml:space="preserve"> 20</w:t>
+                      </w:r>
                       <w:proofErr w:type="gramStart"/>
                       <w:r>
                         <w:rPr>
                           <w:color w:val="000000"/>
                           <w:sz w:val="20"/>
                         </w:rPr>
-                        <w:t>Tahun</w:t>
+                        <w:t>…..</w:t>
+                      </w:r>
+                      <w:proofErr w:type="spellStart"/>
+                      <w:proofErr w:type="gramEnd"/>
+                      <w:r>
+                        <w:rPr>
+                          <w:color w:val="000000"/>
+                          <w:sz w:val="20"/>
+                        </w:rPr>
+                        <w:t>pompa</w:t>
                       </w:r>
                       <w:proofErr w:type="spellEnd"/>
-                      <w:r>
-                        <w:rPr>
-                          <w:color w:val="000000"/>
-                          <w:sz w:val="20"/>
-                        </w:rPr>
-                        <w:t xml:space="preserve"> </w:t>
-                      </w:r>
-                      <w:r>
-                        <w:rPr>
-                          <w:color w:val="000000"/>
-                          <w:sz w:val="20"/>
-                        </w:rPr>
-                        <w:t xml:space="preserve"> </w:t>
-                      </w:r>
-                      <w:proofErr w:type="spellStart"/>
-                      <w:r>
-                        <w:rPr>
-                          <w:color w:val="000000"/>
-                          <w:sz w:val="20"/>
-                        </w:rPr>
-                        <w:t>pompa</w:t>
-                      </w:r>
-                      <w:proofErr w:type="spellEnd"/>
-                      <w:proofErr w:type="gramEnd"/>
                       <w:r>
                         <w:rPr>
                           <w:color w:val="000000"/>
@@ -1205,12 +1205,15 @@
             <w:vAlign w:val="center"/>
           </w:tcPr>
           <w:p>
-            <w:fldSimple w:instr=" MERGEFIELD persediaan_awal_pertamax ">
+            <w:pPr>
+              <w:jc w:val="center"/>
+            </w:pPr>
+            <w:fldSimple w:instr=" MERGEFIELD Awal_PX_T1 ">
               <w:r>
                 <w:rPr>
                   <w:noProof/>
                 </w:rPr>
-                <w:t>1,025</w:t>
+                <w:t>«Awal_PX_T1»</w:t>
               </w:r>
             </w:fldSimple>
           </w:p>
@@ -1221,12 +1224,15 @@
             <w:vAlign w:val="center"/>
           </w:tcPr>
           <w:p>
-            <w:fldSimple w:instr=" MERGEFIELD persediaan_awal_dex ">
+            <w:pPr>
+              <w:jc w:val="center"/>
+            </w:pPr>
+            <w:fldSimple w:instr=" MERGEFIELD Awal_PDX_T1 ">
               <w:r>
                 <w:rPr>
                   <w:noProof/>
                 </w:rPr>
-                <w:t>522</w:t>
+                <w:t>«Awal_PDX_T1»</w:t>
               </w:r>
             </w:fldSimple>
           </w:p>
@@ -1267,12 +1273,15 @@
             <w:vAlign w:val="center"/>
           </w:tcPr>
           <w:p>
-            <w:fldSimple w:instr=" MERGEFIELD penerimaan_pertamax ">
+            <w:pPr>
+              <w:jc w:val="center"/>
+            </w:pPr>
+            <w:fldSimple w:instr=" MERGEFIELD Terima_PX_T1 ">
               <w:r>
                 <w:rPr>
                   <w:noProof/>
                 </w:rPr>
-                <w:t>8,000</w:t>
+                <w:t>«Terima_PX_T1»</w:t>
               </w:r>
             </w:fldSimple>
           </w:p>
@@ -1283,12 +1292,15 @@
             <w:vAlign w:val="center"/>
           </w:tcPr>
           <w:p>
-            <w:fldSimple w:instr=" MERGEFIELD penerimaan_dex ">
+            <w:pPr>
+              <w:jc w:val="center"/>
+            </w:pPr>
+            <w:fldSimple w:instr=" MERGEFIELD Terima_PDX_T1 ">
               <w:r>
                 <w:rPr>
                   <w:noProof/>
                 </w:rPr>
-                <w:t>8,000</w:t>
+                <w:t>«Terima_PDX_T1»</w:t>
               </w:r>
             </w:fldSimple>
           </w:p>
@@ -1329,12 +1341,15 @@
             <w:vAlign w:val="center"/>
           </w:tcPr>
           <w:p>
-            <w:fldSimple w:instr=" MERGEFIELD jumlah_pertamax ">
+            <w:pPr>
+              <w:jc w:val="center"/>
+            </w:pPr>
+            <w:fldSimple w:instr=" MERGEFIELD Jumlah_PX_T1 ">
               <w:r>
                 <w:rPr>
                   <w:noProof/>
                 </w:rPr>
-                <w:t>9,025</w:t>
+                <w:t>«Jumlah_PX_T1»</w:t>
               </w:r>
             </w:fldSimple>
           </w:p>
@@ -1345,12 +1360,15 @@
             <w:vAlign w:val="center"/>
           </w:tcPr>
           <w:p>
-            <w:fldSimple w:instr=" MERGEFIELD jumlah_dex ">
+            <w:pPr>
+              <w:jc w:val="center"/>
+            </w:pPr>
+            <w:fldSimple w:instr=" MERGEFIELD Jumlah_PDX_T1 ">
               <w:r>
                 <w:rPr>
                   <w:noProof/>
                 </w:rPr>
-                <w:t>8,522</w:t>
+                <w:t>«Jumlah_PDX_T1»</w:t>
               </w:r>
             </w:fldSimple>
           </w:p>
@@ -1391,12 +1409,15 @@
             <w:vAlign w:val="center"/>
           </w:tcPr>
           <w:p>
-            <w:fldSimple w:instr=" MERGEFIELD pengeluaran_pertamax ">
+            <w:pPr>
+              <w:jc w:val="center"/>
+            </w:pPr>
+            <w:fldSimple w:instr=" MERGEFIELD Keluar_PX_T1 ">
               <w:r>
                 <w:rPr>
                   <w:noProof/>
                 </w:rPr>
-                <w:t>3,060</w:t>
+                <w:t>«Keluar_PX_T1»</w:t>
               </w:r>
             </w:fldSimple>
           </w:p>
@@ -1407,12 +1428,15 @@
             <w:vAlign w:val="center"/>
           </w:tcPr>
           <w:p>
-            <w:fldSimple w:instr=" MERGEFIELD pengeluaran_dex ">
+            <w:pPr>
+              <w:jc w:val="center"/>
+            </w:pPr>
+            <w:fldSimple w:instr=" MERGEFIELD Keluar_PDX_T1 ">
               <w:r>
                 <w:rPr>
                   <w:noProof/>
                 </w:rPr>
-                <w:t>2,587</w:t>
+                <w:t>«Keluar_PDX_T1»</w:t>
               </w:r>
             </w:fldSimple>
           </w:p>
@@ -1470,14 +1494,22 @@
             <w:tcW w:w="1652" w:type="dxa"/>
             <w:vAlign w:val="center"/>
           </w:tcPr>
-          <w:p/>
+          <w:p>
+            <w:pPr>
+              <w:jc w:val="center"/>
+            </w:pPr>
+          </w:p>
         </w:tc>
         <w:tc>
           <w:tcPr>
             <w:tcW w:w="1695" w:type="dxa"/>
             <w:vAlign w:val="center"/>
           </w:tcPr>
-          <w:p/>
+          <w:p>
+            <w:pPr>
+              <w:jc w:val="center"/>
+            </w:pPr>
+          </w:p>
         </w:tc>
         <w:tc>
           <w:tcPr>
@@ -1532,14 +1564,22 @@
             <w:tcW w:w="1652" w:type="dxa"/>
             <w:vAlign w:val="center"/>
           </w:tcPr>
-          <w:p/>
+          <w:p>
+            <w:pPr>
+              <w:jc w:val="center"/>
+            </w:pPr>
+          </w:p>
         </w:tc>
         <w:tc>
           <w:tcPr>
             <w:tcW w:w="1695" w:type="dxa"/>
             <w:vAlign w:val="center"/>
           </w:tcPr>
-          <w:p/>
+          <w:p>
+            <w:pPr>
+              <w:jc w:val="center"/>
+            </w:pPr>
+          </w:p>
         </w:tc>
         <w:tc>
           <w:tcPr>
@@ -1588,14 +1628,22 @@
             <w:tcW w:w="1652" w:type="dxa"/>
             <w:vAlign w:val="center"/>
           </w:tcPr>
-          <w:p/>
+          <w:p>
+            <w:pPr>
+              <w:jc w:val="center"/>
+            </w:pPr>
+          </w:p>
         </w:tc>
         <w:tc>
           <w:tcPr>
             <w:tcW w:w="1695" w:type="dxa"/>
             <w:vAlign w:val="center"/>
           </w:tcPr>
-          <w:p/>
+          <w:p>
+            <w:pPr>
+              <w:jc w:val="center"/>
+            </w:pPr>
+          </w:p>
         </w:tc>
         <w:tc>
           <w:tcPr>
@@ -1633,12 +1681,15 @@
             <w:vAlign w:val="center"/>
           </w:tcPr>
           <w:p>
-            <w:fldSimple w:instr=" MERGEFIELD persediaan_akhir_pertamax ">
+            <w:pPr>
+              <w:jc w:val="center"/>
+            </w:pPr>
+            <w:fldSimple w:instr=" MERGEFIELD Akhir_PX_T1 ">
               <w:r>
                 <w:rPr>
                   <w:noProof/>
                 </w:rPr>
-                <w:t>5,965</w:t>
+                <w:t>«Akhir_PX_T1»</w:t>
               </w:r>
             </w:fldSimple>
           </w:p>
@@ -1649,12 +1700,15 @@
             <w:vAlign w:val="center"/>
           </w:tcPr>
           <w:p>
-            <w:fldSimple w:instr=" MERGEFIELD persediaan_akhir_dex ">
+            <w:pPr>
+              <w:jc w:val="center"/>
+            </w:pPr>
+            <w:fldSimple w:instr=" MERGEFIELD Akhir_PDX_T1 ">
               <w:r>
                 <w:rPr>
                   <w:noProof/>
                 </w:rPr>
-                <w:t>5,935</w:t>
+                <w:t>«Akhir_PDX_T1»</w:t>
               </w:r>
             </w:fldSimple>
           </w:p>
@@ -1681,7 +1735,7 @@
         <mc:AlternateContent>
           <mc:Choice Requires="wps">
             <w:drawing>
-              <wp:anchor distT="0" distB="0" distL="114300" distR="114300" simplePos="0" relativeHeight="251663360" behindDoc="0" locked="0" layoutInCell="1" hidden="0" allowOverlap="1" wp14:anchorId="5F4D8184" wp14:editId="3B6E9280">
+              <wp:anchor distT="0" distB="0" distL="114300" distR="114300" simplePos="0" relativeHeight="251663360" behindDoc="0" locked="0" layoutInCell="1" hidden="0" allowOverlap="1" wp14:anchorId="1C78E9F6" wp14:editId="65B43E75">
                 <wp:simplePos x="0" y="0"/>
                 <wp:positionH relativeFrom="column">
                   <wp:posOffset>3803650</wp:posOffset>
@@ -1748,19 +1802,21 @@
                               <w:jc w:val="center"/>
                               <w:textDirection w:val="btLr"/>
                             </w:pPr>
-                            <w:r>
-                              <w:rPr>
-                                <w:color w:val="000000"/>
-                                <w:sz w:val="20"/>
-                              </w:rPr>
-                              <w:t xml:space="preserve">Bandung,                                                   </w:t>
-                            </w:r>
-                            <w:r>
-                              <w:rPr>
-                                <w:color w:val="000000"/>
-                                <w:sz w:val="20"/>
-                              </w:rPr>
-                              <w:tab/>
+                            <w:proofErr w:type="gramStart"/>
+                            <w:r>
+                              <w:rPr>
+                                <w:color w:val="000000"/>
+                                <w:sz w:val="20"/>
+                              </w:rPr>
+                              <w:t xml:space="preserve">Bandung,   </w:t>
+                            </w:r>
+                            <w:proofErr w:type="gramEnd"/>
+                            <w:r>
+                              <w:rPr>
+                                <w:color w:val="000000"/>
+                                <w:sz w:val="20"/>
+                              </w:rPr>
+                              <w:t xml:space="preserve">                                                20……</w:t>
                             </w:r>
                           </w:p>
                           <w:p>
@@ -1855,7 +1911,7 @@
           </mc:Choice>
           <mc:Fallback>
             <w:pict>
-              <v:shape w14:anchorId="5F4D8184" id="Freeform: Shape 16" o:spid="_x0000_s1029" style="position:absolute;margin-left:299.5pt;margin-top:3.85pt;width:221.5pt;height:98.5pt;z-index:251663360;visibility:visible;mso-wrap-style:square;mso-wrap-distance-left:9pt;mso-wrap-distance-top:0;mso-wrap-distance-right:9pt;mso-wrap-distance-bottom:0;mso-position-horizontal:absolute;mso-position-horizontal-relative:text;mso-position-vertical:absolute;mso-position-vertical-relative:text;v-text-anchor:top" coordsize="2800350,1238250" o:spt="100" o:gfxdata="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" adj="-11796480,,5400" path="m,l,1238250r2800350,l2800350,,,xe" strokecolor="white" strokeweight="1pt">
+              <v:shape w14:anchorId="1C78E9F6" id="Freeform: Shape 16" o:spid="_x0000_s1029" style="position:absolute;margin-left:299.5pt;margin-top:3.85pt;width:221.5pt;height:98.5pt;z-index:251663360;visibility:visible;mso-wrap-style:square;mso-wrap-distance-left:9pt;mso-wrap-distance-top:0;mso-wrap-distance-right:9pt;mso-wrap-distance-bottom:0;mso-position-horizontal:absolute;mso-position-horizontal-relative:text;mso-position-vertical:absolute;mso-position-vertical-relative:text;v-text-anchor:top" coordsize="2800350,1238250" o:spt="100" o:gfxdata="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" adj="-11796480,,5400" path="m,l,1238250r2800350,l2800350,,,xe" strokecolor="white" strokeweight="1pt">
                 <v:stroke startarrowwidth="narrow" startarrowlength="short" endarrowwidth="narrow" endarrowlength="short" miterlimit="5243f" joinstyle="miter"/>
                 <v:formulas/>
                 <v:path arrowok="t" o:extrusionok="f" o:connecttype="custom" textboxrect="0,0,2800350,1238250"/>
@@ -1867,19 +1923,21 @@
                         <w:jc w:val="center"/>
                         <w:textDirection w:val="btLr"/>
                       </w:pPr>
-                      <w:r>
-                        <w:rPr>
-                          <w:color w:val="000000"/>
-                          <w:sz w:val="20"/>
-                        </w:rPr>
-                        <w:t xml:space="preserve">Bandung,                                                   </w:t>
-                      </w:r>
-                      <w:r>
-                        <w:rPr>
-                          <w:color w:val="000000"/>
-                          <w:sz w:val="20"/>
-                        </w:rPr>
-                        <w:tab/>
+                      <w:proofErr w:type="gramStart"/>
+                      <w:r>
+                        <w:rPr>
+                          <w:color w:val="000000"/>
+                          <w:sz w:val="20"/>
+                        </w:rPr>
+                        <w:t xml:space="preserve">Bandung,   </w:t>
+                      </w:r>
+                      <w:proofErr w:type="gramEnd"/>
+                      <w:r>
+                        <w:rPr>
+                          <w:color w:val="000000"/>
+                          <w:sz w:val="20"/>
+                        </w:rPr>
+                        <w:t xml:space="preserve">                                                20……</w:t>
                       </w:r>
                     </w:p>
                     <w:p>
@@ -1989,7 +2047,7 @@
         <mc:AlternateContent>
           <mc:Choice Requires="wps">
             <w:drawing>
-              <wp:anchor distT="0" distB="0" distL="114300" distR="114300" simplePos="0" relativeHeight="251664384" behindDoc="0" locked="0" layoutInCell="1" hidden="0" allowOverlap="1" wp14:anchorId="1BF70168" wp14:editId="6DFDC281">
+              <wp:anchor distT="0" distB="0" distL="114300" distR="114300" simplePos="0" relativeHeight="251664384" behindDoc="0" locked="0" layoutInCell="1" hidden="0" allowOverlap="1" wp14:anchorId="4ECD0244" wp14:editId="29DCDCE5">
                 <wp:simplePos x="0" y="0"/>
                 <wp:positionH relativeFrom="column">
                   <wp:posOffset>5432425</wp:posOffset>
@@ -2086,7 +2144,7 @@
           </mc:Choice>
           <mc:Fallback>
             <w:pict>
-              <v:shape w14:anchorId="1BF70168" id="Freeform: Shape 17" o:spid="_x0000_s1030" style="position:absolute;margin-left:427.75pt;margin-top:-.5pt;width:82pt;height:19pt;z-index:251664384;visibility:visible;mso-wrap-style:square;mso-wrap-distance-left:9pt;mso-wrap-distance-top:0;mso-wrap-distance-right:9pt;mso-wrap-distance-bottom:0;mso-position-horizontal:absolute;mso-position-horizontal-relative:text;mso-position-vertical:absolute;mso-position-vertical-relative:text;v-text-anchor:top" coordsize="1028700,228600" o:spt="100" o:gfxdata="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" adj="-11796480,,5400" path="m,l,228600r1028700,l1028700,,,xe" strokecolor="white" strokeweight="1pt">
+              <v:shape w14:anchorId="4ECD0244" id="Freeform: Shape 17" o:spid="_x0000_s1030" style="position:absolute;margin-left:427.75pt;margin-top:-.5pt;width:82pt;height:19pt;z-index:251664384;visibility:visible;mso-wrap-style:square;mso-wrap-distance-left:9pt;mso-wrap-distance-top:0;mso-wrap-distance-right:9pt;mso-wrap-distance-bottom:0;mso-position-horizontal:absolute;mso-position-horizontal-relative:text;mso-position-vertical:absolute;mso-position-vertical-relative:text;v-text-anchor:top" coordsize="1028700,228600" o:spt="100" o:gfxdata="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" adj="-11796480,,5400" path="m,l,228600r1028700,l1028700,,,xe" strokecolor="white" strokeweight="1pt">
                 <v:stroke startarrowwidth="narrow" startarrowlength="short" endarrowwidth="narrow" endarrowlength="short" miterlimit="5243f" joinstyle="miter"/>
                 <v:formulas/>
                 <v:path arrowok="t" o:extrusionok="f" o:connecttype="custom" textboxrect="0,0,1028700,228600"/>
@@ -2136,7 +2194,7 @@
           <w:noProof/>
         </w:rPr>
         <w:drawing>
-          <wp:anchor distT="0" distB="0" distL="114300" distR="114300" simplePos="0" relativeHeight="251665408" behindDoc="0" locked="0" layoutInCell="1" hidden="0" allowOverlap="1" wp14:anchorId="3B1BB2E5" wp14:editId="30AAC18D">
+          <wp:anchor distT="0" distB="0" distL="114300" distR="114300" simplePos="0" relativeHeight="251665408" behindDoc="0" locked="0" layoutInCell="1" hidden="0" allowOverlap="1" wp14:anchorId="19131024" wp14:editId="0B5EEB7B">
             <wp:simplePos x="0" y="0"/>
             <wp:positionH relativeFrom="column">
               <wp:posOffset>2936875</wp:posOffset>
@@ -2194,7 +2252,7 @@
         <mc:AlternateContent>
           <mc:Choice Requires="wps">
             <w:drawing>
-              <wp:anchor distT="0" distB="0" distL="114300" distR="114300" simplePos="0" relativeHeight="251666432" behindDoc="0" locked="0" layoutInCell="1" hidden="0" allowOverlap="1" wp14:anchorId="21D00734" wp14:editId="44B12C95">
+              <wp:anchor distT="0" distB="0" distL="114300" distR="114300" simplePos="0" relativeHeight="251666432" behindDoc="0" locked="0" layoutInCell="1" hidden="0" allowOverlap="1" wp14:anchorId="537C7C37" wp14:editId="69B61C1A">
                 <wp:simplePos x="0" y="0"/>
                 <wp:positionH relativeFrom="column">
                   <wp:posOffset>107951</wp:posOffset>
@@ -2239,7 +2297,7 @@
               </wp:anchor>
             </w:drawing>
           </mc:Choice>
-          <mc:Fallback xmlns:sl="http://schemas.openxmlformats.org/schemaLibrary/2006/main" xmlns:a="http://schemas.openxmlformats.org/drawingml/2006/main" xmlns:pic="http://schemas.openxmlformats.org/drawingml/2006/picture" xmlns:c="http://schemas.openxmlformats.org/drawingml/2006/chart" xmlns:lc="http://schemas.openxmlformats.org/drawingml/2006/lockedCanvas" xmlns:dgm="http://schemas.openxmlformats.org/drawingml/2006/diagram" xmlns="http://schemas.microsoft.com/office/tasks/2019/documenttasks" xmlns:cr="http://schemas.microsoft.com/office/comments/2020/reactions">
+          <mc:Fallback xmlns:cr="http://schemas.microsoft.com/office/comments/2020/reactions" xmlns="http://schemas.microsoft.com/office/tasks/2019/documenttasks" xmlns:dgm="http://schemas.openxmlformats.org/drawingml/2006/diagram" xmlns:lc="http://schemas.openxmlformats.org/drawingml/2006/lockedCanvas" xmlns:c="http://schemas.openxmlformats.org/drawingml/2006/chart" xmlns:pic="http://schemas.openxmlformats.org/drawingml/2006/picture" xmlns:a="http://schemas.openxmlformats.org/drawingml/2006/main" xmlns:sl="http://schemas.openxmlformats.org/schemaLibrary/2006/main">
             <w:drawing>
               <wp:anchor allowOverlap="1" behindDoc="0" distB="0" distT="0" distL="114300" distR="114300" hidden="0" layoutInCell="1" locked="0" relativeHeight="0" simplePos="0">
                 <wp:simplePos x="0" y="0"/>
@@ -2290,7 +2348,7 @@
         <mc:AlternateContent>
           <mc:Choice Requires="wps">
             <w:drawing>
-              <wp:anchor distT="0" distB="0" distL="114300" distR="114300" simplePos="0" relativeHeight="251667456" behindDoc="0" locked="0" layoutInCell="1" hidden="0" allowOverlap="1" wp14:anchorId="5C083009" wp14:editId="4127B64A">
+              <wp:anchor distT="0" distB="0" distL="114300" distR="114300" simplePos="0" relativeHeight="251667456" behindDoc="0" locked="0" layoutInCell="1" hidden="0" allowOverlap="1" wp14:anchorId="0A60EE49" wp14:editId="43A21C05">
                 <wp:simplePos x="0" y="0"/>
                 <wp:positionH relativeFrom="column">
                   <wp:posOffset>5527675</wp:posOffset>
@@ -2419,7 +2477,7 @@
           </mc:Choice>
           <mc:Fallback>
             <w:pict>
-              <v:shape w14:anchorId="5C083009" id="Freeform: Shape 13" o:spid="_x0000_s1031" style="position:absolute;margin-left:435.25pt;margin-top:3.4pt;width:82pt;height:34pt;z-index:251667456;visibility:visible;mso-wrap-style:square;mso-wrap-distance-left:9pt;mso-wrap-distance-top:0;mso-wrap-distance-right:9pt;mso-wrap-distance-bottom:0;mso-position-horizontal:absolute;mso-position-horizontal-relative:text;mso-position-vertical:absolute;mso-position-vertical-relative:text;v-text-anchor:top" coordsize="1028700,419100" o:spt="100" o:gfxdata="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" adj="-11796480,,5400" path="m,l,419100r1028700,l1028700,,,xe" strokecolor="white" strokeweight="1pt">
+              <v:shape w14:anchorId="0A60EE49" id="Freeform: Shape 13" o:spid="_x0000_s1031" style="position:absolute;margin-left:435.25pt;margin-top:3.4pt;width:82pt;height:34pt;z-index:251667456;visibility:visible;mso-wrap-style:square;mso-wrap-distance-left:9pt;mso-wrap-distance-top:0;mso-wrap-distance-right:9pt;mso-wrap-distance-bottom:0;mso-position-horizontal:absolute;mso-position-horizontal-relative:text;mso-position-vertical:absolute;mso-position-vertical-relative:text;v-text-anchor:top" coordsize="1028700,419100" o:spt="100" o:gfxdata="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" adj="-11796480,,5400" path="m,l,419100r1028700,l1028700,,,xe" strokecolor="white" strokeweight="1pt">
                 <v:stroke startarrowwidth="narrow" startarrowlength="short" endarrowwidth="narrow" endarrowlength="short" miterlimit="5243f" joinstyle="miter"/>
                 <v:formulas/>
                 <v:path arrowok="t" o:extrusionok="f" o:connecttype="custom" textboxrect="0,0,1028700,419100"/>
@@ -2532,7 +2590,7 @@
         <mc:AlternateContent>
           <mc:Choice Requires="wps">
             <w:drawing>
-              <wp:anchor distT="0" distB="0" distL="114300" distR="114300" simplePos="0" relativeHeight="251668480" behindDoc="0" locked="0" layoutInCell="1" hidden="0" allowOverlap="1" wp14:anchorId="2B8919BD" wp14:editId="45AD2DDE">
+              <wp:anchor distT="0" distB="0" distL="114300" distR="114300" simplePos="0" relativeHeight="251668480" behindDoc="0" locked="0" layoutInCell="1" hidden="0" allowOverlap="1" wp14:anchorId="3D19B9D1" wp14:editId="1EFA6424">
                 <wp:simplePos x="0" y="0"/>
                 <wp:positionH relativeFrom="column">
                   <wp:posOffset>-101599</wp:posOffset>
@@ -2623,32 +2681,46 @@
                               <w:t xml:space="preserve"> ………… Bulan ……………… </w:t>
                             </w:r>
                             <w:proofErr w:type="spellStart"/>
+                            <w:r>
+                              <w:rPr>
+                                <w:color w:val="000000"/>
+                                <w:sz w:val="20"/>
+                              </w:rPr>
+                              <w:t>Tahun</w:t>
+                            </w:r>
+                            <w:proofErr w:type="spellEnd"/>
+                            <w:r>
+                              <w:rPr>
+                                <w:color w:val="000000"/>
+                                <w:sz w:val="20"/>
+                              </w:rPr>
+                              <w:t xml:space="preserve"> 20</w:t>
+                            </w:r>
                             <w:proofErr w:type="gramStart"/>
                             <w:r>
                               <w:rPr>
                                 <w:color w:val="000000"/>
                                 <w:sz w:val="20"/>
                               </w:rPr>
-                              <w:t>Tahun</w:t>
+                              <w:t>…..</w:t>
+                            </w:r>
+                            <w:proofErr w:type="gramEnd"/>
+                            <w:r>
+                              <w:rPr>
+                                <w:color w:val="000000"/>
+                                <w:sz w:val="20"/>
+                              </w:rPr>
+                              <w:t xml:space="preserve"> </w:t>
+                            </w:r>
+                            <w:proofErr w:type="spellStart"/>
+                            <w:r>
+                              <w:rPr>
+                                <w:color w:val="000000"/>
+                                <w:sz w:val="20"/>
+                              </w:rPr>
+                              <w:t>pompa</w:t>
                             </w:r>
                             <w:proofErr w:type="spellEnd"/>
-                            <w:r>
-                              <w:rPr>
-                                <w:color w:val="000000"/>
-                                <w:sz w:val="20"/>
-                              </w:rPr>
-                              <w:t xml:space="preserve">  </w:t>
-                            </w:r>
-                            <w:proofErr w:type="spellStart"/>
-                            <w:r>
-                              <w:rPr>
-                                <w:color w:val="000000"/>
-                                <w:sz w:val="20"/>
-                              </w:rPr>
-                              <w:t>pompa</w:t>
-                            </w:r>
-                            <w:proofErr w:type="spellEnd"/>
-                            <w:proofErr w:type="gramEnd"/>
                             <w:r>
                               <w:rPr>
                                 <w:color w:val="000000"/>
@@ -2780,7 +2852,7 @@
           </mc:Choice>
           <mc:Fallback>
             <w:pict>
-              <v:shape w14:anchorId="2B8919BD" id="Freeform: Shape 19" o:spid="_x0000_s1032" style="position:absolute;left:0;text-align:left;margin-left:-8pt;margin-top:21.7pt;width:532.75pt;height:44.5pt;z-index:251668480;visibility:visible;mso-wrap-style:square;mso-wrap-distance-left:9pt;mso-wrap-distance-top:0;mso-wrap-distance-right:9pt;mso-wrap-distance-bottom:0;mso-position-horizontal:absolute;mso-position-horizontal-relative:text;mso-position-vertical:absolute;mso-position-vertical-relative:text;v-text-anchor:top" coordsize="6753225,552450" o:spt="100" o:gfxdata="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" adj="-11796480,,5400" path="m,l,552450r6753225,l6753225,,,xe" strokeweight="1pt">
+              <v:shape w14:anchorId="3D19B9D1" id="Freeform: Shape 19" o:spid="_x0000_s1032" style="position:absolute;left:0;text-align:left;margin-left:-8pt;margin-top:21.7pt;width:532.75pt;height:44.5pt;z-index:251668480;visibility:visible;mso-wrap-style:square;mso-wrap-distance-left:9pt;mso-wrap-distance-top:0;mso-wrap-distance-right:9pt;mso-wrap-distance-bottom:0;mso-position-horizontal:absolute;mso-position-horizontal-relative:text;mso-position-vertical:absolute;mso-position-vertical-relative:text;v-text-anchor:top" coordsize="6753225,552450" o:spt="100" o:gfxdata="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" adj="-11796480,,5400" path="m,l,552450r6753225,l6753225,,,xe" strokeweight="1pt">
                 <v:stroke startarrowwidth="narrow" startarrowlength="short" endarrowwidth="narrow" endarrowlength="short" miterlimit="5243f" joinstyle="miter"/>
                 <v:formulas/>
                 <v:path arrowok="t" o:extrusionok="f" o:connecttype="custom" textboxrect="0,0,6753225,552450"/>
@@ -2816,32 +2888,46 @@
                         <w:t xml:space="preserve"> ………… Bulan ……………… </w:t>
                       </w:r>
                       <w:proofErr w:type="spellStart"/>
+                      <w:r>
+                        <w:rPr>
+                          <w:color w:val="000000"/>
+                          <w:sz w:val="20"/>
+                        </w:rPr>
+                        <w:t>Tahun</w:t>
+                      </w:r>
+                      <w:proofErr w:type="spellEnd"/>
+                      <w:r>
+                        <w:rPr>
+                          <w:color w:val="000000"/>
+                          <w:sz w:val="20"/>
+                        </w:rPr>
+                        <w:t xml:space="preserve"> 20</w:t>
+                      </w:r>
                       <w:proofErr w:type="gramStart"/>
                       <w:r>
                         <w:rPr>
                           <w:color w:val="000000"/>
                           <w:sz w:val="20"/>
                         </w:rPr>
-                        <w:t>Tahun</w:t>
+                        <w:t>…..</w:t>
+                      </w:r>
+                      <w:proofErr w:type="gramEnd"/>
+                      <w:r>
+                        <w:rPr>
+                          <w:color w:val="000000"/>
+                          <w:sz w:val="20"/>
+                        </w:rPr>
+                        <w:t xml:space="preserve"> </w:t>
+                      </w:r>
+                      <w:proofErr w:type="spellStart"/>
+                      <w:r>
+                        <w:rPr>
+                          <w:color w:val="000000"/>
+                          <w:sz w:val="20"/>
+                        </w:rPr>
+                        <w:t>pompa</w:t>
                       </w:r>
                       <w:proofErr w:type="spellEnd"/>
-                      <w:r>
-                        <w:rPr>
-                          <w:color w:val="000000"/>
-                          <w:sz w:val="20"/>
-                        </w:rPr>
-                        <w:t xml:space="preserve">  </w:t>
-                      </w:r>
-                      <w:proofErr w:type="spellStart"/>
-                      <w:r>
-                        <w:rPr>
-                          <w:color w:val="000000"/>
-                          <w:sz w:val="20"/>
-                        </w:rPr>
-                        <w:t>pompa</w:t>
-                      </w:r>
-                      <w:proofErr w:type="spellEnd"/>
-                      <w:proofErr w:type="gramEnd"/>
                       <w:r>
                         <w:rPr>
                           <w:color w:val="000000"/>
@@ -3209,12 +3295,15 @@
             <w:vAlign w:val="center"/>
           </w:tcPr>
           <w:p>
-            <w:fldSimple w:instr=" MERGEFIELD persediaan_awal_pertamax ">
+            <w:pPr>
+              <w:jc w:val="center"/>
+            </w:pPr>
+            <w:fldSimple w:instr=" MERGEFIELD Awal_PX_T2 ">
               <w:r>
                 <w:rPr>
                   <w:noProof/>
                 </w:rPr>
-                <w:t>1,025</w:t>
+                <w:t>«Awal_PX_T2»</w:t>
               </w:r>
             </w:fldSimple>
           </w:p>
@@ -3225,12 +3314,15 @@
             <w:vAlign w:val="center"/>
           </w:tcPr>
           <w:p>
-            <w:fldSimple w:instr=" MERGEFIELD persediaan_awal_dex ">
+            <w:pPr>
+              <w:jc w:val="center"/>
+            </w:pPr>
+            <w:fldSimple w:instr=" MERGEFIELD Awal_PDX_T2 ">
               <w:r>
                 <w:rPr>
                   <w:noProof/>
                 </w:rPr>
-                <w:t>522</w:t>
+                <w:t>«Awal_PDX_T2»</w:t>
               </w:r>
             </w:fldSimple>
           </w:p>
@@ -3271,12 +3363,15 @@
             <w:vAlign w:val="center"/>
           </w:tcPr>
           <w:p>
-            <w:fldSimple w:instr=" MERGEFIELD penerimaan_pertamax ">
+            <w:pPr>
+              <w:jc w:val="center"/>
+            </w:pPr>
+            <w:fldSimple w:instr=" MERGEFIELD Terima_PX_T2 ">
               <w:r>
                 <w:rPr>
                   <w:noProof/>
                 </w:rPr>
-                <w:t>8,000</w:t>
+                <w:t>«Terima_PX_T2»</w:t>
               </w:r>
             </w:fldSimple>
           </w:p>
@@ -3287,12 +3382,15 @@
             <w:vAlign w:val="center"/>
           </w:tcPr>
           <w:p>
-            <w:fldSimple w:instr=" MERGEFIELD penerimaan_dex ">
+            <w:pPr>
+              <w:jc w:val="center"/>
+            </w:pPr>
+            <w:fldSimple w:instr=" MERGEFIELD Terima_PDX_T2 ">
               <w:r>
                 <w:rPr>
                   <w:noProof/>
                 </w:rPr>
-                <w:t>8,000</w:t>
+                <w:t>«Terima_PDX_T2»</w:t>
               </w:r>
             </w:fldSimple>
           </w:p>
@@ -3333,12 +3431,15 @@
             <w:vAlign w:val="center"/>
           </w:tcPr>
           <w:p>
-            <w:fldSimple w:instr=" MERGEFIELD jumlah_pertamax ">
+            <w:pPr>
+              <w:jc w:val="center"/>
+            </w:pPr>
+            <w:fldSimple w:instr=" MERGEFIELD Jumlah_PX_T2 ">
               <w:r>
                 <w:rPr>
                   <w:noProof/>
                 </w:rPr>
-                <w:t>9,025</w:t>
+                <w:t>«Jumlah_PX_T2»</w:t>
               </w:r>
             </w:fldSimple>
           </w:p>
@@ -3349,12 +3450,15 @@
             <w:vAlign w:val="center"/>
           </w:tcPr>
           <w:p>
-            <w:fldSimple w:instr=" MERGEFIELD jumlah_dex ">
+            <w:pPr>
+              <w:jc w:val="center"/>
+            </w:pPr>
+            <w:fldSimple w:instr=" MERGEFIELD Jumlah_PDX_T2 ">
               <w:r>
                 <w:rPr>
                   <w:noProof/>
                 </w:rPr>
-                <w:t>8,522</w:t>
+                <w:t>«Jumlah_PDX_T2»</w:t>
               </w:r>
             </w:fldSimple>
           </w:p>
@@ -3395,12 +3499,15 @@
             <w:vAlign w:val="center"/>
           </w:tcPr>
           <w:p>
-            <w:fldSimple w:instr=" MERGEFIELD pengeluaran_pertamax ">
+            <w:pPr>
+              <w:jc w:val="center"/>
+            </w:pPr>
+            <w:fldSimple w:instr=" MERGEFIELD Keluar_PX_T2 ">
               <w:r>
                 <w:rPr>
                   <w:noProof/>
                 </w:rPr>
-                <w:t>3,060</w:t>
+                <w:t>«Keluar_PX_T2»</w:t>
               </w:r>
             </w:fldSimple>
           </w:p>
@@ -3411,12 +3518,15 @@
             <w:vAlign w:val="center"/>
           </w:tcPr>
           <w:p>
-            <w:fldSimple w:instr=" MERGEFIELD pengeluaran_dex ">
+            <w:pPr>
+              <w:jc w:val="center"/>
+            </w:pPr>
+            <w:fldSimple w:instr=" MERGEFIELD Keluar_PDX_T2 ">
               <w:r>
                 <w:rPr>
                   <w:noProof/>
                 </w:rPr>
-                <w:t>2,587</w:t>
+                <w:t>«Keluar_PDX_T2»</w:t>
               </w:r>
             </w:fldSimple>
           </w:p>
@@ -3449,68 +3559,7 @@
             <w:pPr>
               <w:numPr>
                 <w:ilvl w:val="0"/>
-                <w:numId w:val="2"/>
-              </w:numPr>
-              <w:pBdr>
-                <w:top w:val="nil"/>
-                <w:left w:val="nil"/>
-                <w:bottom w:val="nil"/>
-                <w:right w:val="nil"/>
-                <w:between w:val="nil"/>
-              </w:pBdr>
-              <w:spacing w:after="160" w:line="259" w:lineRule="auto"/>
-            </w:pPr>
-            <w:r>
-              <w:rPr>
-                <w:color w:val="000000"/>
-              </w:rPr>
-              <w:t>RUTIN</w:t>
-            </w:r>
-          </w:p>
-        </w:tc>
-        <w:tc>
-          <w:tcPr>
-            <w:tcW w:w="1652" w:type="dxa"/>
-            <w:vAlign w:val="center"/>
-          </w:tcPr>
-          <w:p/>
-        </w:tc>
-        <w:tc>
-          <w:tcPr>
-            <w:tcW w:w="1695" w:type="dxa"/>
-            <w:vAlign w:val="center"/>
-          </w:tcPr>
-          <w:p/>
-        </w:tc>
-        <w:tc>
-          <w:tcPr>
-            <w:tcW w:w="1197" w:type="dxa"/>
-          </w:tcPr>
-          <w:p/>
-        </w:tc>
-        <w:tc>
-          <w:tcPr>
-            <w:tcW w:w="3666" w:type="dxa"/>
-          </w:tcPr>
-          <w:p/>
-        </w:tc>
-      </w:tr>
-      <w:tr>
-        <w:tc>
-          <w:tcPr>
-            <w:tcW w:w="475" w:type="dxa"/>
-          </w:tcPr>
-          <w:p/>
-        </w:tc>
-        <w:tc>
-          <w:tcPr>
-            <w:tcW w:w="1947" w:type="dxa"/>
-          </w:tcPr>
-          <w:p>
-            <w:pPr>
-              <w:numPr>
-                <w:ilvl w:val="0"/>
-                <w:numId w:val="2"/>
+                <w:numId w:val="1"/>
               </w:numPr>
               <w:pBdr>
                 <w:top w:val="nil"/>
@@ -3526,6 +3575,76 @@
               <w:rPr>
                 <w:color w:val="000000"/>
               </w:rPr>
+              <w:t>RUTIN</w:t>
+            </w:r>
+          </w:p>
+        </w:tc>
+        <w:tc>
+          <w:tcPr>
+            <w:tcW w:w="1652" w:type="dxa"/>
+            <w:vAlign w:val="center"/>
+          </w:tcPr>
+          <w:p>
+            <w:pPr>
+              <w:jc w:val="center"/>
+            </w:pPr>
+          </w:p>
+        </w:tc>
+        <w:tc>
+          <w:tcPr>
+            <w:tcW w:w="1695" w:type="dxa"/>
+            <w:vAlign w:val="center"/>
+          </w:tcPr>
+          <w:p>
+            <w:pPr>
+              <w:jc w:val="center"/>
+            </w:pPr>
+          </w:p>
+        </w:tc>
+        <w:tc>
+          <w:tcPr>
+            <w:tcW w:w="1197" w:type="dxa"/>
+          </w:tcPr>
+          <w:p/>
+        </w:tc>
+        <w:tc>
+          <w:tcPr>
+            <w:tcW w:w="3666" w:type="dxa"/>
+          </w:tcPr>
+          <w:p/>
+        </w:tc>
+      </w:tr>
+      <w:tr>
+        <w:tc>
+          <w:tcPr>
+            <w:tcW w:w="475" w:type="dxa"/>
+          </w:tcPr>
+          <w:p/>
+        </w:tc>
+        <w:tc>
+          <w:tcPr>
+            <w:tcW w:w="1947" w:type="dxa"/>
+          </w:tcPr>
+          <w:p>
+            <w:pPr>
+              <w:numPr>
+                <w:ilvl w:val="0"/>
+                <w:numId w:val="1"/>
+              </w:numPr>
+              <w:pBdr>
+                <w:top w:val="nil"/>
+                <w:left w:val="nil"/>
+                <w:bottom w:val="nil"/>
+                <w:right w:val="nil"/>
+                <w:between w:val="nil"/>
+              </w:pBdr>
+              <w:spacing w:after="160" w:line="259" w:lineRule="auto"/>
+              <w:ind w:left="342" w:hanging="342"/>
+            </w:pPr>
+            <w:r>
+              <w:rPr>
+                <w:color w:val="000000"/>
+              </w:rPr>
               <w:t>OPERASI</w:t>
             </w:r>
           </w:p>
@@ -3535,14 +3654,22 @@
             <w:tcW w:w="1652" w:type="dxa"/>
             <w:vAlign w:val="center"/>
           </w:tcPr>
-          <w:p/>
+          <w:p>
+            <w:pPr>
+              <w:jc w:val="center"/>
+            </w:pPr>
+          </w:p>
         </w:tc>
         <w:tc>
           <w:tcPr>
             <w:tcW w:w="1695" w:type="dxa"/>
             <w:vAlign w:val="center"/>
           </w:tcPr>
-          <w:p/>
+          <w:p>
+            <w:pPr>
+              <w:jc w:val="center"/>
+            </w:pPr>
+          </w:p>
         </w:tc>
         <w:tc>
           <w:tcPr>
@@ -3572,7 +3699,7 @@
             <w:pPr>
               <w:numPr>
                 <w:ilvl w:val="0"/>
-                <w:numId w:val="2"/>
+                <w:numId w:val="1"/>
               </w:numPr>
               <w:pBdr>
                 <w:top w:val="nil"/>
@@ -3591,14 +3718,22 @@
             <w:tcW w:w="1652" w:type="dxa"/>
             <w:vAlign w:val="center"/>
           </w:tcPr>
-          <w:p/>
+          <w:p>
+            <w:pPr>
+              <w:jc w:val="center"/>
+            </w:pPr>
+          </w:p>
         </w:tc>
         <w:tc>
           <w:tcPr>
             <w:tcW w:w="1695" w:type="dxa"/>
             <w:vAlign w:val="center"/>
           </w:tcPr>
-          <w:p/>
+          <w:p>
+            <w:pPr>
+              <w:jc w:val="center"/>
+            </w:pPr>
+          </w:p>
         </w:tc>
         <w:tc>
           <w:tcPr>
@@ -3636,12 +3771,15 @@
             <w:vAlign w:val="center"/>
           </w:tcPr>
           <w:p>
-            <w:fldSimple w:instr=" MERGEFIELD persediaan_akhir_pertamax ">
+            <w:pPr>
+              <w:jc w:val="center"/>
+            </w:pPr>
+            <w:fldSimple w:instr=" MERGEFIELD Akhir_PX_T2 ">
               <w:r>
                 <w:rPr>
                   <w:noProof/>
                 </w:rPr>
-                <w:t>5,965</w:t>
+                <w:t>«Akhir_PX_T2»</w:t>
               </w:r>
             </w:fldSimple>
           </w:p>
@@ -3652,12 +3790,15 @@
             <w:vAlign w:val="center"/>
           </w:tcPr>
           <w:p>
-            <w:fldSimple w:instr=" MERGEFIELD persediaan_akhir_dex ">
+            <w:pPr>
+              <w:jc w:val="center"/>
+            </w:pPr>
+            <w:fldSimple w:instr=" MERGEFIELD Akhir_PDX_T2 ">
               <w:r>
                 <w:rPr>
                   <w:noProof/>
                 </w:rPr>
-                <w:t>5,935</w:t>
+                <w:t>«Akhir_PDX_T2»</w:t>
               </w:r>
             </w:fldSimple>
           </w:p>
@@ -3681,10 +3822,11 @@
         <w:rPr>
           <w:noProof/>
         </w:rPr>
+        <w:lastRenderedPageBreak/>
         <mc:AlternateContent>
           <mc:Choice Requires="wps">
             <w:drawing>
-              <wp:anchor distT="0" distB="0" distL="114300" distR="114300" simplePos="0" relativeHeight="251669504" behindDoc="0" locked="0" layoutInCell="1" hidden="0" allowOverlap="1" wp14:anchorId="1FC57F0F" wp14:editId="76A81B04">
+              <wp:anchor distT="0" distB="0" distL="114300" distR="114300" simplePos="0" relativeHeight="251669504" behindDoc="0" locked="0" layoutInCell="1" hidden="0" allowOverlap="1" wp14:anchorId="06E06B0F" wp14:editId="6A77D7D8">
                 <wp:simplePos x="0" y="0"/>
                 <wp:positionH relativeFrom="column">
                   <wp:posOffset>3803650</wp:posOffset>
@@ -3751,19 +3893,21 @@
                               <w:jc w:val="center"/>
                               <w:textDirection w:val="btLr"/>
                             </w:pPr>
-                            <w:r>
-                              <w:rPr>
-                                <w:color w:val="000000"/>
-                                <w:sz w:val="20"/>
-                              </w:rPr>
-                              <w:t xml:space="preserve">Bandung,                                                   </w:t>
-                            </w:r>
-                            <w:r>
-                              <w:rPr>
-                                <w:color w:val="000000"/>
-                                <w:sz w:val="20"/>
-                              </w:rPr>
-                              <w:tab/>
+                            <w:proofErr w:type="gramStart"/>
+                            <w:r>
+                              <w:rPr>
+                                <w:color w:val="000000"/>
+                                <w:sz w:val="20"/>
+                              </w:rPr>
+                              <w:t xml:space="preserve">Bandung,   </w:t>
+                            </w:r>
+                            <w:proofErr w:type="gramEnd"/>
+                            <w:r>
+                              <w:rPr>
+                                <w:color w:val="000000"/>
+                                <w:sz w:val="20"/>
+                              </w:rPr>
+                              <w:t xml:space="preserve">                                                20……</w:t>
                             </w:r>
                           </w:p>
                           <w:p>
@@ -3865,7 +4009,7 @@
           </mc:Choice>
           <mc:Fallback>
             <w:pict>
-              <v:shape w14:anchorId="1FC57F0F" id="Freeform: Shape 18" o:spid="_x0000_s1033" style="position:absolute;margin-left:299.5pt;margin-top:3.75pt;width:221.5pt;height:98.5pt;z-index:251669504;visibility:visible;mso-wrap-style:square;mso-wrap-distance-left:9pt;mso-wrap-distance-top:0;mso-wrap-distance-right:9pt;mso-wrap-distance-bottom:0;mso-position-horizontal:absolute;mso-position-horizontal-relative:text;mso-position-vertical:absolute;mso-position-vertical-relative:text;v-text-anchor:top" coordsize="2800350,1238250" o:spt="100" o:gfxdata="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" adj="-11796480,,5400" path="m,l,1238250r2800350,l2800350,,,xe" strokecolor="white" strokeweight="1pt">
+              <v:shape w14:anchorId="06E06B0F" id="Freeform: Shape 18" o:spid="_x0000_s1033" style="position:absolute;margin-left:299.5pt;margin-top:3.75pt;width:221.5pt;height:98.5pt;z-index:251669504;visibility:visible;mso-wrap-style:square;mso-wrap-distance-left:9pt;mso-wrap-distance-top:0;mso-wrap-distance-right:9pt;mso-wrap-distance-bottom:0;mso-position-horizontal:absolute;mso-position-horizontal-relative:text;mso-position-vertical:absolute;mso-position-vertical-relative:text;v-text-anchor:top" coordsize="2800350,1238250" o:spt="100" o:gfxdata="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" adj="-11796480,,5400" path="m,l,1238250r2800350,l2800350,,,xe" strokecolor="white" strokeweight="1pt">
                 <v:stroke startarrowwidth="narrow" startarrowlength="short" endarrowwidth="narrow" endarrowlength="short" miterlimit="5243f" joinstyle="miter"/>
                 <v:formulas/>
                 <v:path arrowok="t" o:extrusionok="f" o:connecttype="custom" textboxrect="0,0,2800350,1238250"/>
@@ -3877,19 +4021,21 @@
                         <w:jc w:val="center"/>
                         <w:textDirection w:val="btLr"/>
                       </w:pPr>
-                      <w:r>
-                        <w:rPr>
-                          <w:color w:val="000000"/>
-                          <w:sz w:val="20"/>
-                        </w:rPr>
-                        <w:t xml:space="preserve">Bandung,                                                   </w:t>
-                      </w:r>
-                      <w:r>
-                        <w:rPr>
-                          <w:color w:val="000000"/>
-                          <w:sz w:val="20"/>
-                        </w:rPr>
-                        <w:tab/>
+                      <w:proofErr w:type="gramStart"/>
+                      <w:r>
+                        <w:rPr>
+                          <w:color w:val="000000"/>
+                          <w:sz w:val="20"/>
+                        </w:rPr>
+                        <w:t xml:space="preserve">Bandung,   </w:t>
+                      </w:r>
+                      <w:proofErr w:type="gramEnd"/>
+                      <w:r>
+                        <w:rPr>
+                          <w:color w:val="000000"/>
+                          <w:sz w:val="20"/>
+                        </w:rPr>
+                        <w:t xml:space="preserve">                                                20……</w:t>
                       </w:r>
                     </w:p>
                     <w:p>
@@ -4003,122 +4149,9 @@
 <file path=word/numbering.xml><?xml version="1.0" encoding="utf-8"?>
 <w:numbering xmlns:wpc="http://schemas.microsoft.com/office/word/2010/wordprocessingCanvas" xmlns:cx="http://schemas.microsoft.com/office/drawing/2014/chartex" xmlns:cx1="http://schemas.microsoft.com/office/drawing/2015/9/8/chartex" xmlns:cx2="http://schemas.microsoft.com/office/drawing/2015/10/21/chartex" xmlns:cx3="http://schemas.microsoft.com/office/drawing/2016/5/9/chartex" xmlns:cx4="http://schemas.microsoft.com/office/drawing/2016/5/10/chartex" xmlns:cx5="http://schemas.microsoft.com/office/drawing/2016/5/11/chartex" xmlns:cx6="http://schemas.microsoft.com/office/drawing/2016/5/12/chartex" xmlns:cx7="http://schemas.microsoft.com/office/drawing/2016/5/13/chartex" xmlns:cx8="http://schemas.microsoft.com/office/drawing/2016/5/14/chartex" xmlns:mc="http://schemas.openxmlformats.org/markup-compatibility/2006" xmlns:aink="http://schemas.microsoft.com/office/drawing/2016/ink" xmlns:am3d="http://schemas.microsoft.com/office/drawing/2017/model3d" xmlns:o="urn:schemas-microsoft-com:office:office" xmlns:oel="http://schemas.microsoft.com/office/2019/extlst" xmlns:r="http://schemas.openxmlformats.org/officeDocument/2006/relationships" xmlns:m="http://schemas.openxmlformats.org/officeDocument/2006/math" xmlns:v="urn:schemas-microsoft-com:vml" xmlns:wp14="http://schemas.microsoft.com/office/word/2010/wordprocessingDrawing" xmlns:wp="http://schemas.openxmlformats.org/drawingml/2006/wordprocessingDrawing" xmlns:w10="urn:schemas-microsoft-com:office:word" xmlns:w="http://schemas.openxmlformats.org/wordprocessingml/2006/main" xmlns:w14="http://schemas.microsoft.com/office/word/2010/wordml" xmlns:w15="http://schemas.microsoft.com/office/word/2012/wordml" xmlns:w16cex="http://schemas.microsoft.com/office/word/2018/wordml/cex" xmlns:w16cid="http://schemas.microsoft.com/office/word/2016/wordml/cid" xmlns:w16="http://schemas.microsoft.com/office/word/2018/wordml" xmlns:w16du="http://schemas.microsoft.com/office/word/2023/wordml/word16du" xmlns:w16sdtdh="http://schemas.microsoft.com/office/word/2020/wordml/sdtdatahash" xmlns:w16sdtfl="http://schemas.microsoft.com/office/word/2024/wordml/sdtformatlock" xmlns:w16se="http://schemas.microsoft.com/office/word/2015/wordml/symex" xmlns:wpg="http://schemas.microsoft.com/office/word/2010/wordprocessingGroup" xmlns:wpi="http://schemas.microsoft.com/office/word/2010/wordprocessingInk" xmlns:wne="http://schemas.microsoft.com/office/word/2006/wordml" xmlns:wps="http://schemas.microsoft.com/office/word/2010/wordprocessingShape" mc:Ignorable="w14 w15 w16se w16cid w16 w16cex w16sdtdh w16sdtfl w16du wp14">
   <w:abstractNum w:abstractNumId="0" w15:restartNumberingAfterBreak="0">
-    <w:nsid w:val="236F186E"/>
+    <w:nsid w:val="01071640"/>
     <w:multiLevelType w:val="multilevel"/>
-    <w:tmpl w:val="87EC1014"/>
-    <w:lvl w:ilvl="0">
-      <w:start w:val="1"/>
-      <w:numFmt w:val="lowerLetter"/>
-      <w:lvlText w:val="%1."/>
-      <w:lvlJc w:val="left"/>
-      <w:pPr>
-        <w:ind w:left="360" w:hanging="360"/>
-      </w:pPr>
-      <w:rPr>
-        <w:rFonts w:hint="default"/>
-      </w:rPr>
-    </w:lvl>
-    <w:lvl w:ilvl="1">
-      <w:start w:val="1"/>
-      <w:numFmt w:val="lowerLetter"/>
-      <w:lvlText w:val="%2."/>
-      <w:lvlJc w:val="left"/>
-      <w:pPr>
-        <w:ind w:left="1080" w:hanging="360"/>
-      </w:pPr>
-      <w:rPr>
-        <w:rFonts w:hint="default"/>
-      </w:rPr>
-    </w:lvl>
-    <w:lvl w:ilvl="2">
-      <w:start w:val="1"/>
-      <w:numFmt w:val="lowerRoman"/>
-      <w:lvlText w:val="%3."/>
-      <w:lvlJc w:val="right"/>
-      <w:pPr>
-        <w:ind w:left="1800" w:hanging="180"/>
-      </w:pPr>
-      <w:rPr>
-        <w:rFonts w:hint="default"/>
-      </w:rPr>
-    </w:lvl>
-    <w:lvl w:ilvl="3">
-      <w:start w:val="1"/>
-      <w:numFmt w:val="decimal"/>
-      <w:lvlText w:val="%4."/>
-      <w:lvlJc w:val="left"/>
-      <w:pPr>
-        <w:ind w:left="2520" w:hanging="360"/>
-      </w:pPr>
-      <w:rPr>
-        <w:rFonts w:hint="default"/>
-      </w:rPr>
-    </w:lvl>
-    <w:lvl w:ilvl="4">
-      <w:start w:val="1"/>
-      <w:numFmt w:val="lowerLetter"/>
-      <w:lvlText w:val="%5."/>
-      <w:lvlJc w:val="left"/>
-      <w:pPr>
-        <w:ind w:left="3240" w:hanging="360"/>
-      </w:pPr>
-      <w:rPr>
-        <w:rFonts w:hint="default"/>
-      </w:rPr>
-    </w:lvl>
-    <w:lvl w:ilvl="5">
-      <w:start w:val="1"/>
-      <w:numFmt w:val="lowerRoman"/>
-      <w:lvlText w:val="%6."/>
-      <w:lvlJc w:val="right"/>
-      <w:pPr>
-        <w:ind w:left="3960" w:hanging="180"/>
-      </w:pPr>
-      <w:rPr>
-        <w:rFonts w:hint="default"/>
-      </w:rPr>
-    </w:lvl>
-    <w:lvl w:ilvl="6">
-      <w:start w:val="1"/>
-      <w:numFmt w:val="decimal"/>
-      <w:lvlText w:val="%7."/>
-      <w:lvlJc w:val="left"/>
-      <w:pPr>
-        <w:ind w:left="4680" w:hanging="360"/>
-      </w:pPr>
-      <w:rPr>
-        <w:rFonts w:hint="default"/>
-      </w:rPr>
-    </w:lvl>
-    <w:lvl w:ilvl="7">
-      <w:start w:val="1"/>
-      <w:numFmt w:val="lowerLetter"/>
-      <w:lvlText w:val="%8."/>
-      <w:lvlJc w:val="left"/>
-      <w:pPr>
-        <w:ind w:left="5400" w:hanging="360"/>
-      </w:pPr>
-      <w:rPr>
-        <w:rFonts w:hint="default"/>
-      </w:rPr>
-    </w:lvl>
-    <w:lvl w:ilvl="8">
-      <w:start w:val="1"/>
-      <w:numFmt w:val="lowerRoman"/>
-      <w:lvlText w:val="%9."/>
-      <w:lvlJc w:val="right"/>
-      <w:pPr>
-        <w:ind w:left="6120" w:hanging="180"/>
-      </w:pPr>
-      <w:rPr>
-        <w:rFonts w:hint="default"/>
-      </w:rPr>
-    </w:lvl>
-  </w:abstractNum>
-  <w:abstractNum w:abstractNumId="1" w15:restartNumberingAfterBreak="0">
-    <w:nsid w:val="79D655A3"/>
-    <w:multiLevelType w:val="multilevel"/>
-    <w:tmpl w:val="3E500092"/>
+    <w:tmpl w:val="AF4A2EB0"/>
     <w:lvl w:ilvl="0">
       <w:start w:val="1"/>
       <w:numFmt w:val="lowerLetter"/>
@@ -4201,10 +4234,7 @@
       </w:pPr>
     </w:lvl>
   </w:abstractNum>
-  <w:num w:numId="1" w16cid:durableId="306670047">
-    <w:abstractNumId w:val="1"/>
-  </w:num>
-  <w:num w:numId="2" w16cid:durableId="599752149">
+  <w:num w:numId="1" w16cid:durableId="1692755651">
     <w:abstractNumId w:val="0"/>
   </w:num>
 </w:numbering>

--- a/static/templates/laporan/LAPORAN HARIAN.docx
+++ b/static/templates/laporan/LAPORAN HARIAN.docx
@@ -197,7 +197,7 @@
                     <pic:cNvPicPr preferRelativeResize="0"/>
                   </pic:nvPicPr>
                   <pic:blipFill>
-                    <a:blip r:embed="rId6"/>
+                    <a:blip r:embed="rId7"/>
                     <a:srcRect/>
                     <a:stretch>
                       <a:fillRect/>
@@ -301,7 +301,7 @@
                         <pic:cNvPicPr preferRelativeResize="0"/>
                       </pic:nvPicPr>
                       <pic:blipFill>
-                        <a:blip r:embed="rId7"/>
+                        <a:blip r:embed="rId8"/>
                         <a:srcRect/>
                         <a:stretch>
                           <a:fillRect/>
@@ -649,7 +649,58 @@
                                 <w:color w:val="000000"/>
                                 <w:sz w:val="20"/>
                               </w:rPr>
-                              <w:t xml:space="preserve">Hari………………… </w:t>
+                              <w:t>Hari</w:t>
+                            </w:r>
+                            <w:r>
+                              <w:rPr>
+                                <w:color w:val="000000"/>
+                                <w:sz w:val="20"/>
+                              </w:rPr>
+                              <w:t xml:space="preserve"> </w:t>
+                            </w:r>
+                            <w:r>
+                              <w:rPr>
+                                <w:color w:val="000000"/>
+                                <w:sz w:val="20"/>
+                              </w:rPr>
+                              <w:fldChar w:fldCharType="begin"/>
+                            </w:r>
+                            <w:r>
+                              <w:rPr>
+                                <w:color w:val="000000"/>
+                                <w:sz w:val="20"/>
+                              </w:rPr>
+                              <w:instrText xml:space="preserve"> MERGEFIELD Hari_T1 </w:instrText>
+                            </w:r>
+                            <w:r>
+                              <w:rPr>
+                                <w:color w:val="000000"/>
+                                <w:sz w:val="20"/>
+                              </w:rPr>
+                              <w:fldChar w:fldCharType="separate"/>
+                            </w:r>
+                            <w:r>
+                              <w:rPr>
+                                <w:noProof/>
+                                <w:color w:val="000000"/>
+                                <w:sz w:val="20"/>
+                              </w:rPr>
+                              <w:t>Jumat</w:t>
+                            </w:r>
+                            <w:r>
+                              <w:rPr>
+                                <w:color w:val="000000"/>
+                                <w:sz w:val="20"/>
+                              </w:rPr>
+                              <w:fldChar w:fldCharType="end"/>
+                            </w:r>
+                            <w:r>
+                              <w:rPr>
+                                <w:color w:val="000000"/>
+                                <w:sz w:val="20"/>
+                              </w:rPr>
+                              <w:tab/>
+                              <w:t xml:space="preserve"> </w:t>
                             </w:r>
                             <w:proofErr w:type="spellStart"/>
                             <w:r>
@@ -665,7 +716,178 @@
                                 <w:color w:val="000000"/>
                                 <w:sz w:val="20"/>
                               </w:rPr>
-                              <w:t xml:space="preserve"> …………Bulan ……………… </w:t>
+                              <w:t xml:space="preserve"> </w:t>
+                            </w:r>
+                            <w:r>
+                              <w:rPr>
+                                <w:color w:val="000000"/>
+                                <w:sz w:val="20"/>
+                              </w:rPr>
+                              <w:fldChar w:fldCharType="begin"/>
+                            </w:r>
+                            <w:r>
+                              <w:rPr>
+                                <w:color w:val="000000"/>
+                                <w:sz w:val="20"/>
+                              </w:rPr>
+                              <w:instrText xml:space="preserve"> MERGEFIELD Tanggal_T1 </w:instrText>
+                            </w:r>
+                            <w:r>
+                              <w:rPr>
+                                <w:color w:val="000000"/>
+                                <w:sz w:val="20"/>
+                              </w:rPr>
+                              <w:fldChar w:fldCharType="separate"/>
+                            </w:r>
+                            <w:r>
+                              <w:rPr>
+                                <w:noProof/>
+                                <w:color w:val="000000"/>
+                                <w:sz w:val="20"/>
+                              </w:rPr>
+                              <w:t>1</w:t>
+                            </w:r>
+                            <w:r>
+                              <w:rPr>
+                                <w:color w:val="000000"/>
+                                <w:sz w:val="20"/>
+                              </w:rPr>
+                              <w:fldChar w:fldCharType="end"/>
+                            </w:r>
+                            <w:r>
+                              <w:rPr>
+                                <w:color w:val="000000"/>
+                                <w:sz w:val="20"/>
+                              </w:rPr>
+                              <w:t xml:space="preserve"> </w:t>
+                            </w:r>
+                            <w:r>
+                              <w:rPr>
+                                <w:color w:val="000000"/>
+                                <w:sz w:val="20"/>
+                              </w:rPr>
+                              <w:tab/>
+                            </w:r>
+                            <w:r>
+                              <w:rPr>
+                                <w:color w:val="000000"/>
+                                <w:sz w:val="20"/>
+                              </w:rPr>
+                              <w:t xml:space="preserve">Bulan </w:t>
+                            </w:r>
+                            <w:r>
+                              <w:rPr>
+                                <w:color w:val="000000"/>
+                                <w:sz w:val="20"/>
+                              </w:rPr>
+                              <w:fldChar w:fldCharType="begin"/>
+                            </w:r>
+                            <w:r>
+                              <w:rPr>
+                                <w:color w:val="000000"/>
+                                <w:sz w:val="20"/>
+                              </w:rPr>
+                              <w:instrText xml:space="preserve"> MERGEFIELD Bulan_T1 </w:instrText>
+                            </w:r>
+                            <w:r>
+                              <w:rPr>
+                                <w:color w:val="000000"/>
+                                <w:sz w:val="20"/>
+                              </w:rPr>
+                              <w:fldChar w:fldCharType="separate"/>
+                            </w:r>
+                            <w:r>
+                              <w:rPr>
+                                <w:noProof/>
+                                <w:color w:val="000000"/>
+                                <w:sz w:val="20"/>
+                              </w:rPr>
+                              <w:t>Mei</w:t>
+                            </w:r>
+                            <w:r>
+                              <w:rPr>
+                                <w:color w:val="000000"/>
+                                <w:sz w:val="20"/>
+                              </w:rPr>
+                              <w:fldChar w:fldCharType="end"/>
+                            </w:r>
+                            <w:r>
+                              <w:rPr>
+                                <w:color w:val="000000"/>
+                                <w:sz w:val="20"/>
+                              </w:rPr>
+                              <w:t xml:space="preserve"> </w:t>
+                            </w:r>
+                            <w:r>
+                              <w:rPr>
+                                <w:color w:val="000000"/>
+                                <w:sz w:val="20"/>
+                              </w:rPr>
+                              <w:tab/>
+                            </w:r>
+                            <w:r>
+                              <w:rPr>
+                                <w:color w:val="000000"/>
+                                <w:sz w:val="20"/>
+                              </w:rPr>
+                              <w:t xml:space="preserve">Tahun </w:t>
+                            </w:r>
+                            <w:r>
+                              <w:rPr>
+                                <w:color w:val="000000"/>
+                                <w:sz w:val="20"/>
+                              </w:rPr>
+                              <w:fldChar w:fldCharType="begin"/>
+                            </w:r>
+                            <w:r>
+                              <w:rPr>
+                                <w:color w:val="000000"/>
+                                <w:sz w:val="20"/>
+                              </w:rPr>
+                              <w:instrText xml:space="preserve"> MERGEFIELD Tahun_T1 </w:instrText>
+                            </w:r>
+                            <w:r>
+                              <w:rPr>
+                                <w:color w:val="000000"/>
+                                <w:sz w:val="20"/>
+                              </w:rPr>
+                              <w:fldChar w:fldCharType="separate"/>
+                            </w:r>
+                            <w:r>
+                              <w:rPr>
+                                <w:noProof/>
+                                <w:color w:val="000000"/>
+                                <w:sz w:val="20"/>
+                              </w:rPr>
+                              <w:t>2026</w:t>
+                            </w:r>
+                            <w:r>
+                              <w:rPr>
+                                <w:color w:val="000000"/>
+                                <w:sz w:val="20"/>
+                              </w:rPr>
+                              <w:fldChar w:fldCharType="end"/>
+                            </w:r>
+                            <w:r>
+                              <w:rPr>
+                                <w:color w:val="000000"/>
+                                <w:sz w:val="20"/>
+                              </w:rPr>
+                              <w:t xml:space="preserve"> </w:t>
+                            </w:r>
+                            <w:r>
+                              <w:rPr>
+                                <w:color w:val="000000"/>
+                                <w:sz w:val="20"/>
+                              </w:rPr>
+                              <w:tab/>
+                            </w:r>
+                            <w:r>
+                              <w:rPr>
+                                <w:color w:val="000000"/>
+                                <w:sz w:val="20"/>
+                              </w:rPr>
+                              <w:tab/>
                             </w:r>
                             <w:proofErr w:type="spellStart"/>
                             <w:r>
@@ -673,7 +895,7 @@
                                 <w:color w:val="000000"/>
                                 <w:sz w:val="20"/>
                               </w:rPr>
-                              <w:t>Tahun</w:t>
+                              <w:t>pompa</w:t>
                             </w:r>
                             <w:proofErr w:type="spellEnd"/>
                             <w:r>
@@ -681,32 +903,7 @@
                                 <w:color w:val="000000"/>
                                 <w:sz w:val="20"/>
                               </w:rPr>
-                              <w:t xml:space="preserve"> 20</w:t>
-                            </w:r>
-                            <w:proofErr w:type="gramStart"/>
-                            <w:r>
-                              <w:rPr>
-                                <w:color w:val="000000"/>
-                                <w:sz w:val="20"/>
-                              </w:rPr>
-                              <w:t>…..</w:t>
-                            </w:r>
-                            <w:proofErr w:type="spellStart"/>
-                            <w:proofErr w:type="gramEnd"/>
-                            <w:r>
-                              <w:rPr>
-                                <w:color w:val="000000"/>
-                                <w:sz w:val="20"/>
-                              </w:rPr>
-                              <w:t>pompa</w:t>
-                            </w:r>
-                            <w:proofErr w:type="spellEnd"/>
-                            <w:r>
-                              <w:rPr>
-                                <w:color w:val="000000"/>
-                                <w:sz w:val="20"/>
-                              </w:rPr>
-                              <w:t>/bunker/: ……………………………………………………………………</w:t>
+                              <w:t xml:space="preserve">/bunker/: </w:t>
                             </w:r>
                           </w:p>
                           <w:p>
@@ -817,7 +1014,58 @@
                           <w:color w:val="000000"/>
                           <w:sz w:val="20"/>
                         </w:rPr>
-                        <w:t xml:space="preserve">Hari………………… </w:t>
+                        <w:t>Hari</w:t>
+                      </w:r>
+                      <w:r>
+                        <w:rPr>
+                          <w:color w:val="000000"/>
+                          <w:sz w:val="20"/>
+                        </w:rPr>
+                        <w:t xml:space="preserve"> </w:t>
+                      </w:r>
+                      <w:r>
+                        <w:rPr>
+                          <w:color w:val="000000"/>
+                          <w:sz w:val="20"/>
+                        </w:rPr>
+                        <w:fldChar w:fldCharType="begin"/>
+                      </w:r>
+                      <w:r>
+                        <w:rPr>
+                          <w:color w:val="000000"/>
+                          <w:sz w:val="20"/>
+                        </w:rPr>
+                        <w:instrText xml:space="preserve"> MERGEFIELD Hari_T1 </w:instrText>
+                      </w:r>
+                      <w:r>
+                        <w:rPr>
+                          <w:color w:val="000000"/>
+                          <w:sz w:val="20"/>
+                        </w:rPr>
+                        <w:fldChar w:fldCharType="separate"/>
+                      </w:r>
+                      <w:r>
+                        <w:rPr>
+                          <w:noProof/>
+                          <w:color w:val="000000"/>
+                          <w:sz w:val="20"/>
+                        </w:rPr>
+                        <w:t>Jumat</w:t>
+                      </w:r>
+                      <w:r>
+                        <w:rPr>
+                          <w:color w:val="000000"/>
+                          <w:sz w:val="20"/>
+                        </w:rPr>
+                        <w:fldChar w:fldCharType="end"/>
+                      </w:r>
+                      <w:r>
+                        <w:rPr>
+                          <w:color w:val="000000"/>
+                          <w:sz w:val="20"/>
+                        </w:rPr>
+                        <w:tab/>
+                        <w:t xml:space="preserve"> </w:t>
                       </w:r>
                       <w:proofErr w:type="spellStart"/>
                       <w:r>
@@ -833,7 +1081,178 @@
                           <w:color w:val="000000"/>
                           <w:sz w:val="20"/>
                         </w:rPr>
-                        <w:t xml:space="preserve"> …………Bulan ……………… </w:t>
+                        <w:t xml:space="preserve"> </w:t>
+                      </w:r>
+                      <w:r>
+                        <w:rPr>
+                          <w:color w:val="000000"/>
+                          <w:sz w:val="20"/>
+                        </w:rPr>
+                        <w:fldChar w:fldCharType="begin"/>
+                      </w:r>
+                      <w:r>
+                        <w:rPr>
+                          <w:color w:val="000000"/>
+                          <w:sz w:val="20"/>
+                        </w:rPr>
+                        <w:instrText xml:space="preserve"> MERGEFIELD Tanggal_T1 </w:instrText>
+                      </w:r>
+                      <w:r>
+                        <w:rPr>
+                          <w:color w:val="000000"/>
+                          <w:sz w:val="20"/>
+                        </w:rPr>
+                        <w:fldChar w:fldCharType="separate"/>
+                      </w:r>
+                      <w:r>
+                        <w:rPr>
+                          <w:noProof/>
+                          <w:color w:val="000000"/>
+                          <w:sz w:val="20"/>
+                        </w:rPr>
+                        <w:t>1</w:t>
+                      </w:r>
+                      <w:r>
+                        <w:rPr>
+                          <w:color w:val="000000"/>
+                          <w:sz w:val="20"/>
+                        </w:rPr>
+                        <w:fldChar w:fldCharType="end"/>
+                      </w:r>
+                      <w:r>
+                        <w:rPr>
+                          <w:color w:val="000000"/>
+                          <w:sz w:val="20"/>
+                        </w:rPr>
+                        <w:t xml:space="preserve"> </w:t>
+                      </w:r>
+                      <w:r>
+                        <w:rPr>
+                          <w:color w:val="000000"/>
+                          <w:sz w:val="20"/>
+                        </w:rPr>
+                        <w:tab/>
+                      </w:r>
+                      <w:r>
+                        <w:rPr>
+                          <w:color w:val="000000"/>
+                          <w:sz w:val="20"/>
+                        </w:rPr>
+                        <w:t xml:space="preserve">Bulan </w:t>
+                      </w:r>
+                      <w:r>
+                        <w:rPr>
+                          <w:color w:val="000000"/>
+                          <w:sz w:val="20"/>
+                        </w:rPr>
+                        <w:fldChar w:fldCharType="begin"/>
+                      </w:r>
+                      <w:r>
+                        <w:rPr>
+                          <w:color w:val="000000"/>
+                          <w:sz w:val="20"/>
+                        </w:rPr>
+                        <w:instrText xml:space="preserve"> MERGEFIELD Bulan_T1 </w:instrText>
+                      </w:r>
+                      <w:r>
+                        <w:rPr>
+                          <w:color w:val="000000"/>
+                          <w:sz w:val="20"/>
+                        </w:rPr>
+                        <w:fldChar w:fldCharType="separate"/>
+                      </w:r>
+                      <w:r>
+                        <w:rPr>
+                          <w:noProof/>
+                          <w:color w:val="000000"/>
+                          <w:sz w:val="20"/>
+                        </w:rPr>
+                        <w:t>Mei</w:t>
+                      </w:r>
+                      <w:r>
+                        <w:rPr>
+                          <w:color w:val="000000"/>
+                          <w:sz w:val="20"/>
+                        </w:rPr>
+                        <w:fldChar w:fldCharType="end"/>
+                      </w:r>
+                      <w:r>
+                        <w:rPr>
+                          <w:color w:val="000000"/>
+                          <w:sz w:val="20"/>
+                        </w:rPr>
+                        <w:t xml:space="preserve"> </w:t>
+                      </w:r>
+                      <w:r>
+                        <w:rPr>
+                          <w:color w:val="000000"/>
+                          <w:sz w:val="20"/>
+                        </w:rPr>
+                        <w:tab/>
+                      </w:r>
+                      <w:r>
+                        <w:rPr>
+                          <w:color w:val="000000"/>
+                          <w:sz w:val="20"/>
+                        </w:rPr>
+                        <w:t xml:space="preserve">Tahun </w:t>
+                      </w:r>
+                      <w:r>
+                        <w:rPr>
+                          <w:color w:val="000000"/>
+                          <w:sz w:val="20"/>
+                        </w:rPr>
+                        <w:fldChar w:fldCharType="begin"/>
+                      </w:r>
+                      <w:r>
+                        <w:rPr>
+                          <w:color w:val="000000"/>
+                          <w:sz w:val="20"/>
+                        </w:rPr>
+                        <w:instrText xml:space="preserve"> MERGEFIELD Tahun_T1 </w:instrText>
+                      </w:r>
+                      <w:r>
+                        <w:rPr>
+                          <w:color w:val="000000"/>
+                          <w:sz w:val="20"/>
+                        </w:rPr>
+                        <w:fldChar w:fldCharType="separate"/>
+                      </w:r>
+                      <w:r>
+                        <w:rPr>
+                          <w:noProof/>
+                          <w:color w:val="000000"/>
+                          <w:sz w:val="20"/>
+                        </w:rPr>
+                        <w:t>2026</w:t>
+                      </w:r>
+                      <w:r>
+                        <w:rPr>
+                          <w:color w:val="000000"/>
+                          <w:sz w:val="20"/>
+                        </w:rPr>
+                        <w:fldChar w:fldCharType="end"/>
+                      </w:r>
+                      <w:r>
+                        <w:rPr>
+                          <w:color w:val="000000"/>
+                          <w:sz w:val="20"/>
+                        </w:rPr>
+                        <w:t xml:space="preserve"> </w:t>
+                      </w:r>
+                      <w:r>
+                        <w:rPr>
+                          <w:color w:val="000000"/>
+                          <w:sz w:val="20"/>
+                        </w:rPr>
+                        <w:tab/>
+                      </w:r>
+                      <w:r>
+                        <w:rPr>
+                          <w:color w:val="000000"/>
+                          <w:sz w:val="20"/>
+                        </w:rPr>
+                        <w:tab/>
                       </w:r>
                       <w:proofErr w:type="spellStart"/>
                       <w:r>
@@ -841,7 +1260,7 @@
                           <w:color w:val="000000"/>
                           <w:sz w:val="20"/>
                         </w:rPr>
-                        <w:t>Tahun</w:t>
+                        <w:t>pompa</w:t>
                       </w:r>
                       <w:proofErr w:type="spellEnd"/>
                       <w:r>
@@ -849,32 +1268,7 @@
                           <w:color w:val="000000"/>
                           <w:sz w:val="20"/>
                         </w:rPr>
-                        <w:t xml:space="preserve"> 20</w:t>
-                      </w:r>
-                      <w:proofErr w:type="gramStart"/>
-                      <w:r>
-                        <w:rPr>
-                          <w:color w:val="000000"/>
-                          <w:sz w:val="20"/>
-                        </w:rPr>
-                        <w:t>…..</w:t>
-                      </w:r>
-                      <w:proofErr w:type="spellStart"/>
-                      <w:proofErr w:type="gramEnd"/>
-                      <w:r>
-                        <w:rPr>
-                          <w:color w:val="000000"/>
-                          <w:sz w:val="20"/>
-                        </w:rPr>
-                        <w:t>pompa</w:t>
-                      </w:r>
-                      <w:proofErr w:type="spellEnd"/>
-                      <w:r>
-                        <w:rPr>
-                          <w:color w:val="000000"/>
-                          <w:sz w:val="20"/>
-                        </w:rPr>
-                        <w:t>/bunker/: ……………………………………………………………………</w:t>
+                        <w:t xml:space="preserve">/bunker/: </w:t>
                       </w:r>
                     </w:p>
                     <w:p>
@@ -1213,7 +1607,7 @@
                 <w:rPr>
                   <w:noProof/>
                 </w:rPr>
-                <w:t>«Awal_PX_T1»</w:t>
+                <w:t>10000</w:t>
               </w:r>
             </w:fldSimple>
           </w:p>
@@ -1232,7 +1626,7 @@
                 <w:rPr>
                   <w:noProof/>
                 </w:rPr>
-                <w:t>«Awal_PDX_T1»</w:t>
+                <w:t>10000</w:t>
               </w:r>
             </w:fldSimple>
           </w:p>
@@ -1281,7 +1675,7 @@
                 <w:rPr>
                   <w:noProof/>
                 </w:rPr>
-                <w:t>«Terima_PX_T1»</w:t>
+                <w:t>0</w:t>
               </w:r>
             </w:fldSimple>
           </w:p>
@@ -1300,7 +1694,7 @@
                 <w:rPr>
                   <w:noProof/>
                 </w:rPr>
-                <w:t>«Terima_PDX_T1»</w:t>
+                <w:t>0</w:t>
               </w:r>
             </w:fldSimple>
           </w:p>
@@ -1349,7 +1743,7 @@
                 <w:rPr>
                   <w:noProof/>
                 </w:rPr>
-                <w:t>«Jumlah_PX_T1»</w:t>
+                <w:t>10000</w:t>
               </w:r>
             </w:fldSimple>
           </w:p>
@@ -1368,7 +1762,7 @@
                 <w:rPr>
                   <w:noProof/>
                 </w:rPr>
-                <w:t>«Jumlah_PDX_T1»</w:t>
+                <w:t>10000</w:t>
               </w:r>
             </w:fldSimple>
           </w:p>
@@ -1417,7 +1811,7 @@
                 <w:rPr>
                   <w:noProof/>
                 </w:rPr>
-                <w:t>«Keluar_PX_T1»</w:t>
+                <w:t>0</w:t>
               </w:r>
             </w:fldSimple>
           </w:p>
@@ -1436,7 +1830,7 @@
                 <w:rPr>
                   <w:noProof/>
                 </w:rPr>
-                <w:t>«Keluar_PDX_T1»</w:t>
+                <w:t>0</w:t>
               </w:r>
             </w:fldSimple>
           </w:p>
@@ -1689,7 +2083,7 @@
                 <w:rPr>
                   <w:noProof/>
                 </w:rPr>
-                <w:t>«Akhir_PX_T1»</w:t>
+                <w:t>10000</w:t>
               </w:r>
             </w:fldSimple>
           </w:p>
@@ -1708,7 +2102,7 @@
                 <w:rPr>
                   <w:noProof/>
                 </w:rPr>
-                <w:t>«Akhir_PDX_T1»</w:t>
+                <w:t>10000</w:t>
               </w:r>
             </w:fldSimple>
           </w:p>
@@ -1802,21 +2196,141 @@
                               <w:jc w:val="center"/>
                               <w:textDirection w:val="btLr"/>
                             </w:pPr>
-                            <w:proofErr w:type="gramStart"/>
-                            <w:r>
-                              <w:rPr>
-                                <w:color w:val="000000"/>
-                                <w:sz w:val="20"/>
-                              </w:rPr>
-                              <w:t xml:space="preserve">Bandung,   </w:t>
-                            </w:r>
-                            <w:proofErr w:type="gramEnd"/>
-                            <w:r>
-                              <w:rPr>
-                                <w:color w:val="000000"/>
-                                <w:sz w:val="20"/>
-                              </w:rPr>
-                              <w:t xml:space="preserve">                                                20……</w:t>
+                            <w:r>
+                              <w:rPr>
+                                <w:color w:val="000000"/>
+                                <w:sz w:val="20"/>
+                              </w:rPr>
+                              <w:t xml:space="preserve">Bandung, </w:t>
+                            </w:r>
+                            <w:r>
+                              <w:rPr>
+                                <w:color w:val="000000"/>
+                                <w:sz w:val="20"/>
+                              </w:rPr>
+                              <w:fldChar w:fldCharType="begin"/>
+                            </w:r>
+                            <w:r>
+                              <w:rPr>
+                                <w:color w:val="000000"/>
+                                <w:sz w:val="20"/>
+                              </w:rPr>
+                              <w:instrText xml:space="preserve"> MERGEFIELD Tanggal_T1 </w:instrText>
+                            </w:r>
+                            <w:r>
+                              <w:rPr>
+                                <w:color w:val="000000"/>
+                                <w:sz w:val="20"/>
+                              </w:rPr>
+                              <w:fldChar w:fldCharType="separate"/>
+                            </w:r>
+                            <w:r>
+                              <w:rPr>
+                                <w:noProof/>
+                                <w:color w:val="000000"/>
+                                <w:sz w:val="20"/>
+                              </w:rPr>
+                              <w:t>1</w:t>
+                            </w:r>
+                            <w:r>
+                              <w:rPr>
+                                <w:color w:val="000000"/>
+                                <w:sz w:val="20"/>
+                              </w:rPr>
+                              <w:fldChar w:fldCharType="end"/>
+                            </w:r>
+                            <w:r>
+                              <w:rPr>
+                                <w:color w:val="000000"/>
+                                <w:sz w:val="20"/>
+                              </w:rPr>
+                              <w:t xml:space="preserve"> </w:t>
+                            </w:r>
+                            <w:r>
+                              <w:rPr>
+                                <w:color w:val="000000"/>
+                                <w:sz w:val="20"/>
+                              </w:rPr>
+                              <w:fldChar w:fldCharType="begin"/>
+                            </w:r>
+                            <w:r>
+                              <w:rPr>
+                                <w:color w:val="000000"/>
+                                <w:sz w:val="20"/>
+                              </w:rPr>
+                              <w:instrText xml:space="preserve"> MERGEFIELD Bulan_T1 </w:instrText>
+                            </w:r>
+                            <w:r>
+                              <w:rPr>
+                                <w:color w:val="000000"/>
+                                <w:sz w:val="20"/>
+                              </w:rPr>
+                              <w:fldChar w:fldCharType="separate"/>
+                            </w:r>
+                            <w:r>
+                              <w:rPr>
+                                <w:noProof/>
+                                <w:color w:val="000000"/>
+                                <w:sz w:val="20"/>
+                              </w:rPr>
+                              <w:t>Mei</w:t>
+                            </w:r>
+                            <w:r>
+                              <w:rPr>
+                                <w:color w:val="000000"/>
+                                <w:sz w:val="20"/>
+                              </w:rPr>
+                              <w:fldChar w:fldCharType="end"/>
+                            </w:r>
+                            <w:r>
+                              <w:rPr>
+                                <w:color w:val="000000"/>
+                                <w:sz w:val="20"/>
+                              </w:rPr>
+                              <w:t xml:space="preserve"> </w:t>
+                            </w:r>
+                            <w:r>
+                              <w:rPr>
+                                <w:color w:val="000000"/>
+                                <w:sz w:val="20"/>
+                              </w:rPr>
+                              <w:fldChar w:fldCharType="begin"/>
+                            </w:r>
+                            <w:r>
+                              <w:rPr>
+                                <w:color w:val="000000"/>
+                                <w:sz w:val="20"/>
+                              </w:rPr>
+                              <w:instrText xml:space="preserve"> MERGEFIELD Tahun_T1 </w:instrText>
+                            </w:r>
+                            <w:r>
+                              <w:rPr>
+                                <w:color w:val="000000"/>
+                                <w:sz w:val="20"/>
+                              </w:rPr>
+                              <w:fldChar w:fldCharType="separate"/>
+                            </w:r>
+                            <w:r>
+                              <w:rPr>
+                                <w:noProof/>
+                                <w:color w:val="000000"/>
+                                <w:sz w:val="20"/>
+                              </w:rPr>
+                              <w:t>2026</w:t>
+                            </w:r>
+                            <w:r>
+                              <w:rPr>
+                                <w:color w:val="000000"/>
+                                <w:sz w:val="20"/>
+                              </w:rPr>
+                              <w:fldChar w:fldCharType="end"/>
+                            </w:r>
+                            <w:r>
+                              <w:rPr>
+                                <w:color w:val="000000"/>
+                                <w:sz w:val="20"/>
+                              </w:rPr>
+                              <w:t xml:space="preserve"> </w:t>
                             </w:r>
                           </w:p>
                           <w:p>
@@ -1895,7 +2409,42 @@
                                 <w:color w:val="000000"/>
                                 <w:sz w:val="20"/>
                               </w:rPr>
-                              <w:t xml:space="preserve"> 197404182002121001</w:t>
+                              <w:t xml:space="preserve"> 1974041820021</w:t>
+                            </w:r>
+                            <w:r>
+                              <w:rPr>
+                                <w:color w:val="000000"/>
+                                <w:sz w:val="20"/>
+                              </w:rPr>
+                              <w:t>2</w:t>
+                            </w:r>
+                            <w:r>
+                              <w:rPr>
+                                <w:color w:val="000000"/>
+                                <w:sz w:val="20"/>
+                              </w:rPr>
+                              <w:t>1</w:t>
+                            </w:r>
+                            <w:r>
+                              <w:rPr>
+                                <w:color w:val="000000"/>
+                                <w:sz w:val="20"/>
+                              </w:rPr>
+                              <w:t>0</w:t>
+                            </w:r>
+                            <w:r>
+                              <w:rPr>
+                                <w:color w:val="000000"/>
+                                <w:sz w:val="20"/>
+                              </w:rPr>
+                              <w:t>0</w:t>
+                            </w:r>
+                            <w:r>
+                              <w:rPr>
+                                <w:color w:val="000000"/>
+                                <w:sz w:val="20"/>
+                              </w:rPr>
+                              <w:t>1</w:t>
                             </w:r>
                           </w:p>
                         </w:txbxContent>
@@ -1923,21 +2472,141 @@
                         <w:jc w:val="center"/>
                         <w:textDirection w:val="btLr"/>
                       </w:pPr>
-                      <w:proofErr w:type="gramStart"/>
-                      <w:r>
-                        <w:rPr>
-                          <w:color w:val="000000"/>
-                          <w:sz w:val="20"/>
-                        </w:rPr>
-                        <w:t xml:space="preserve">Bandung,   </w:t>
-                      </w:r>
-                      <w:proofErr w:type="gramEnd"/>
-                      <w:r>
-                        <w:rPr>
-                          <w:color w:val="000000"/>
-                          <w:sz w:val="20"/>
-                        </w:rPr>
-                        <w:t xml:space="preserve">                                                20……</w:t>
+                      <w:r>
+                        <w:rPr>
+                          <w:color w:val="000000"/>
+                          <w:sz w:val="20"/>
+                        </w:rPr>
+                        <w:t xml:space="preserve">Bandung, </w:t>
+                      </w:r>
+                      <w:r>
+                        <w:rPr>
+                          <w:color w:val="000000"/>
+                          <w:sz w:val="20"/>
+                        </w:rPr>
+                        <w:fldChar w:fldCharType="begin"/>
+                      </w:r>
+                      <w:r>
+                        <w:rPr>
+                          <w:color w:val="000000"/>
+                          <w:sz w:val="20"/>
+                        </w:rPr>
+                        <w:instrText xml:space="preserve"> MERGEFIELD Tanggal_T1 </w:instrText>
+                      </w:r>
+                      <w:r>
+                        <w:rPr>
+                          <w:color w:val="000000"/>
+                          <w:sz w:val="20"/>
+                        </w:rPr>
+                        <w:fldChar w:fldCharType="separate"/>
+                      </w:r>
+                      <w:r>
+                        <w:rPr>
+                          <w:noProof/>
+                          <w:color w:val="000000"/>
+                          <w:sz w:val="20"/>
+                        </w:rPr>
+                        <w:t>1</w:t>
+                      </w:r>
+                      <w:r>
+                        <w:rPr>
+                          <w:color w:val="000000"/>
+                          <w:sz w:val="20"/>
+                        </w:rPr>
+                        <w:fldChar w:fldCharType="end"/>
+                      </w:r>
+                      <w:r>
+                        <w:rPr>
+                          <w:color w:val="000000"/>
+                          <w:sz w:val="20"/>
+                        </w:rPr>
+                        <w:t xml:space="preserve"> </w:t>
+                      </w:r>
+                      <w:r>
+                        <w:rPr>
+                          <w:color w:val="000000"/>
+                          <w:sz w:val="20"/>
+                        </w:rPr>
+                        <w:fldChar w:fldCharType="begin"/>
+                      </w:r>
+                      <w:r>
+                        <w:rPr>
+                          <w:color w:val="000000"/>
+                          <w:sz w:val="20"/>
+                        </w:rPr>
+                        <w:instrText xml:space="preserve"> MERGEFIELD Bulan_T1 </w:instrText>
+                      </w:r>
+                      <w:r>
+                        <w:rPr>
+                          <w:color w:val="000000"/>
+                          <w:sz w:val="20"/>
+                        </w:rPr>
+                        <w:fldChar w:fldCharType="separate"/>
+                      </w:r>
+                      <w:r>
+                        <w:rPr>
+                          <w:noProof/>
+                          <w:color w:val="000000"/>
+                          <w:sz w:val="20"/>
+                        </w:rPr>
+                        <w:t>Mei</w:t>
+                      </w:r>
+                      <w:r>
+                        <w:rPr>
+                          <w:color w:val="000000"/>
+                          <w:sz w:val="20"/>
+                        </w:rPr>
+                        <w:fldChar w:fldCharType="end"/>
+                      </w:r>
+                      <w:r>
+                        <w:rPr>
+                          <w:color w:val="000000"/>
+                          <w:sz w:val="20"/>
+                        </w:rPr>
+                        <w:t xml:space="preserve"> </w:t>
+                      </w:r>
+                      <w:r>
+                        <w:rPr>
+                          <w:color w:val="000000"/>
+                          <w:sz w:val="20"/>
+                        </w:rPr>
+                        <w:fldChar w:fldCharType="begin"/>
+                      </w:r>
+                      <w:r>
+                        <w:rPr>
+                          <w:color w:val="000000"/>
+                          <w:sz w:val="20"/>
+                        </w:rPr>
+                        <w:instrText xml:space="preserve"> MERGEFIELD Tahun_T1 </w:instrText>
+                      </w:r>
+                      <w:r>
+                        <w:rPr>
+                          <w:color w:val="000000"/>
+                          <w:sz w:val="20"/>
+                        </w:rPr>
+                        <w:fldChar w:fldCharType="separate"/>
+                      </w:r>
+                      <w:r>
+                        <w:rPr>
+                          <w:noProof/>
+                          <w:color w:val="000000"/>
+                          <w:sz w:val="20"/>
+                        </w:rPr>
+                        <w:t>2026</w:t>
+                      </w:r>
+                      <w:r>
+                        <w:rPr>
+                          <w:color w:val="000000"/>
+                          <w:sz w:val="20"/>
+                        </w:rPr>
+                        <w:fldChar w:fldCharType="end"/>
+                      </w:r>
+                      <w:r>
+                        <w:rPr>
+                          <w:color w:val="000000"/>
+                          <w:sz w:val="20"/>
+                        </w:rPr>
+                        <w:t xml:space="preserve"> </w:t>
                       </w:r>
                     </w:p>
                     <w:p>
@@ -2016,7 +2685,42 @@
                           <w:color w:val="000000"/>
                           <w:sz w:val="20"/>
                         </w:rPr>
-                        <w:t xml:space="preserve"> 197404182002121001</w:t>
+                        <w:t xml:space="preserve"> 1974041820021</w:t>
+                      </w:r>
+                      <w:r>
+                        <w:rPr>
+                          <w:color w:val="000000"/>
+                          <w:sz w:val="20"/>
+                        </w:rPr>
+                        <w:t>2</w:t>
+                      </w:r>
+                      <w:r>
+                        <w:rPr>
+                          <w:color w:val="000000"/>
+                          <w:sz w:val="20"/>
+                        </w:rPr>
+                        <w:t>1</w:t>
+                      </w:r>
+                      <w:r>
+                        <w:rPr>
+                          <w:color w:val="000000"/>
+                          <w:sz w:val="20"/>
+                        </w:rPr>
+                        <w:t>0</w:t>
+                      </w:r>
+                      <w:r>
+                        <w:rPr>
+                          <w:color w:val="000000"/>
+                          <w:sz w:val="20"/>
+                        </w:rPr>
+                        <w:t>0</w:t>
+                      </w:r>
+                      <w:r>
+                        <w:rPr>
+                          <w:color w:val="000000"/>
+                          <w:sz w:val="20"/>
+                        </w:rPr>
+                        <w:t>1</w:t>
                       </w:r>
                     </w:p>
                   </w:txbxContent>
@@ -2215,7 +2919,7 @@
                     <pic:cNvPicPr preferRelativeResize="0"/>
                   </pic:nvPicPr>
                   <pic:blipFill>
-                    <a:blip r:embed="rId6"/>
+                    <a:blip r:embed="rId7"/>
                     <a:srcRect/>
                     <a:stretch>
                       <a:fillRect/>
@@ -2319,7 +3023,7 @@
                         <pic:cNvPicPr preferRelativeResize="0"/>
                       </pic:nvPicPr>
                       <pic:blipFill>
-                        <a:blip r:embed="rId7"/>
+                        <a:blip r:embed="rId8"/>
                         <a:srcRect/>
                         <a:stretch>
                           <a:fillRect/>
@@ -2662,7 +3366,57 @@
                                 <w:color w:val="000000"/>
                                 <w:sz w:val="20"/>
                               </w:rPr>
-                              <w:t xml:space="preserve">Hari ………………… </w:t>
+                              <w:t xml:space="preserve">Hari </w:t>
+                            </w:r>
+                            <w:r>
+                              <w:rPr>
+                                <w:color w:val="000000"/>
+                                <w:sz w:val="20"/>
+                              </w:rPr>
+                              <w:fldChar w:fldCharType="begin"/>
+                            </w:r>
+                            <w:r>
+                              <w:rPr>
+                                <w:color w:val="000000"/>
+                                <w:sz w:val="20"/>
+                              </w:rPr>
+                              <w:instrText xml:space="preserve"> MERGEFIELD Hari_T2 </w:instrText>
+                            </w:r>
+                            <w:r>
+                              <w:rPr>
+                                <w:color w:val="000000"/>
+                                <w:sz w:val="20"/>
+                              </w:rPr>
+                              <w:fldChar w:fldCharType="separate"/>
+                            </w:r>
+                            <w:r>
+                              <w:rPr>
+                                <w:noProof/>
+                                <w:color w:val="000000"/>
+                                <w:sz w:val="20"/>
+                              </w:rPr>
+                              <w:t>Senin</w:t>
+                            </w:r>
+                            <w:r>
+                              <w:rPr>
+                                <w:color w:val="000000"/>
+                                <w:sz w:val="20"/>
+                              </w:rPr>
+                              <w:fldChar w:fldCharType="end"/>
+                            </w:r>
+                            <w:r>
+                              <w:rPr>
+                                <w:color w:val="000000"/>
+                                <w:sz w:val="20"/>
+                              </w:rPr>
+                              <w:t xml:space="preserve"> </w:t>
+                            </w:r>
+                            <w:r>
+                              <w:rPr>
+                                <w:color w:val="000000"/>
+                                <w:sz w:val="20"/>
+                              </w:rPr>
+                              <w:tab/>
                             </w:r>
                             <w:proofErr w:type="spellStart"/>
                             <w:r>
@@ -2678,7 +3432,178 @@
                                 <w:color w:val="000000"/>
                                 <w:sz w:val="20"/>
                               </w:rPr>
-                              <w:t xml:space="preserve"> ………… Bulan ……………… </w:t>
+                              <w:t xml:space="preserve"> </w:t>
+                            </w:r>
+                            <w:r>
+                              <w:rPr>
+                                <w:color w:val="000000"/>
+                                <w:sz w:val="20"/>
+                              </w:rPr>
+                              <w:fldChar w:fldCharType="begin"/>
+                            </w:r>
+                            <w:r>
+                              <w:rPr>
+                                <w:color w:val="000000"/>
+                                <w:sz w:val="20"/>
+                              </w:rPr>
+                              <w:instrText xml:space="preserve"> MERGEFIELD Tanggal_T2 </w:instrText>
+                            </w:r>
+                            <w:r>
+                              <w:rPr>
+                                <w:color w:val="000000"/>
+                                <w:sz w:val="20"/>
+                              </w:rPr>
+                              <w:fldChar w:fldCharType="separate"/>
+                            </w:r>
+                            <w:r>
+                              <w:rPr>
+                                <w:noProof/>
+                                <w:color w:val="000000"/>
+                                <w:sz w:val="20"/>
+                              </w:rPr>
+                              <w:t>4</w:t>
+                            </w:r>
+                            <w:r>
+                              <w:rPr>
+                                <w:color w:val="000000"/>
+                                <w:sz w:val="20"/>
+                              </w:rPr>
+                              <w:fldChar w:fldCharType="end"/>
+                            </w:r>
+                            <w:r>
+                              <w:rPr>
+                                <w:color w:val="000000"/>
+                                <w:sz w:val="20"/>
+                              </w:rPr>
+                              <w:t xml:space="preserve"> </w:t>
+                            </w:r>
+                            <w:r>
+                              <w:rPr>
+                                <w:color w:val="000000"/>
+                                <w:sz w:val="20"/>
+                              </w:rPr>
+                              <w:tab/>
+                            </w:r>
+                            <w:r>
+                              <w:rPr>
+                                <w:color w:val="000000"/>
+                                <w:sz w:val="20"/>
+                              </w:rPr>
+                              <w:t xml:space="preserve">Bulan </w:t>
+                            </w:r>
+                            <w:r>
+                              <w:rPr>
+                                <w:color w:val="000000"/>
+                                <w:sz w:val="20"/>
+                              </w:rPr>
+                              <w:fldChar w:fldCharType="begin"/>
+                            </w:r>
+                            <w:r>
+                              <w:rPr>
+                                <w:color w:val="000000"/>
+                                <w:sz w:val="20"/>
+                              </w:rPr>
+                              <w:instrText xml:space="preserve"> MERGEFIELD Bulan_T2 </w:instrText>
+                            </w:r>
+                            <w:r>
+                              <w:rPr>
+                                <w:color w:val="000000"/>
+                                <w:sz w:val="20"/>
+                              </w:rPr>
+                              <w:fldChar w:fldCharType="separate"/>
+                            </w:r>
+                            <w:r>
+                              <w:rPr>
+                                <w:noProof/>
+                                <w:color w:val="000000"/>
+                                <w:sz w:val="20"/>
+                              </w:rPr>
+                              <w:t>Mei</w:t>
+                            </w:r>
+                            <w:r>
+                              <w:rPr>
+                                <w:color w:val="000000"/>
+                                <w:sz w:val="20"/>
+                              </w:rPr>
+                              <w:fldChar w:fldCharType="end"/>
+                            </w:r>
+                            <w:r>
+                              <w:rPr>
+                                <w:color w:val="000000"/>
+                                <w:sz w:val="20"/>
+                              </w:rPr>
+                              <w:t xml:space="preserve"> </w:t>
+                            </w:r>
+                            <w:r>
+                              <w:rPr>
+                                <w:color w:val="000000"/>
+                                <w:sz w:val="20"/>
+                              </w:rPr>
+                              <w:tab/>
+                            </w:r>
+                            <w:r>
+                              <w:rPr>
+                                <w:color w:val="000000"/>
+                                <w:sz w:val="20"/>
+                              </w:rPr>
+                              <w:t xml:space="preserve">Tahun </w:t>
+                            </w:r>
+                            <w:r>
+                              <w:rPr>
+                                <w:color w:val="000000"/>
+                                <w:sz w:val="20"/>
+                              </w:rPr>
+                              <w:fldChar w:fldCharType="begin"/>
+                            </w:r>
+                            <w:r>
+                              <w:rPr>
+                                <w:color w:val="000000"/>
+                                <w:sz w:val="20"/>
+                              </w:rPr>
+                              <w:instrText xml:space="preserve"> MERGEFIELD Tahun_T2 </w:instrText>
+                            </w:r>
+                            <w:r>
+                              <w:rPr>
+                                <w:color w:val="000000"/>
+                                <w:sz w:val="20"/>
+                              </w:rPr>
+                              <w:fldChar w:fldCharType="separate"/>
+                            </w:r>
+                            <w:r>
+                              <w:rPr>
+                                <w:noProof/>
+                                <w:color w:val="000000"/>
+                                <w:sz w:val="20"/>
+                              </w:rPr>
+                              <w:t>2026</w:t>
+                            </w:r>
+                            <w:r>
+                              <w:rPr>
+                                <w:color w:val="000000"/>
+                                <w:sz w:val="20"/>
+                              </w:rPr>
+                              <w:fldChar w:fldCharType="end"/>
+                            </w:r>
+                            <w:r>
+                              <w:rPr>
+                                <w:color w:val="000000"/>
+                                <w:sz w:val="20"/>
+                              </w:rPr>
+                              <w:t xml:space="preserve"> </w:t>
+                            </w:r>
+                            <w:r>
+                              <w:rPr>
+                                <w:color w:val="000000"/>
+                                <w:sz w:val="20"/>
+                              </w:rPr>
+                              <w:tab/>
+                            </w:r>
+                            <w:r>
+                              <w:rPr>
+                                <w:color w:val="000000"/>
+                                <w:sz w:val="20"/>
+                              </w:rPr>
+                              <w:tab/>
                             </w:r>
                             <w:proofErr w:type="spellStart"/>
                             <w:r>
@@ -2686,7 +3611,7 @@
                                 <w:color w:val="000000"/>
                                 <w:sz w:val="20"/>
                               </w:rPr>
-                              <w:t>Tahun</w:t>
+                              <w:t>pompa</w:t>
                             </w:r>
                             <w:proofErr w:type="spellEnd"/>
                             <w:r>
@@ -2694,7 +3619,7 @@
                                 <w:color w:val="000000"/>
                                 <w:sz w:val="20"/>
                               </w:rPr>
-                              <w:t xml:space="preserve"> 20</w:t>
+                              <w:t>/bunker</w:t>
                             </w:r>
                             <w:proofErr w:type="gramStart"/>
                             <w:r>
@@ -2702,7 +3627,7 @@
                                 <w:color w:val="000000"/>
                                 <w:sz w:val="20"/>
                               </w:rPr>
-                              <w:t>…..</w:t>
+                              <w:t>/ :</w:t>
                             </w:r>
                             <w:proofErr w:type="gramEnd"/>
                             <w:r>
@@ -2711,38 +3636,6 @@
                                 <w:sz w:val="20"/>
                               </w:rPr>
                               <w:t xml:space="preserve"> </w:t>
-                            </w:r>
-                            <w:proofErr w:type="spellStart"/>
-                            <w:r>
-                              <w:rPr>
-                                <w:color w:val="000000"/>
-                                <w:sz w:val="20"/>
-                              </w:rPr>
-                              <w:t>pompa</w:t>
-                            </w:r>
-                            <w:proofErr w:type="spellEnd"/>
-                            <w:r>
-                              <w:rPr>
-                                <w:color w:val="000000"/>
-                                <w:sz w:val="20"/>
-                              </w:rPr>
-                              <w:t>/bunker</w:t>
-                            </w:r>
-                            <w:proofErr w:type="gramStart"/>
-                            <w:r>
-                              <w:rPr>
-                                <w:color w:val="000000"/>
-                                <w:sz w:val="20"/>
-                              </w:rPr>
-                              <w:t>/ :</w:t>
-                            </w:r>
-                            <w:proofErr w:type="gramEnd"/>
-                            <w:r>
-                              <w:rPr>
-                                <w:color w:val="000000"/>
-                                <w:sz w:val="20"/>
-                              </w:rPr>
-                              <w:t xml:space="preserve"> ………………………………………………………………</w:t>
                             </w:r>
                           </w:p>
                           <w:p>
@@ -2869,7 +3762,57 @@
                           <w:color w:val="000000"/>
                           <w:sz w:val="20"/>
                         </w:rPr>
-                        <w:t xml:space="preserve">Hari ………………… </w:t>
+                        <w:t xml:space="preserve">Hari </w:t>
+                      </w:r>
+                      <w:r>
+                        <w:rPr>
+                          <w:color w:val="000000"/>
+                          <w:sz w:val="20"/>
+                        </w:rPr>
+                        <w:fldChar w:fldCharType="begin"/>
+                      </w:r>
+                      <w:r>
+                        <w:rPr>
+                          <w:color w:val="000000"/>
+                          <w:sz w:val="20"/>
+                        </w:rPr>
+                        <w:instrText xml:space="preserve"> MERGEFIELD Hari_T2 </w:instrText>
+                      </w:r>
+                      <w:r>
+                        <w:rPr>
+                          <w:color w:val="000000"/>
+                          <w:sz w:val="20"/>
+                        </w:rPr>
+                        <w:fldChar w:fldCharType="separate"/>
+                      </w:r>
+                      <w:r>
+                        <w:rPr>
+                          <w:noProof/>
+                          <w:color w:val="000000"/>
+                          <w:sz w:val="20"/>
+                        </w:rPr>
+                        <w:t>Senin</w:t>
+                      </w:r>
+                      <w:r>
+                        <w:rPr>
+                          <w:color w:val="000000"/>
+                          <w:sz w:val="20"/>
+                        </w:rPr>
+                        <w:fldChar w:fldCharType="end"/>
+                      </w:r>
+                      <w:r>
+                        <w:rPr>
+                          <w:color w:val="000000"/>
+                          <w:sz w:val="20"/>
+                        </w:rPr>
+                        <w:t xml:space="preserve"> </w:t>
+                      </w:r>
+                      <w:r>
+                        <w:rPr>
+                          <w:color w:val="000000"/>
+                          <w:sz w:val="20"/>
+                        </w:rPr>
+                        <w:tab/>
                       </w:r>
                       <w:proofErr w:type="spellStart"/>
                       <w:r>
@@ -2885,7 +3828,178 @@
                           <w:color w:val="000000"/>
                           <w:sz w:val="20"/>
                         </w:rPr>
-                        <w:t xml:space="preserve"> ………… Bulan ……………… </w:t>
+                        <w:t xml:space="preserve"> </w:t>
+                      </w:r>
+                      <w:r>
+                        <w:rPr>
+                          <w:color w:val="000000"/>
+                          <w:sz w:val="20"/>
+                        </w:rPr>
+                        <w:fldChar w:fldCharType="begin"/>
+                      </w:r>
+                      <w:r>
+                        <w:rPr>
+                          <w:color w:val="000000"/>
+                          <w:sz w:val="20"/>
+                        </w:rPr>
+                        <w:instrText xml:space="preserve"> MERGEFIELD Tanggal_T2 </w:instrText>
+                      </w:r>
+                      <w:r>
+                        <w:rPr>
+                          <w:color w:val="000000"/>
+                          <w:sz w:val="20"/>
+                        </w:rPr>
+                        <w:fldChar w:fldCharType="separate"/>
+                      </w:r>
+                      <w:r>
+                        <w:rPr>
+                          <w:noProof/>
+                          <w:color w:val="000000"/>
+                          <w:sz w:val="20"/>
+                        </w:rPr>
+                        <w:t>4</w:t>
+                      </w:r>
+                      <w:r>
+                        <w:rPr>
+                          <w:color w:val="000000"/>
+                          <w:sz w:val="20"/>
+                        </w:rPr>
+                        <w:fldChar w:fldCharType="end"/>
+                      </w:r>
+                      <w:r>
+                        <w:rPr>
+                          <w:color w:val="000000"/>
+                          <w:sz w:val="20"/>
+                        </w:rPr>
+                        <w:t xml:space="preserve"> </w:t>
+                      </w:r>
+                      <w:r>
+                        <w:rPr>
+                          <w:color w:val="000000"/>
+                          <w:sz w:val="20"/>
+                        </w:rPr>
+                        <w:tab/>
+                      </w:r>
+                      <w:r>
+                        <w:rPr>
+                          <w:color w:val="000000"/>
+                          <w:sz w:val="20"/>
+                        </w:rPr>
+                        <w:t xml:space="preserve">Bulan </w:t>
+                      </w:r>
+                      <w:r>
+                        <w:rPr>
+                          <w:color w:val="000000"/>
+                          <w:sz w:val="20"/>
+                        </w:rPr>
+                        <w:fldChar w:fldCharType="begin"/>
+                      </w:r>
+                      <w:r>
+                        <w:rPr>
+                          <w:color w:val="000000"/>
+                          <w:sz w:val="20"/>
+                        </w:rPr>
+                        <w:instrText xml:space="preserve"> MERGEFIELD Bulan_T2 </w:instrText>
+                      </w:r>
+                      <w:r>
+                        <w:rPr>
+                          <w:color w:val="000000"/>
+                          <w:sz w:val="20"/>
+                        </w:rPr>
+                        <w:fldChar w:fldCharType="separate"/>
+                      </w:r>
+                      <w:r>
+                        <w:rPr>
+                          <w:noProof/>
+                          <w:color w:val="000000"/>
+                          <w:sz w:val="20"/>
+                        </w:rPr>
+                        <w:t>Mei</w:t>
+                      </w:r>
+                      <w:r>
+                        <w:rPr>
+                          <w:color w:val="000000"/>
+                          <w:sz w:val="20"/>
+                        </w:rPr>
+                        <w:fldChar w:fldCharType="end"/>
+                      </w:r>
+                      <w:r>
+                        <w:rPr>
+                          <w:color w:val="000000"/>
+                          <w:sz w:val="20"/>
+                        </w:rPr>
+                        <w:t xml:space="preserve"> </w:t>
+                      </w:r>
+                      <w:r>
+                        <w:rPr>
+                          <w:color w:val="000000"/>
+                          <w:sz w:val="20"/>
+                        </w:rPr>
+                        <w:tab/>
+                      </w:r>
+                      <w:r>
+                        <w:rPr>
+                          <w:color w:val="000000"/>
+                          <w:sz w:val="20"/>
+                        </w:rPr>
+                        <w:t xml:space="preserve">Tahun </w:t>
+                      </w:r>
+                      <w:r>
+                        <w:rPr>
+                          <w:color w:val="000000"/>
+                          <w:sz w:val="20"/>
+                        </w:rPr>
+                        <w:fldChar w:fldCharType="begin"/>
+                      </w:r>
+                      <w:r>
+                        <w:rPr>
+                          <w:color w:val="000000"/>
+                          <w:sz w:val="20"/>
+                        </w:rPr>
+                        <w:instrText xml:space="preserve"> MERGEFIELD Tahun_T2 </w:instrText>
+                      </w:r>
+                      <w:r>
+                        <w:rPr>
+                          <w:color w:val="000000"/>
+                          <w:sz w:val="20"/>
+                        </w:rPr>
+                        <w:fldChar w:fldCharType="separate"/>
+                      </w:r>
+                      <w:r>
+                        <w:rPr>
+                          <w:noProof/>
+                          <w:color w:val="000000"/>
+                          <w:sz w:val="20"/>
+                        </w:rPr>
+                        <w:t>2026</w:t>
+                      </w:r>
+                      <w:r>
+                        <w:rPr>
+                          <w:color w:val="000000"/>
+                          <w:sz w:val="20"/>
+                        </w:rPr>
+                        <w:fldChar w:fldCharType="end"/>
+                      </w:r>
+                      <w:r>
+                        <w:rPr>
+                          <w:color w:val="000000"/>
+                          <w:sz w:val="20"/>
+                        </w:rPr>
+                        <w:t xml:space="preserve"> </w:t>
+                      </w:r>
+                      <w:r>
+                        <w:rPr>
+                          <w:color w:val="000000"/>
+                          <w:sz w:val="20"/>
+                        </w:rPr>
+                        <w:tab/>
+                      </w:r>
+                      <w:r>
+                        <w:rPr>
+                          <w:color w:val="000000"/>
+                          <w:sz w:val="20"/>
+                        </w:rPr>
+                        <w:tab/>
                       </w:r>
                       <w:proofErr w:type="spellStart"/>
                       <w:r>
@@ -2893,7 +4007,7 @@
                           <w:color w:val="000000"/>
                           <w:sz w:val="20"/>
                         </w:rPr>
-                        <w:t>Tahun</w:t>
+                        <w:t>pompa</w:t>
                       </w:r>
                       <w:proofErr w:type="spellEnd"/>
                       <w:r>
@@ -2901,7 +4015,7 @@
                           <w:color w:val="000000"/>
                           <w:sz w:val="20"/>
                         </w:rPr>
-                        <w:t xml:space="preserve"> 20</w:t>
+                        <w:t>/bunker</w:t>
                       </w:r>
                       <w:proofErr w:type="gramStart"/>
                       <w:r>
@@ -2909,7 +4023,7 @@
                           <w:color w:val="000000"/>
                           <w:sz w:val="20"/>
                         </w:rPr>
-                        <w:t>…..</w:t>
+                        <w:t>/ :</w:t>
                       </w:r>
                       <w:proofErr w:type="gramEnd"/>
                       <w:r>
@@ -2918,38 +4032,6 @@
                           <w:sz w:val="20"/>
                         </w:rPr>
                         <w:t xml:space="preserve"> </w:t>
-                      </w:r>
-                      <w:proofErr w:type="spellStart"/>
-                      <w:r>
-                        <w:rPr>
-                          <w:color w:val="000000"/>
-                          <w:sz w:val="20"/>
-                        </w:rPr>
-                        <w:t>pompa</w:t>
-                      </w:r>
-                      <w:proofErr w:type="spellEnd"/>
-                      <w:r>
-                        <w:rPr>
-                          <w:color w:val="000000"/>
-                          <w:sz w:val="20"/>
-                        </w:rPr>
-                        <w:t>/bunker</w:t>
-                      </w:r>
-                      <w:proofErr w:type="gramStart"/>
-                      <w:r>
-                        <w:rPr>
-                          <w:color w:val="000000"/>
-                          <w:sz w:val="20"/>
-                        </w:rPr>
-                        <w:t>/ :</w:t>
-                      </w:r>
-                      <w:proofErr w:type="gramEnd"/>
-                      <w:r>
-                        <w:rPr>
-                          <w:color w:val="000000"/>
-                          <w:sz w:val="20"/>
-                        </w:rPr>
-                        <w:t xml:space="preserve"> ………………………………………………………………</w:t>
                       </w:r>
                     </w:p>
                     <w:p>
@@ -3303,7 +4385,7 @@
                 <w:rPr>
                   <w:noProof/>
                 </w:rPr>
-                <w:t>«Awal_PX_T2»</w:t>
+                <w:t>10000</w:t>
               </w:r>
             </w:fldSimple>
           </w:p>
@@ -3322,7 +4404,7 @@
                 <w:rPr>
                   <w:noProof/>
                 </w:rPr>
-                <w:t>«Awal_PDX_T2»</w:t>
+                <w:t>10000</w:t>
               </w:r>
             </w:fldSimple>
           </w:p>
@@ -3371,7 +4453,7 @@
                 <w:rPr>
                   <w:noProof/>
                 </w:rPr>
-                <w:t>«Terima_PX_T2»</w:t>
+                <w:t>0</w:t>
               </w:r>
             </w:fldSimple>
           </w:p>
@@ -3390,7 +4472,7 @@
                 <w:rPr>
                   <w:noProof/>
                 </w:rPr>
-                <w:t>«Terima_PDX_T2»</w:t>
+                <w:t>0</w:t>
               </w:r>
             </w:fldSimple>
           </w:p>
@@ -3439,7 +4521,7 @@
                 <w:rPr>
                   <w:noProof/>
                 </w:rPr>
-                <w:t>«Jumlah_PX_T2»</w:t>
+                <w:t>10000</w:t>
               </w:r>
             </w:fldSimple>
           </w:p>
@@ -3458,7 +4540,7 @@
                 <w:rPr>
                   <w:noProof/>
                 </w:rPr>
-                <w:t>«Jumlah_PDX_T2»</w:t>
+                <w:t>10000</w:t>
               </w:r>
             </w:fldSimple>
           </w:p>
@@ -3507,7 +4589,7 @@
                 <w:rPr>
                   <w:noProof/>
                 </w:rPr>
-                <w:t>«Keluar_PX_T2»</w:t>
+                <w:t>0</w:t>
               </w:r>
             </w:fldSimple>
           </w:p>
@@ -3526,7 +4608,7 @@
                 <w:rPr>
                   <w:noProof/>
                 </w:rPr>
-                <w:t>«Keluar_PDX_T2»</w:t>
+                <w:t>0</w:t>
               </w:r>
             </w:fldSimple>
           </w:p>
@@ -3779,7 +4861,7 @@
                 <w:rPr>
                   <w:noProof/>
                 </w:rPr>
-                <w:t>«Akhir_PX_T2»</w:t>
+                <w:t>10000</w:t>
               </w:r>
             </w:fldSimple>
           </w:p>
@@ -3798,7 +4880,7 @@
                 <w:rPr>
                   <w:noProof/>
                 </w:rPr>
-                <w:t>«Akhir_PDX_T2»</w:t>
+                <w:t>10000</w:t>
               </w:r>
             </w:fldSimple>
           </w:p>
@@ -3822,7 +4904,6 @@
         <w:rPr>
           <w:noProof/>
         </w:rPr>
-        <w:lastRenderedPageBreak/>
         <mc:AlternateContent>
           <mc:Choice Requires="wps">
             <w:drawing>
@@ -3893,21 +4974,141 @@
                               <w:jc w:val="center"/>
                               <w:textDirection w:val="btLr"/>
                             </w:pPr>
-                            <w:proofErr w:type="gramStart"/>
-                            <w:r>
-                              <w:rPr>
-                                <w:color w:val="000000"/>
-                                <w:sz w:val="20"/>
-                              </w:rPr>
-                              <w:t xml:space="preserve">Bandung,   </w:t>
-                            </w:r>
-                            <w:proofErr w:type="gramEnd"/>
-                            <w:r>
-                              <w:rPr>
-                                <w:color w:val="000000"/>
-                                <w:sz w:val="20"/>
-                              </w:rPr>
-                              <w:t xml:space="preserve">                                                20……</w:t>
+                            <w:r>
+                              <w:rPr>
+                                <w:color w:val="000000"/>
+                                <w:sz w:val="20"/>
+                              </w:rPr>
+                              <w:t>Bandung,</w:t>
+                            </w:r>
+                            <w:r>
+                              <w:rPr>
+                                <w:color w:val="000000"/>
+                                <w:sz w:val="20"/>
+                              </w:rPr>
+                              <w:t xml:space="preserve"> </w:t>
+                            </w:r>
+                            <w:r>
+                              <w:rPr>
+                                <w:color w:val="000000"/>
+                                <w:sz w:val="20"/>
+                              </w:rPr>
+                              <w:fldChar w:fldCharType="begin"/>
+                            </w:r>
+                            <w:r>
+                              <w:rPr>
+                                <w:color w:val="000000"/>
+                                <w:sz w:val="20"/>
+                              </w:rPr>
+                              <w:instrText xml:space="preserve"> MERGEFIELD Tanggal_T2 </w:instrText>
+                            </w:r>
+                            <w:r>
+                              <w:rPr>
+                                <w:color w:val="000000"/>
+                                <w:sz w:val="20"/>
+                              </w:rPr>
+                              <w:fldChar w:fldCharType="separate"/>
+                            </w:r>
+                            <w:r>
+                              <w:rPr>
+                                <w:noProof/>
+                                <w:color w:val="000000"/>
+                                <w:sz w:val="20"/>
+                              </w:rPr>
+                              <w:t>4</w:t>
+                            </w:r>
+                            <w:r>
+                              <w:rPr>
+                                <w:color w:val="000000"/>
+                                <w:sz w:val="20"/>
+                              </w:rPr>
+                              <w:fldChar w:fldCharType="end"/>
+                            </w:r>
+                            <w:r>
+                              <w:rPr>
+                                <w:color w:val="000000"/>
+                                <w:sz w:val="20"/>
+                              </w:rPr>
+                              <w:t xml:space="preserve"> </w:t>
+                            </w:r>
+                            <w:r>
+                              <w:rPr>
+                                <w:color w:val="000000"/>
+                                <w:sz w:val="20"/>
+                              </w:rPr>
+                              <w:fldChar w:fldCharType="begin"/>
+                            </w:r>
+                            <w:r>
+                              <w:rPr>
+                                <w:color w:val="000000"/>
+                                <w:sz w:val="20"/>
+                              </w:rPr>
+                              <w:instrText xml:space="preserve"> MERGEFIELD Bulan_T2 </w:instrText>
+                            </w:r>
+                            <w:r>
+                              <w:rPr>
+                                <w:color w:val="000000"/>
+                                <w:sz w:val="20"/>
+                              </w:rPr>
+                              <w:fldChar w:fldCharType="separate"/>
+                            </w:r>
+                            <w:r>
+                              <w:rPr>
+                                <w:noProof/>
+                                <w:color w:val="000000"/>
+                                <w:sz w:val="20"/>
+                              </w:rPr>
+                              <w:t>Mei</w:t>
+                            </w:r>
+                            <w:r>
+                              <w:rPr>
+                                <w:color w:val="000000"/>
+                                <w:sz w:val="20"/>
+                              </w:rPr>
+                              <w:fldChar w:fldCharType="end"/>
+                            </w:r>
+                            <w:r>
+                              <w:rPr>
+                                <w:color w:val="000000"/>
+                                <w:sz w:val="20"/>
+                              </w:rPr>
+                              <w:t xml:space="preserve"> </w:t>
+                            </w:r>
+                            <w:r>
+                              <w:rPr>
+                                <w:color w:val="000000"/>
+                                <w:sz w:val="20"/>
+                              </w:rPr>
+                              <w:fldChar w:fldCharType="begin"/>
+                            </w:r>
+                            <w:r>
+                              <w:rPr>
+                                <w:color w:val="000000"/>
+                                <w:sz w:val="20"/>
+                              </w:rPr>
+                              <w:instrText xml:space="preserve"> MERGEFIELD Tahun_T2 </w:instrText>
+                            </w:r>
+                            <w:r>
+                              <w:rPr>
+                                <w:color w:val="000000"/>
+                                <w:sz w:val="20"/>
+                              </w:rPr>
+                              <w:fldChar w:fldCharType="separate"/>
+                            </w:r>
+                            <w:r>
+                              <w:rPr>
+                                <w:noProof/>
+                                <w:color w:val="000000"/>
+                                <w:sz w:val="20"/>
+                              </w:rPr>
+                              <w:t>2026</w:t>
+                            </w:r>
+                            <w:r>
+                              <w:rPr>
+                                <w:color w:val="000000"/>
+                                <w:sz w:val="20"/>
+                              </w:rPr>
+                              <w:fldChar w:fldCharType="end"/>
                             </w:r>
                           </w:p>
                           <w:p>
@@ -4021,21 +5222,141 @@
                         <w:jc w:val="center"/>
                         <w:textDirection w:val="btLr"/>
                       </w:pPr>
-                      <w:proofErr w:type="gramStart"/>
-                      <w:r>
-                        <w:rPr>
-                          <w:color w:val="000000"/>
-                          <w:sz w:val="20"/>
-                        </w:rPr>
-                        <w:t xml:space="preserve">Bandung,   </w:t>
-                      </w:r>
-                      <w:proofErr w:type="gramEnd"/>
-                      <w:r>
-                        <w:rPr>
-                          <w:color w:val="000000"/>
-                          <w:sz w:val="20"/>
-                        </w:rPr>
-                        <w:t xml:space="preserve">                                                20……</w:t>
+                      <w:r>
+                        <w:rPr>
+                          <w:color w:val="000000"/>
+                          <w:sz w:val="20"/>
+                        </w:rPr>
+                        <w:t>Bandung,</w:t>
+                      </w:r>
+                      <w:r>
+                        <w:rPr>
+                          <w:color w:val="000000"/>
+                          <w:sz w:val="20"/>
+                        </w:rPr>
+                        <w:t xml:space="preserve"> </w:t>
+                      </w:r>
+                      <w:r>
+                        <w:rPr>
+                          <w:color w:val="000000"/>
+                          <w:sz w:val="20"/>
+                        </w:rPr>
+                        <w:fldChar w:fldCharType="begin"/>
+                      </w:r>
+                      <w:r>
+                        <w:rPr>
+                          <w:color w:val="000000"/>
+                          <w:sz w:val="20"/>
+                        </w:rPr>
+                        <w:instrText xml:space="preserve"> MERGEFIELD Tanggal_T2 </w:instrText>
+                      </w:r>
+                      <w:r>
+                        <w:rPr>
+                          <w:color w:val="000000"/>
+                          <w:sz w:val="20"/>
+                        </w:rPr>
+                        <w:fldChar w:fldCharType="separate"/>
+                      </w:r>
+                      <w:r>
+                        <w:rPr>
+                          <w:noProof/>
+                          <w:color w:val="000000"/>
+                          <w:sz w:val="20"/>
+                        </w:rPr>
+                        <w:t>4</w:t>
+                      </w:r>
+                      <w:r>
+                        <w:rPr>
+                          <w:color w:val="000000"/>
+                          <w:sz w:val="20"/>
+                        </w:rPr>
+                        <w:fldChar w:fldCharType="end"/>
+                      </w:r>
+                      <w:r>
+                        <w:rPr>
+                          <w:color w:val="000000"/>
+                          <w:sz w:val="20"/>
+                        </w:rPr>
+                        <w:t xml:space="preserve"> </w:t>
+                      </w:r>
+                      <w:r>
+                        <w:rPr>
+                          <w:color w:val="000000"/>
+                          <w:sz w:val="20"/>
+                        </w:rPr>
+                        <w:fldChar w:fldCharType="begin"/>
+                      </w:r>
+                      <w:r>
+                        <w:rPr>
+                          <w:color w:val="000000"/>
+                          <w:sz w:val="20"/>
+                        </w:rPr>
+                        <w:instrText xml:space="preserve"> MERGEFIELD Bulan_T2 </w:instrText>
+                      </w:r>
+                      <w:r>
+                        <w:rPr>
+                          <w:color w:val="000000"/>
+                          <w:sz w:val="20"/>
+                        </w:rPr>
+                        <w:fldChar w:fldCharType="separate"/>
+                      </w:r>
+                      <w:r>
+                        <w:rPr>
+                          <w:noProof/>
+                          <w:color w:val="000000"/>
+                          <w:sz w:val="20"/>
+                        </w:rPr>
+                        <w:t>Mei</w:t>
+                      </w:r>
+                      <w:r>
+                        <w:rPr>
+                          <w:color w:val="000000"/>
+                          <w:sz w:val="20"/>
+                        </w:rPr>
+                        <w:fldChar w:fldCharType="end"/>
+                      </w:r>
+                      <w:r>
+                        <w:rPr>
+                          <w:color w:val="000000"/>
+                          <w:sz w:val="20"/>
+                        </w:rPr>
+                        <w:t xml:space="preserve"> </w:t>
+                      </w:r>
+                      <w:r>
+                        <w:rPr>
+                          <w:color w:val="000000"/>
+                          <w:sz w:val="20"/>
+                        </w:rPr>
+                        <w:fldChar w:fldCharType="begin"/>
+                      </w:r>
+                      <w:r>
+                        <w:rPr>
+                          <w:color w:val="000000"/>
+                          <w:sz w:val="20"/>
+                        </w:rPr>
+                        <w:instrText xml:space="preserve"> MERGEFIELD Tahun_T2 </w:instrText>
+                      </w:r>
+                      <w:r>
+                        <w:rPr>
+                          <w:color w:val="000000"/>
+                          <w:sz w:val="20"/>
+                        </w:rPr>
+                        <w:fldChar w:fldCharType="separate"/>
+                      </w:r>
+                      <w:r>
+                        <w:rPr>
+                          <w:noProof/>
+                          <w:color w:val="000000"/>
+                          <w:sz w:val="20"/>
+                        </w:rPr>
+                        <w:t>2026</w:t>
+                      </w:r>
+                      <w:r>
+                        <w:rPr>
+                          <w:color w:val="000000"/>
+                          <w:sz w:val="20"/>
+                        </w:rPr>
+                        <w:fldChar w:fldCharType="end"/>
                       </w:r>
                     </w:p>
                     <w:p>
@@ -5182,12 +6503,24 @@
 </file>
 
 <file path=customXml/item1.xml><?xml version="1.0" encoding="utf-8"?>
+<b:Sources xmlns:b="http://schemas.openxmlformats.org/officeDocument/2006/bibliography" xmlns="http://schemas.openxmlformats.org/officeDocument/2006/bibliography" SelectedStyle="\HarvardAnglia2008OfficeOnline.xsl" StyleName="Harvard - Anglia" Version="2008"/>
+</file>
+
+<file path=customXml/item2.xml><?xml version="1.0" encoding="utf-8"?>
 <go:gDocsCustomXmlDataStorage xmlns:go="http://customooxmlschemas.google.com/" xmlns:r="http://schemas.openxmlformats.org/officeDocument/2006/relationships" uri="GoogleDocsCustomDataVersion2">
   <go:docsCustomData xmlns:go="http://customooxmlschemas.google.com/" roundtripDataSignature="AMtx7miV545auFtwc7488jR0h25yAHlu2A==">CgMxLjA4AHIhMUJjRnJ6dkhNZmxmWDZvZGZSZlM0VU9PLWo2Q19Rbmxu</go:docsCustomData>
 </go:gDocsCustomXmlDataStorage>
 </file>
 
 <file path=customXml/itemProps1.xml><?xml version="1.0" encoding="utf-8"?>
+<ds:datastoreItem xmlns:ds="http://schemas.openxmlformats.org/officeDocument/2006/customXml" ds:itemID="{D2439F88-3A85-48F6-9DBD-A8AB743D51F7}">
+  <ds:schemaRefs>
+    <ds:schemaRef ds:uri="http://schemas.openxmlformats.org/officeDocument/2006/bibliography"/>
+  </ds:schemaRefs>
+</ds:datastoreItem>
+</file>
+
+<file path=customXml/itemProps2.xml><?xml version="1.0" encoding="utf-8"?>
 <ds:datastoreItem xmlns:ds="http://schemas.openxmlformats.org/officeDocument/2006/customXml" ds:itemID="{11111111-1234-1234-1234-123412341234}">
   <ds:schemaRefs>
     <ds:schemaRef ds:uri="http://customooxmlschemas.google.com/"/>

--- a/static/templates/laporan/LAPORAN HARIAN.docx
+++ b/static/templates/laporan/LAPORAN HARIAN.docx
@@ -643,11 +643,15 @@
                               <w:spacing w:line="360" w:lineRule="auto"/>
                               <w:jc w:val="both"/>
                               <w:textDirection w:val="btLr"/>
+                              <w:rPr>
+                                <w:lang w:val="it-IT"/>
+                              </w:rPr>
                             </w:pPr>
                             <w:r>
                               <w:rPr>
                                 <w:color w:val="000000"/>
                                 <w:sz w:val="20"/>
+                                <w:lang w:val="it-IT"/>
                               </w:rPr>
                               <w:t>Hari</w:t>
                             </w:r>
@@ -655,6 +659,7 @@
                               <w:rPr>
                                 <w:color w:val="000000"/>
                                 <w:sz w:val="20"/>
+                                <w:lang w:val="it-IT"/>
                               </w:rPr>
                               <w:t xml:space="preserve"> </w:t>
                             </w:r>
@@ -669,6 +674,7 @@
                               <w:rPr>
                                 <w:color w:val="000000"/>
                                 <w:sz w:val="20"/>
+                                <w:lang w:val="it-IT"/>
                               </w:rPr>
                               <w:instrText xml:space="preserve"> MERGEFIELD Hari_T1 </w:instrText>
                             </w:r>
@@ -684,8 +690,9 @@
                                 <w:noProof/>
                                 <w:color w:val="000000"/>
                                 <w:sz w:val="20"/>
-                              </w:rPr>
-                              <w:t>Jumat</w:t>
+                                <w:lang w:val="it-IT"/>
+                              </w:rPr>
+                              <w:t>Rabu</w:t>
                             </w:r>
                             <w:r>
                               <w:rPr>
@@ -698,23 +705,62 @@
                               <w:rPr>
                                 <w:color w:val="000000"/>
                                 <w:sz w:val="20"/>
+                                <w:lang w:val="it-IT"/>
                               </w:rPr>
                               <w:tab/>
                               <w:t xml:space="preserve"> </w:t>
                             </w:r>
-                            <w:proofErr w:type="spellStart"/>
-                            <w:r>
-                              <w:rPr>
-                                <w:color w:val="000000"/>
-                                <w:sz w:val="20"/>
-                              </w:rPr>
-                              <w:t>Tanggal</w:t>
-                            </w:r>
-                            <w:proofErr w:type="spellEnd"/>
-                            <w:r>
-                              <w:rPr>
-                                <w:color w:val="000000"/>
-                                <w:sz w:val="20"/>
+                            <w:r>
+                              <w:rPr>
+                                <w:color w:val="000000"/>
+                                <w:sz w:val="20"/>
+                                <w:lang w:val="it-IT"/>
+                              </w:rPr>
+                              <w:t xml:space="preserve">Tanggal </w:t>
+                            </w:r>
+                            <w:r>
+                              <w:rPr>
+                                <w:color w:val="000000"/>
+                                <w:sz w:val="20"/>
+                              </w:rPr>
+                              <w:fldChar w:fldCharType="begin"/>
+                            </w:r>
+                            <w:r>
+                              <w:rPr>
+                                <w:color w:val="000000"/>
+                                <w:sz w:val="20"/>
+                                <w:lang w:val="it-IT"/>
+                              </w:rPr>
+                              <w:instrText xml:space="preserve"> MERGEFIELD Tanggal_T1 </w:instrText>
+                            </w:r>
+                            <w:r>
+                              <w:rPr>
+                                <w:color w:val="000000"/>
+                                <w:sz w:val="20"/>
+                              </w:rPr>
+                              <w:fldChar w:fldCharType="separate"/>
+                            </w:r>
+                            <w:r>
+                              <w:rPr>
+                                <w:noProof/>
+                                <w:color w:val="000000"/>
+                                <w:sz w:val="20"/>
+                                <w:lang w:val="it-IT"/>
+                              </w:rPr>
+                              <w:t>1</w:t>
+                            </w:r>
+                            <w:r>
+                              <w:rPr>
+                                <w:color w:val="000000"/>
+                                <w:sz w:val="20"/>
+                              </w:rPr>
+                              <w:fldChar w:fldCharType="end"/>
+                            </w:r>
+                            <w:r>
+                              <w:rPr>
+                                <w:color w:val="000000"/>
+                                <w:sz w:val="20"/>
+                                <w:lang w:val="it-IT"/>
                               </w:rPr>
                               <w:t xml:space="preserve"> </w:t>
                             </w:r>
@@ -722,6 +768,22 @@
                               <w:rPr>
                                 <w:color w:val="000000"/>
                                 <w:sz w:val="20"/>
+                                <w:lang w:val="it-IT"/>
+                              </w:rPr>
+                              <w:tab/>
+                            </w:r>
+                            <w:r>
+                              <w:rPr>
+                                <w:color w:val="000000"/>
+                                <w:sz w:val="20"/>
+                                <w:lang w:val="it-IT"/>
+                              </w:rPr>
+                              <w:t xml:space="preserve">Bulan </w:t>
+                            </w:r>
+                            <w:r>
+                              <w:rPr>
+                                <w:color w:val="000000"/>
+                                <w:sz w:val="20"/>
                               </w:rPr>
                               <w:fldChar w:fldCharType="begin"/>
                             </w:r>
@@ -729,8 +791,9 @@
                               <w:rPr>
                                 <w:color w:val="000000"/>
                                 <w:sz w:val="20"/>
-                              </w:rPr>
-                              <w:instrText xml:space="preserve"> MERGEFIELD Tanggal_T1 </w:instrText>
+                                <w:lang w:val="it-IT"/>
+                              </w:rPr>
+                              <w:instrText xml:space="preserve"> MERGEFIELD Bulan_T1 </w:instrText>
                             </w:r>
                             <w:r>
                               <w:rPr>
@@ -744,8 +807,9 @@
                                 <w:noProof/>
                                 <w:color w:val="000000"/>
                                 <w:sz w:val="20"/>
-                              </w:rPr>
-                              <w:t>1</w:t>
+                                <w:lang w:val="it-IT"/>
+                              </w:rPr>
+                              <w:t>Juli</w:t>
                             </w:r>
                             <w:r>
                               <w:rPr>
@@ -758,6 +822,7 @@
                               <w:rPr>
                                 <w:color w:val="000000"/>
                                 <w:sz w:val="20"/>
+                                <w:lang w:val="it-IT"/>
                               </w:rPr>
                               <w:t xml:space="preserve"> </w:t>
                             </w:r>
@@ -765,6 +830,7 @@
                               <w:rPr>
                                 <w:color w:val="000000"/>
                                 <w:sz w:val="20"/>
+                                <w:lang w:val="it-IT"/>
                               </w:rPr>
                               <w:tab/>
                             </w:r>
@@ -772,8 +838,9 @@
                               <w:rPr>
                                 <w:color w:val="000000"/>
                                 <w:sz w:val="20"/>
-                              </w:rPr>
-                              <w:t xml:space="preserve">Bulan </w:t>
+                                <w:lang w:val="it-IT"/>
+                              </w:rPr>
+                              <w:t xml:space="preserve">Tahun </w:t>
                             </w:r>
                             <w:r>
                               <w:rPr>
@@ -786,8 +853,9 @@
                               <w:rPr>
                                 <w:color w:val="000000"/>
                                 <w:sz w:val="20"/>
-                              </w:rPr>
-                              <w:instrText xml:space="preserve"> MERGEFIELD Bulan_T1 </w:instrText>
+                                <w:lang w:val="it-IT"/>
+                              </w:rPr>
+                              <w:instrText xml:space="preserve"> MERGEFIELD Tahun_T1 </w:instrText>
                             </w:r>
                             <w:r>
                               <w:rPr>
@@ -801,8 +869,9 @@
                                 <w:noProof/>
                                 <w:color w:val="000000"/>
                                 <w:sz w:val="20"/>
-                              </w:rPr>
-                              <w:t>Mei</w:t>
+                                <w:lang w:val="it-IT"/>
+                              </w:rPr>
+                              <w:t>2026</w:t>
                             </w:r>
                             <w:r>
                               <w:rPr>
@@ -815,6 +884,7 @@
                               <w:rPr>
                                 <w:color w:val="000000"/>
                                 <w:sz w:val="20"/>
+                                <w:lang w:val="it-IT"/>
                               </w:rPr>
                               <w:t xml:space="preserve"> </w:t>
                             </w:r>
@@ -822,6 +892,7 @@
                               <w:rPr>
                                 <w:color w:val="000000"/>
                                 <w:sz w:val="20"/>
+                                <w:lang w:val="it-IT"/>
                               </w:rPr>
                               <w:tab/>
                             </w:r>
@@ -829,56 +900,7 @@
                               <w:rPr>
                                 <w:color w:val="000000"/>
                                 <w:sz w:val="20"/>
-                              </w:rPr>
-                              <w:t xml:space="preserve">Tahun </w:t>
-                            </w:r>
-                            <w:r>
-                              <w:rPr>
-                                <w:color w:val="000000"/>
-                                <w:sz w:val="20"/>
-                              </w:rPr>
-                              <w:fldChar w:fldCharType="begin"/>
-                            </w:r>
-                            <w:r>
-                              <w:rPr>
-                                <w:color w:val="000000"/>
-                                <w:sz w:val="20"/>
-                              </w:rPr>
-                              <w:instrText xml:space="preserve"> MERGEFIELD Tahun_T1 </w:instrText>
-                            </w:r>
-                            <w:r>
-                              <w:rPr>
-                                <w:color w:val="000000"/>
-                                <w:sz w:val="20"/>
-                              </w:rPr>
-                              <w:fldChar w:fldCharType="separate"/>
-                            </w:r>
-                            <w:r>
-                              <w:rPr>
-                                <w:noProof/>
-                                <w:color w:val="000000"/>
-                                <w:sz w:val="20"/>
-                              </w:rPr>
-                              <w:t>2026</w:t>
-                            </w:r>
-                            <w:r>
-                              <w:rPr>
-                                <w:color w:val="000000"/>
-                                <w:sz w:val="20"/>
-                              </w:rPr>
-                              <w:fldChar w:fldCharType="end"/>
-                            </w:r>
-                            <w:r>
-                              <w:rPr>
-                                <w:color w:val="000000"/>
-                                <w:sz w:val="20"/>
-                              </w:rPr>
-                              <w:t xml:space="preserve"> </w:t>
-                            </w:r>
-                            <w:r>
-                              <w:rPr>
-                                <w:color w:val="000000"/>
-                                <w:sz w:val="20"/>
+                                <w:lang w:val="it-IT"/>
                               </w:rPr>
                               <w:tab/>
                             </w:r>
@@ -886,24 +908,9 @@
                               <w:rPr>
                                 <w:color w:val="000000"/>
                                 <w:sz w:val="20"/>
-                              </w:rPr>
-                              <w:tab/>
-                            </w:r>
-                            <w:proofErr w:type="spellStart"/>
-                            <w:r>
-                              <w:rPr>
-                                <w:color w:val="000000"/>
-                                <w:sz w:val="20"/>
-                              </w:rPr>
-                              <w:t>pompa</w:t>
-                            </w:r>
-                            <w:proofErr w:type="spellEnd"/>
-                            <w:r>
-                              <w:rPr>
-                                <w:color w:val="000000"/>
-                                <w:sz w:val="20"/>
-                              </w:rPr>
-                              <w:t xml:space="preserve">/bunker/: </w:t>
+                                <w:lang w:val="it-IT"/>
+                              </w:rPr>
+                              <w:t xml:space="preserve">pompa/bunker/: </w:t>
                             </w:r>
                           </w:p>
                           <w:p>
@@ -1008,11 +1015,15 @@
                         <w:spacing w:line="360" w:lineRule="auto"/>
                         <w:jc w:val="both"/>
                         <w:textDirection w:val="btLr"/>
+                        <w:rPr>
+                          <w:lang w:val="it-IT"/>
+                        </w:rPr>
                       </w:pPr>
                       <w:r>
                         <w:rPr>
                           <w:color w:val="000000"/>
                           <w:sz w:val="20"/>
+                          <w:lang w:val="it-IT"/>
                         </w:rPr>
                         <w:t>Hari</w:t>
                       </w:r>
@@ -1020,6 +1031,7 @@
                         <w:rPr>
                           <w:color w:val="000000"/>
                           <w:sz w:val="20"/>
+                          <w:lang w:val="it-IT"/>
                         </w:rPr>
                         <w:t xml:space="preserve"> </w:t>
                       </w:r>
@@ -1034,6 +1046,7 @@
                         <w:rPr>
                           <w:color w:val="000000"/>
                           <w:sz w:val="20"/>
+                          <w:lang w:val="it-IT"/>
                         </w:rPr>
                         <w:instrText xml:space="preserve"> MERGEFIELD Hari_T1 </w:instrText>
                       </w:r>
@@ -1049,8 +1062,9 @@
                           <w:noProof/>
                           <w:color w:val="000000"/>
                           <w:sz w:val="20"/>
-                        </w:rPr>
-                        <w:t>Jumat</w:t>
+                          <w:lang w:val="it-IT"/>
+                        </w:rPr>
+                        <w:t>Rabu</w:t>
                       </w:r>
                       <w:r>
                         <w:rPr>
@@ -1063,23 +1077,62 @@
                         <w:rPr>
                           <w:color w:val="000000"/>
                           <w:sz w:val="20"/>
+                          <w:lang w:val="it-IT"/>
                         </w:rPr>
                         <w:tab/>
                         <w:t xml:space="preserve"> </w:t>
                       </w:r>
-                      <w:proofErr w:type="spellStart"/>
-                      <w:r>
-                        <w:rPr>
-                          <w:color w:val="000000"/>
-                          <w:sz w:val="20"/>
-                        </w:rPr>
-                        <w:t>Tanggal</w:t>
-                      </w:r>
-                      <w:proofErr w:type="spellEnd"/>
-                      <w:r>
-                        <w:rPr>
-                          <w:color w:val="000000"/>
-                          <w:sz w:val="20"/>
+                      <w:r>
+                        <w:rPr>
+                          <w:color w:val="000000"/>
+                          <w:sz w:val="20"/>
+                          <w:lang w:val="it-IT"/>
+                        </w:rPr>
+                        <w:t xml:space="preserve">Tanggal </w:t>
+                      </w:r>
+                      <w:r>
+                        <w:rPr>
+                          <w:color w:val="000000"/>
+                          <w:sz w:val="20"/>
+                        </w:rPr>
+                        <w:fldChar w:fldCharType="begin"/>
+                      </w:r>
+                      <w:r>
+                        <w:rPr>
+                          <w:color w:val="000000"/>
+                          <w:sz w:val="20"/>
+                          <w:lang w:val="it-IT"/>
+                        </w:rPr>
+                        <w:instrText xml:space="preserve"> MERGEFIELD Tanggal_T1 </w:instrText>
+                      </w:r>
+                      <w:r>
+                        <w:rPr>
+                          <w:color w:val="000000"/>
+                          <w:sz w:val="20"/>
+                        </w:rPr>
+                        <w:fldChar w:fldCharType="separate"/>
+                      </w:r>
+                      <w:r>
+                        <w:rPr>
+                          <w:noProof/>
+                          <w:color w:val="000000"/>
+                          <w:sz w:val="20"/>
+                          <w:lang w:val="it-IT"/>
+                        </w:rPr>
+                        <w:t>1</w:t>
+                      </w:r>
+                      <w:r>
+                        <w:rPr>
+                          <w:color w:val="000000"/>
+                          <w:sz w:val="20"/>
+                        </w:rPr>
+                        <w:fldChar w:fldCharType="end"/>
+                      </w:r>
+                      <w:r>
+                        <w:rPr>
+                          <w:color w:val="000000"/>
+                          <w:sz w:val="20"/>
+                          <w:lang w:val="it-IT"/>
                         </w:rPr>
                         <w:t xml:space="preserve"> </w:t>
                       </w:r>
@@ -1087,6 +1140,22 @@
                         <w:rPr>
                           <w:color w:val="000000"/>
                           <w:sz w:val="20"/>
+                          <w:lang w:val="it-IT"/>
+                        </w:rPr>
+                        <w:tab/>
+                      </w:r>
+                      <w:r>
+                        <w:rPr>
+                          <w:color w:val="000000"/>
+                          <w:sz w:val="20"/>
+                          <w:lang w:val="it-IT"/>
+                        </w:rPr>
+                        <w:t xml:space="preserve">Bulan </w:t>
+                      </w:r>
+                      <w:r>
+                        <w:rPr>
+                          <w:color w:val="000000"/>
+                          <w:sz w:val="20"/>
                         </w:rPr>
                         <w:fldChar w:fldCharType="begin"/>
                       </w:r>
@@ -1094,8 +1163,9 @@
                         <w:rPr>
                           <w:color w:val="000000"/>
                           <w:sz w:val="20"/>
-                        </w:rPr>
-                        <w:instrText xml:space="preserve"> MERGEFIELD Tanggal_T1 </w:instrText>
+                          <w:lang w:val="it-IT"/>
+                        </w:rPr>
+                        <w:instrText xml:space="preserve"> MERGEFIELD Bulan_T1 </w:instrText>
                       </w:r>
                       <w:r>
                         <w:rPr>
@@ -1109,8 +1179,9 @@
                           <w:noProof/>
                           <w:color w:val="000000"/>
                           <w:sz w:val="20"/>
-                        </w:rPr>
-                        <w:t>1</w:t>
+                          <w:lang w:val="it-IT"/>
+                        </w:rPr>
+                        <w:t>Juli</w:t>
                       </w:r>
                       <w:r>
                         <w:rPr>
@@ -1123,6 +1194,7 @@
                         <w:rPr>
                           <w:color w:val="000000"/>
                           <w:sz w:val="20"/>
+                          <w:lang w:val="it-IT"/>
                         </w:rPr>
                         <w:t xml:space="preserve"> </w:t>
                       </w:r>
@@ -1130,6 +1202,7 @@
                         <w:rPr>
                           <w:color w:val="000000"/>
                           <w:sz w:val="20"/>
+                          <w:lang w:val="it-IT"/>
                         </w:rPr>
                         <w:tab/>
                       </w:r>
@@ -1137,8 +1210,9 @@
                         <w:rPr>
                           <w:color w:val="000000"/>
                           <w:sz w:val="20"/>
-                        </w:rPr>
-                        <w:t xml:space="preserve">Bulan </w:t>
+                          <w:lang w:val="it-IT"/>
+                        </w:rPr>
+                        <w:t xml:space="preserve">Tahun </w:t>
                       </w:r>
                       <w:r>
                         <w:rPr>
@@ -1151,8 +1225,9 @@
                         <w:rPr>
                           <w:color w:val="000000"/>
                           <w:sz w:val="20"/>
-                        </w:rPr>
-                        <w:instrText xml:space="preserve"> MERGEFIELD Bulan_T1 </w:instrText>
+                          <w:lang w:val="it-IT"/>
+                        </w:rPr>
+                        <w:instrText xml:space="preserve"> MERGEFIELD Tahun_T1 </w:instrText>
                       </w:r>
                       <w:r>
                         <w:rPr>
@@ -1166,8 +1241,9 @@
                           <w:noProof/>
                           <w:color w:val="000000"/>
                           <w:sz w:val="20"/>
-                        </w:rPr>
-                        <w:t>Mei</w:t>
+                          <w:lang w:val="it-IT"/>
+                        </w:rPr>
+                        <w:t>2026</w:t>
                       </w:r>
                       <w:r>
                         <w:rPr>
@@ -1180,6 +1256,7 @@
                         <w:rPr>
                           <w:color w:val="000000"/>
                           <w:sz w:val="20"/>
+                          <w:lang w:val="it-IT"/>
                         </w:rPr>
                         <w:t xml:space="preserve"> </w:t>
                       </w:r>
@@ -1187,6 +1264,7 @@
                         <w:rPr>
                           <w:color w:val="000000"/>
                           <w:sz w:val="20"/>
+                          <w:lang w:val="it-IT"/>
                         </w:rPr>
                         <w:tab/>
                       </w:r>
@@ -1194,56 +1272,7 @@
                         <w:rPr>
                           <w:color w:val="000000"/>
                           <w:sz w:val="20"/>
-                        </w:rPr>
-                        <w:t xml:space="preserve">Tahun </w:t>
-                      </w:r>
-                      <w:r>
-                        <w:rPr>
-                          <w:color w:val="000000"/>
-                          <w:sz w:val="20"/>
-                        </w:rPr>
-                        <w:fldChar w:fldCharType="begin"/>
-                      </w:r>
-                      <w:r>
-                        <w:rPr>
-                          <w:color w:val="000000"/>
-                          <w:sz w:val="20"/>
-                        </w:rPr>
-                        <w:instrText xml:space="preserve"> MERGEFIELD Tahun_T1 </w:instrText>
-                      </w:r>
-                      <w:r>
-                        <w:rPr>
-                          <w:color w:val="000000"/>
-                          <w:sz w:val="20"/>
-                        </w:rPr>
-                        <w:fldChar w:fldCharType="separate"/>
-                      </w:r>
-                      <w:r>
-                        <w:rPr>
-                          <w:noProof/>
-                          <w:color w:val="000000"/>
-                          <w:sz w:val="20"/>
-                        </w:rPr>
-                        <w:t>2026</w:t>
-                      </w:r>
-                      <w:r>
-                        <w:rPr>
-                          <w:color w:val="000000"/>
-                          <w:sz w:val="20"/>
-                        </w:rPr>
-                        <w:fldChar w:fldCharType="end"/>
-                      </w:r>
-                      <w:r>
-                        <w:rPr>
-                          <w:color w:val="000000"/>
-                          <w:sz w:val="20"/>
-                        </w:rPr>
-                        <w:t xml:space="preserve"> </w:t>
-                      </w:r>
-                      <w:r>
-                        <w:rPr>
-                          <w:color w:val="000000"/>
-                          <w:sz w:val="20"/>
+                          <w:lang w:val="it-IT"/>
                         </w:rPr>
                         <w:tab/>
                       </w:r>
@@ -1251,24 +1280,9 @@
                         <w:rPr>
                           <w:color w:val="000000"/>
                           <w:sz w:val="20"/>
-                        </w:rPr>
-                        <w:tab/>
-                      </w:r>
-                      <w:proofErr w:type="spellStart"/>
-                      <w:r>
-                        <w:rPr>
-                          <w:color w:val="000000"/>
-                          <w:sz w:val="20"/>
-                        </w:rPr>
-                        <w:t>pompa</w:t>
-                      </w:r>
-                      <w:proofErr w:type="spellEnd"/>
-                      <w:r>
-                        <w:rPr>
-                          <w:color w:val="000000"/>
-                          <w:sz w:val="20"/>
-                        </w:rPr>
-                        <w:t xml:space="preserve">/bunker/: </w:t>
+                          <w:lang w:val="it-IT"/>
+                        </w:rPr>
+                        <w:t xml:space="preserve">pompa/bunker/: </w:t>
                       </w:r>
                     </w:p>
                     <w:p>
@@ -1607,7 +1621,7 @@
                 <w:rPr>
                   <w:noProof/>
                 </w:rPr>
-                <w:t>10000</w:t>
+                <w:t>6174</w:t>
               </w:r>
             </w:fldSimple>
           </w:p>
@@ -1626,7 +1640,7 @@
                 <w:rPr>
                   <w:noProof/>
                 </w:rPr>
-                <w:t>10000</w:t>
+                <w:t>5071</w:t>
               </w:r>
             </w:fldSimple>
           </w:p>
@@ -1743,7 +1757,7 @@
                 <w:rPr>
                   <w:noProof/>
                 </w:rPr>
-                <w:t>10000</w:t>
+                <w:t>6174</w:t>
               </w:r>
             </w:fldSimple>
           </w:p>
@@ -1762,7 +1776,7 @@
                 <w:rPr>
                   <w:noProof/>
                 </w:rPr>
-                <w:t>10000</w:t>
+                <w:t>5071</w:t>
               </w:r>
             </w:fldSimple>
           </w:p>
@@ -2083,7 +2097,7 @@
                 <w:rPr>
                   <w:noProof/>
                 </w:rPr>
-                <w:t>10000</w:t>
+                <w:t>6174</w:t>
               </w:r>
             </w:fldSimple>
           </w:p>
@@ -2102,7 +2116,7 @@
                 <w:rPr>
                   <w:noProof/>
                 </w:rPr>
-                <w:t>10000</w:t>
+                <w:t>5071</w:t>
               </w:r>
             </w:fldSimple>
           </w:p>
@@ -2273,7 +2287,7 @@
                                 <w:color w:val="000000"/>
                                 <w:sz w:val="20"/>
                               </w:rPr>
-                              <w:t>Mei</w:t>
+                              <w:t>Juli</w:t>
                             </w:r>
                             <w:r>
                               <w:rPr>
@@ -2409,42 +2423,7 @@
                                 <w:color w:val="000000"/>
                                 <w:sz w:val="20"/>
                               </w:rPr>
-                              <w:t xml:space="preserve"> 1974041820021</w:t>
-                            </w:r>
-                            <w:r>
-                              <w:rPr>
-                                <w:color w:val="000000"/>
-                                <w:sz w:val="20"/>
-                              </w:rPr>
-                              <w:t>2</w:t>
-                            </w:r>
-                            <w:r>
-                              <w:rPr>
-                                <w:color w:val="000000"/>
-                                <w:sz w:val="20"/>
-                              </w:rPr>
-                              <w:t>1</w:t>
-                            </w:r>
-                            <w:r>
-                              <w:rPr>
-                                <w:color w:val="000000"/>
-                                <w:sz w:val="20"/>
-                              </w:rPr>
-                              <w:t>0</w:t>
-                            </w:r>
-                            <w:r>
-                              <w:rPr>
-                                <w:color w:val="000000"/>
-                                <w:sz w:val="20"/>
-                              </w:rPr>
-                              <w:t>0</w:t>
-                            </w:r>
-                            <w:r>
-                              <w:rPr>
-                                <w:color w:val="000000"/>
-                                <w:sz w:val="20"/>
-                              </w:rPr>
-                              <w:t>1</w:t>
+                              <w:t xml:space="preserve"> 197404182002121001</w:t>
                             </w:r>
                           </w:p>
                         </w:txbxContent>
@@ -2549,7 +2528,7 @@
                           <w:color w:val="000000"/>
                           <w:sz w:val="20"/>
                         </w:rPr>
-                        <w:t>Mei</w:t>
+                        <w:t>Juli</w:t>
                       </w:r>
                       <w:r>
                         <w:rPr>
@@ -2685,42 +2664,7 @@
                           <w:color w:val="000000"/>
                           <w:sz w:val="20"/>
                         </w:rPr>
-                        <w:t xml:space="preserve"> 1974041820021</w:t>
-                      </w:r>
-                      <w:r>
-                        <w:rPr>
-                          <w:color w:val="000000"/>
-                          <w:sz w:val="20"/>
-                        </w:rPr>
-                        <w:t>2</w:t>
-                      </w:r>
-                      <w:r>
-                        <w:rPr>
-                          <w:color w:val="000000"/>
-                          <w:sz w:val="20"/>
-                        </w:rPr>
-                        <w:t>1</w:t>
-                      </w:r>
-                      <w:r>
-                        <w:rPr>
-                          <w:color w:val="000000"/>
-                          <w:sz w:val="20"/>
-                        </w:rPr>
-                        <w:t>0</w:t>
-                      </w:r>
-                      <w:r>
-                        <w:rPr>
-                          <w:color w:val="000000"/>
-                          <w:sz w:val="20"/>
-                        </w:rPr>
-                        <w:t>0</w:t>
-                      </w:r>
-                      <w:r>
-                        <w:rPr>
-                          <w:color w:val="000000"/>
-                          <w:sz w:val="20"/>
-                        </w:rPr>
-                        <w:t>1</w:t>
+                        <w:t xml:space="preserve"> 197404182002121001</w:t>
                       </w:r>
                     </w:p>
                   </w:txbxContent>
@@ -3360,11 +3304,15 @@
                               <w:spacing w:line="360" w:lineRule="auto"/>
                               <w:jc w:val="both"/>
                               <w:textDirection w:val="btLr"/>
+                              <w:rPr>
+                                <w:lang w:val="it-IT"/>
+                              </w:rPr>
                             </w:pPr>
                             <w:r>
                               <w:rPr>
                                 <w:color w:val="000000"/>
                                 <w:sz w:val="20"/>
+                                <w:lang w:val="it-IT"/>
                               </w:rPr>
                               <w:t xml:space="preserve">Hari </w:t>
                             </w:r>
@@ -3379,6 +3327,7 @@
                               <w:rPr>
                                 <w:color w:val="000000"/>
                                 <w:sz w:val="20"/>
+                                <w:lang w:val="it-IT"/>
                               </w:rPr>
                               <w:instrText xml:space="preserve"> MERGEFIELD Hari_T2 </w:instrText>
                             </w:r>
@@ -3387,27 +3336,13 @@
                                 <w:color w:val="000000"/>
                                 <w:sz w:val="20"/>
                               </w:rPr>
-                              <w:fldChar w:fldCharType="separate"/>
-                            </w:r>
-                            <w:r>
-                              <w:rPr>
-                                <w:noProof/>
-                                <w:color w:val="000000"/>
-                                <w:sz w:val="20"/>
-                              </w:rPr>
-                              <w:t>Senin</w:t>
-                            </w:r>
-                            <w:r>
-                              <w:rPr>
-                                <w:color w:val="000000"/>
-                                <w:sz w:val="20"/>
-                              </w:rPr>
                               <w:fldChar w:fldCharType="end"/>
                             </w:r>
                             <w:r>
                               <w:rPr>
                                 <w:color w:val="000000"/>
                                 <w:sz w:val="20"/>
+                                <w:lang w:val="it-IT"/>
                               </w:rPr>
                               <w:t xml:space="preserve"> </w:t>
                             </w:r>
@@ -3415,22 +3350,45 @@
                               <w:rPr>
                                 <w:color w:val="000000"/>
                                 <w:sz w:val="20"/>
+                                <w:lang w:val="it-IT"/>
                               </w:rPr>
                               <w:tab/>
                             </w:r>
-                            <w:proofErr w:type="spellStart"/>
-                            <w:r>
-                              <w:rPr>
-                                <w:color w:val="000000"/>
-                                <w:sz w:val="20"/>
-                              </w:rPr>
-                              <w:t>Tanggal</w:t>
-                            </w:r>
-                            <w:proofErr w:type="spellEnd"/>
-                            <w:r>
-                              <w:rPr>
-                                <w:color w:val="000000"/>
-                                <w:sz w:val="20"/>
+                            <w:r>
+                              <w:rPr>
+                                <w:color w:val="000000"/>
+                                <w:sz w:val="20"/>
+                                <w:lang w:val="it-IT"/>
+                              </w:rPr>
+                              <w:t xml:space="preserve">Tanggal </w:t>
+                            </w:r>
+                            <w:r>
+                              <w:rPr>
+                                <w:color w:val="000000"/>
+                                <w:sz w:val="20"/>
+                              </w:rPr>
+                              <w:fldChar w:fldCharType="begin"/>
+                            </w:r>
+                            <w:r>
+                              <w:rPr>
+                                <w:color w:val="000000"/>
+                                <w:sz w:val="20"/>
+                                <w:lang w:val="it-IT"/>
+                              </w:rPr>
+                              <w:instrText xml:space="preserve"> MERGEFIELD Tanggal_T2 </w:instrText>
+                            </w:r>
+                            <w:r>
+                              <w:rPr>
+                                <w:color w:val="000000"/>
+                                <w:sz w:val="20"/>
+                              </w:rPr>
+                              <w:fldChar w:fldCharType="end"/>
+                            </w:r>
+                            <w:r>
+                              <w:rPr>
+                                <w:color w:val="000000"/>
+                                <w:sz w:val="20"/>
+                                <w:lang w:val="it-IT"/>
                               </w:rPr>
                               <w:t xml:space="preserve"> </w:t>
                             </w:r>
@@ -3438,6 +3396,22 @@
                               <w:rPr>
                                 <w:color w:val="000000"/>
                                 <w:sz w:val="20"/>
+                                <w:lang w:val="it-IT"/>
+                              </w:rPr>
+                              <w:tab/>
+                            </w:r>
+                            <w:r>
+                              <w:rPr>
+                                <w:color w:val="000000"/>
+                                <w:sz w:val="20"/>
+                                <w:lang w:val="it-IT"/>
+                              </w:rPr>
+                              <w:t xml:space="preserve">Bulan </w:t>
+                            </w:r>
+                            <w:r>
+                              <w:rPr>
+                                <w:color w:val="000000"/>
+                                <w:sz w:val="20"/>
                               </w:rPr>
                               <w:fldChar w:fldCharType="begin"/>
                             </w:r>
@@ -3445,23 +3419,9 @@
                               <w:rPr>
                                 <w:color w:val="000000"/>
                                 <w:sz w:val="20"/>
-                              </w:rPr>
-                              <w:instrText xml:space="preserve"> MERGEFIELD Tanggal_T2 </w:instrText>
-                            </w:r>
-                            <w:r>
-                              <w:rPr>
-                                <w:color w:val="000000"/>
-                                <w:sz w:val="20"/>
-                              </w:rPr>
-                              <w:fldChar w:fldCharType="separate"/>
-                            </w:r>
-                            <w:r>
-                              <w:rPr>
-                                <w:noProof/>
-                                <w:color w:val="000000"/>
-                                <w:sz w:val="20"/>
-                              </w:rPr>
-                              <w:t>4</w:t>
+                                <w:lang w:val="it-IT"/>
+                              </w:rPr>
+                              <w:instrText xml:space="preserve"> MERGEFIELD Bulan_T2 </w:instrText>
                             </w:r>
                             <w:r>
                               <w:rPr>
@@ -3474,6 +3434,7 @@
                               <w:rPr>
                                 <w:color w:val="000000"/>
                                 <w:sz w:val="20"/>
+                                <w:lang w:val="it-IT"/>
                               </w:rPr>
                               <w:t xml:space="preserve"> </w:t>
                             </w:r>
@@ -3481,6 +3442,7 @@
                               <w:rPr>
                                 <w:color w:val="000000"/>
                                 <w:sz w:val="20"/>
+                                <w:lang w:val="it-IT"/>
                               </w:rPr>
                               <w:tab/>
                             </w:r>
@@ -3488,8 +3450,9 @@
                               <w:rPr>
                                 <w:color w:val="000000"/>
                                 <w:sz w:val="20"/>
-                              </w:rPr>
-                              <w:t xml:space="preserve">Bulan </w:t>
+                                <w:lang w:val="it-IT"/>
+                              </w:rPr>
+                              <w:t xml:space="preserve">Tahun </w:t>
                             </w:r>
                             <w:r>
                               <w:rPr>
@@ -3502,23 +3465,9 @@
                               <w:rPr>
                                 <w:color w:val="000000"/>
                                 <w:sz w:val="20"/>
-                              </w:rPr>
-                              <w:instrText xml:space="preserve"> MERGEFIELD Bulan_T2 </w:instrText>
-                            </w:r>
-                            <w:r>
-                              <w:rPr>
-                                <w:color w:val="000000"/>
-                                <w:sz w:val="20"/>
-                              </w:rPr>
-                              <w:fldChar w:fldCharType="separate"/>
-                            </w:r>
-                            <w:r>
-                              <w:rPr>
-                                <w:noProof/>
-                                <w:color w:val="000000"/>
-                                <w:sz w:val="20"/>
-                              </w:rPr>
-                              <w:t>Mei</w:t>
+                                <w:lang w:val="it-IT"/>
+                              </w:rPr>
+                              <w:instrText xml:space="preserve"> MERGEFIELD Tahun_T2 </w:instrText>
                             </w:r>
                             <w:r>
                               <w:rPr>
@@ -3531,6 +3480,7 @@
                               <w:rPr>
                                 <w:color w:val="000000"/>
                                 <w:sz w:val="20"/>
+                                <w:lang w:val="it-IT"/>
                               </w:rPr>
                               <w:t xml:space="preserve"> </w:t>
                             </w:r>
@@ -3538,6 +3488,7 @@
                               <w:rPr>
                                 <w:color w:val="000000"/>
                                 <w:sz w:val="20"/>
+                                <w:lang w:val="it-IT"/>
                               </w:rPr>
                               <w:tab/>
                             </w:r>
@@ -3545,56 +3496,7 @@
                               <w:rPr>
                                 <w:color w:val="000000"/>
                                 <w:sz w:val="20"/>
-                              </w:rPr>
-                              <w:t xml:space="preserve">Tahun </w:t>
-                            </w:r>
-                            <w:r>
-                              <w:rPr>
-                                <w:color w:val="000000"/>
-                                <w:sz w:val="20"/>
-                              </w:rPr>
-                              <w:fldChar w:fldCharType="begin"/>
-                            </w:r>
-                            <w:r>
-                              <w:rPr>
-                                <w:color w:val="000000"/>
-                                <w:sz w:val="20"/>
-                              </w:rPr>
-                              <w:instrText xml:space="preserve"> MERGEFIELD Tahun_T2 </w:instrText>
-                            </w:r>
-                            <w:r>
-                              <w:rPr>
-                                <w:color w:val="000000"/>
-                                <w:sz w:val="20"/>
-                              </w:rPr>
-                              <w:fldChar w:fldCharType="separate"/>
-                            </w:r>
-                            <w:r>
-                              <w:rPr>
-                                <w:noProof/>
-                                <w:color w:val="000000"/>
-                                <w:sz w:val="20"/>
-                              </w:rPr>
-                              <w:t>2026</w:t>
-                            </w:r>
-                            <w:r>
-                              <w:rPr>
-                                <w:color w:val="000000"/>
-                                <w:sz w:val="20"/>
-                              </w:rPr>
-                              <w:fldChar w:fldCharType="end"/>
-                            </w:r>
-                            <w:r>
-                              <w:rPr>
-                                <w:color w:val="000000"/>
-                                <w:sz w:val="20"/>
-                              </w:rPr>
-                              <w:t xml:space="preserve"> </w:t>
-                            </w:r>
-                            <w:r>
-                              <w:rPr>
-                                <w:color w:val="000000"/>
-                                <w:sz w:val="20"/>
+                                <w:lang w:val="it-IT"/>
                               </w:rPr>
                               <w:tab/>
                             </w:r>
@@ -3602,40 +3504,9 @@
                               <w:rPr>
                                 <w:color w:val="000000"/>
                                 <w:sz w:val="20"/>
-                              </w:rPr>
-                              <w:tab/>
-                            </w:r>
-                            <w:proofErr w:type="spellStart"/>
-                            <w:r>
-                              <w:rPr>
-                                <w:color w:val="000000"/>
-                                <w:sz w:val="20"/>
-                              </w:rPr>
-                              <w:t>pompa</w:t>
-                            </w:r>
-                            <w:proofErr w:type="spellEnd"/>
-                            <w:r>
-                              <w:rPr>
-                                <w:color w:val="000000"/>
-                                <w:sz w:val="20"/>
-                              </w:rPr>
-                              <w:t>/bunker</w:t>
-                            </w:r>
-                            <w:proofErr w:type="gramStart"/>
-                            <w:r>
-                              <w:rPr>
-                                <w:color w:val="000000"/>
-                                <w:sz w:val="20"/>
-                              </w:rPr>
-                              <w:t>/ :</w:t>
-                            </w:r>
-                            <w:proofErr w:type="gramEnd"/>
-                            <w:r>
-                              <w:rPr>
-                                <w:color w:val="000000"/>
-                                <w:sz w:val="20"/>
-                              </w:rPr>
-                              <w:t xml:space="preserve"> </w:t>
+                                <w:lang w:val="it-IT"/>
+                              </w:rPr>
+                              <w:t xml:space="preserve">pompa/bunker/ : </w:t>
                             </w:r>
                           </w:p>
                           <w:p>
@@ -3648,72 +3519,9 @@
                               <w:rPr>
                                 <w:color w:val="000000"/>
                                 <w:sz w:val="20"/>
-                              </w:rPr>
-                              <w:t xml:space="preserve">SATKAI </w:t>
-                            </w:r>
-                            <w:proofErr w:type="gramStart"/>
-                            <w:r>
-                              <w:rPr>
-                                <w:color w:val="000000"/>
-                                <w:sz w:val="20"/>
-                              </w:rPr>
-                              <w:t>I  :</w:t>
-                            </w:r>
-                            <w:proofErr w:type="gramEnd"/>
-                            <w:r>
-                              <w:rPr>
-                                <w:color w:val="000000"/>
-                                <w:sz w:val="20"/>
-                              </w:rPr>
-                              <w:t xml:space="preserve"> …………………………………. </w:t>
-                            </w:r>
-                            <w:proofErr w:type="gramStart"/>
-                            <w:r>
-                              <w:rPr>
-                                <w:color w:val="000000"/>
-                                <w:sz w:val="20"/>
-                              </w:rPr>
-                              <w:t>SatkaiII  …</w:t>
-                            </w:r>
-                            <w:proofErr w:type="gramEnd"/>
-                            <w:r>
-                              <w:rPr>
-                                <w:color w:val="000000"/>
-                                <w:sz w:val="20"/>
-                              </w:rPr>
-                              <w:t>……</w:t>
-                            </w:r>
-                            <w:proofErr w:type="gramStart"/>
-                            <w:r>
-                              <w:rPr>
-                                <w:color w:val="000000"/>
-                                <w:sz w:val="20"/>
-                              </w:rPr>
-                              <w:t>…..</w:t>
-                            </w:r>
-                            <w:proofErr w:type="gramEnd"/>
-                            <w:r>
-                              <w:rPr>
-                                <w:color w:val="000000"/>
-                                <w:sz w:val="20"/>
-                              </w:rPr>
-                              <w:t>BIRO LOGISTIK ………………………</w:t>
-                            </w:r>
-                            <w:proofErr w:type="gramStart"/>
-                            <w:r>
-                              <w:rPr>
-                                <w:color w:val="000000"/>
-                                <w:sz w:val="20"/>
-                              </w:rPr>
-                              <w:t>…..</w:t>
-                            </w:r>
-                            <w:proofErr w:type="gramEnd"/>
-                            <w:r>
-                              <w:rPr>
-                                <w:color w:val="000000"/>
-                                <w:sz w:val="20"/>
-                              </w:rPr>
-                              <w:t xml:space="preserve"> </w:t>
+                                <w:lang w:val="it-IT"/>
+                              </w:rPr>
+                              <w:t xml:space="preserve">SATKAI I  : …………………………………. SatkaiII  …………..BIRO LOGISTIK ………………………….. </w:t>
                             </w:r>
                             <w:proofErr w:type="spellStart"/>
                             <w:r>
@@ -3756,11 +3564,15 @@
                         <w:spacing w:line="360" w:lineRule="auto"/>
                         <w:jc w:val="both"/>
                         <w:textDirection w:val="btLr"/>
+                        <w:rPr>
+                          <w:lang w:val="it-IT"/>
+                        </w:rPr>
                       </w:pPr>
                       <w:r>
                         <w:rPr>
                           <w:color w:val="000000"/>
                           <w:sz w:val="20"/>
+                          <w:lang w:val="it-IT"/>
                         </w:rPr>
                         <w:t xml:space="preserve">Hari </w:t>
                       </w:r>
@@ -3775,6 +3587,7 @@
                         <w:rPr>
                           <w:color w:val="000000"/>
                           <w:sz w:val="20"/>
+                          <w:lang w:val="it-IT"/>
                         </w:rPr>
                         <w:instrText xml:space="preserve"> MERGEFIELD Hari_T2 </w:instrText>
                       </w:r>
@@ -3783,27 +3596,13 @@
                           <w:color w:val="000000"/>
                           <w:sz w:val="20"/>
                         </w:rPr>
-                        <w:fldChar w:fldCharType="separate"/>
-                      </w:r>
-                      <w:r>
-                        <w:rPr>
-                          <w:noProof/>
-                          <w:color w:val="000000"/>
-                          <w:sz w:val="20"/>
-                        </w:rPr>
-                        <w:t>Senin</w:t>
-                      </w:r>
-                      <w:r>
-                        <w:rPr>
-                          <w:color w:val="000000"/>
-                          <w:sz w:val="20"/>
-                        </w:rPr>
                         <w:fldChar w:fldCharType="end"/>
                       </w:r>
                       <w:r>
                         <w:rPr>
                           <w:color w:val="000000"/>
                           <w:sz w:val="20"/>
+                          <w:lang w:val="it-IT"/>
                         </w:rPr>
                         <w:t xml:space="preserve"> </w:t>
                       </w:r>
@@ -3811,22 +3610,45 @@
                         <w:rPr>
                           <w:color w:val="000000"/>
                           <w:sz w:val="20"/>
+                          <w:lang w:val="it-IT"/>
                         </w:rPr>
                         <w:tab/>
                       </w:r>
-                      <w:proofErr w:type="spellStart"/>
-                      <w:r>
-                        <w:rPr>
-                          <w:color w:val="000000"/>
-                          <w:sz w:val="20"/>
-                        </w:rPr>
-                        <w:t>Tanggal</w:t>
-                      </w:r>
-                      <w:proofErr w:type="spellEnd"/>
-                      <w:r>
-                        <w:rPr>
-                          <w:color w:val="000000"/>
-                          <w:sz w:val="20"/>
+                      <w:r>
+                        <w:rPr>
+                          <w:color w:val="000000"/>
+                          <w:sz w:val="20"/>
+                          <w:lang w:val="it-IT"/>
+                        </w:rPr>
+                        <w:t xml:space="preserve">Tanggal </w:t>
+                      </w:r>
+                      <w:r>
+                        <w:rPr>
+                          <w:color w:val="000000"/>
+                          <w:sz w:val="20"/>
+                        </w:rPr>
+                        <w:fldChar w:fldCharType="begin"/>
+                      </w:r>
+                      <w:r>
+                        <w:rPr>
+                          <w:color w:val="000000"/>
+                          <w:sz w:val="20"/>
+                          <w:lang w:val="it-IT"/>
+                        </w:rPr>
+                        <w:instrText xml:space="preserve"> MERGEFIELD Tanggal_T2 </w:instrText>
+                      </w:r>
+                      <w:r>
+                        <w:rPr>
+                          <w:color w:val="000000"/>
+                          <w:sz w:val="20"/>
+                        </w:rPr>
+                        <w:fldChar w:fldCharType="end"/>
+                      </w:r>
+                      <w:r>
+                        <w:rPr>
+                          <w:color w:val="000000"/>
+                          <w:sz w:val="20"/>
+                          <w:lang w:val="it-IT"/>
                         </w:rPr>
                         <w:t xml:space="preserve"> </w:t>
                       </w:r>
@@ -3834,6 +3656,22 @@
                         <w:rPr>
                           <w:color w:val="000000"/>
                           <w:sz w:val="20"/>
+                          <w:lang w:val="it-IT"/>
+                        </w:rPr>
+                        <w:tab/>
+                      </w:r>
+                      <w:r>
+                        <w:rPr>
+                          <w:color w:val="000000"/>
+                          <w:sz w:val="20"/>
+                          <w:lang w:val="it-IT"/>
+                        </w:rPr>
+                        <w:t xml:space="preserve">Bulan </w:t>
+                      </w:r>
+                      <w:r>
+                        <w:rPr>
+                          <w:color w:val="000000"/>
+                          <w:sz w:val="20"/>
                         </w:rPr>
                         <w:fldChar w:fldCharType="begin"/>
                       </w:r>
@@ -3841,23 +3679,9 @@
                         <w:rPr>
                           <w:color w:val="000000"/>
                           <w:sz w:val="20"/>
-                        </w:rPr>
-                        <w:instrText xml:space="preserve"> MERGEFIELD Tanggal_T2 </w:instrText>
-                      </w:r>
-                      <w:r>
-                        <w:rPr>
-                          <w:color w:val="000000"/>
-                          <w:sz w:val="20"/>
-                        </w:rPr>
-                        <w:fldChar w:fldCharType="separate"/>
-                      </w:r>
-                      <w:r>
-                        <w:rPr>
-                          <w:noProof/>
-                          <w:color w:val="000000"/>
-                          <w:sz w:val="20"/>
-                        </w:rPr>
-                        <w:t>4</w:t>
+                          <w:lang w:val="it-IT"/>
+                        </w:rPr>
+                        <w:instrText xml:space="preserve"> MERGEFIELD Bulan_T2 </w:instrText>
                       </w:r>
                       <w:r>
                         <w:rPr>
@@ -3870,6 +3694,7 @@
                         <w:rPr>
                           <w:color w:val="000000"/>
                           <w:sz w:val="20"/>
+                          <w:lang w:val="it-IT"/>
                         </w:rPr>
                         <w:t xml:space="preserve"> </w:t>
                       </w:r>
@@ -3877,6 +3702,7 @@
                         <w:rPr>
                           <w:color w:val="000000"/>
                           <w:sz w:val="20"/>
+                          <w:lang w:val="it-IT"/>
                         </w:rPr>
                         <w:tab/>
                       </w:r>
@@ -3884,8 +3710,9 @@
                         <w:rPr>
                           <w:color w:val="000000"/>
                           <w:sz w:val="20"/>
-                        </w:rPr>
-                        <w:t xml:space="preserve">Bulan </w:t>
+                          <w:lang w:val="it-IT"/>
+                        </w:rPr>
+                        <w:t xml:space="preserve">Tahun </w:t>
                       </w:r>
                       <w:r>
                         <w:rPr>
@@ -3898,23 +3725,9 @@
                         <w:rPr>
                           <w:color w:val="000000"/>
                           <w:sz w:val="20"/>
-                        </w:rPr>
-                        <w:instrText xml:space="preserve"> MERGEFIELD Bulan_T2 </w:instrText>
-                      </w:r>
-                      <w:r>
-                        <w:rPr>
-                          <w:color w:val="000000"/>
-                          <w:sz w:val="20"/>
-                        </w:rPr>
-                        <w:fldChar w:fldCharType="separate"/>
-                      </w:r>
-                      <w:r>
-                        <w:rPr>
-                          <w:noProof/>
-                          <w:color w:val="000000"/>
-                          <w:sz w:val="20"/>
-                        </w:rPr>
-                        <w:t>Mei</w:t>
+                          <w:lang w:val="it-IT"/>
+                        </w:rPr>
+                        <w:instrText xml:space="preserve"> MERGEFIELD Tahun_T2 </w:instrText>
                       </w:r>
                       <w:r>
                         <w:rPr>
@@ -3927,6 +3740,7 @@
                         <w:rPr>
                           <w:color w:val="000000"/>
                           <w:sz w:val="20"/>
+                          <w:lang w:val="it-IT"/>
                         </w:rPr>
                         <w:t xml:space="preserve"> </w:t>
                       </w:r>
@@ -3934,6 +3748,7 @@
                         <w:rPr>
                           <w:color w:val="000000"/>
                           <w:sz w:val="20"/>
+                          <w:lang w:val="it-IT"/>
                         </w:rPr>
                         <w:tab/>
                       </w:r>
@@ -3941,56 +3756,7 @@
                         <w:rPr>
                           <w:color w:val="000000"/>
                           <w:sz w:val="20"/>
-                        </w:rPr>
-                        <w:t xml:space="preserve">Tahun </w:t>
-                      </w:r>
-                      <w:r>
-                        <w:rPr>
-                          <w:color w:val="000000"/>
-                          <w:sz w:val="20"/>
-                        </w:rPr>
-                        <w:fldChar w:fldCharType="begin"/>
-                      </w:r>
-                      <w:r>
-                        <w:rPr>
-                          <w:color w:val="000000"/>
-                          <w:sz w:val="20"/>
-                        </w:rPr>
-                        <w:instrText xml:space="preserve"> MERGEFIELD Tahun_T2 </w:instrText>
-                      </w:r>
-                      <w:r>
-                        <w:rPr>
-                          <w:color w:val="000000"/>
-                          <w:sz w:val="20"/>
-                        </w:rPr>
-                        <w:fldChar w:fldCharType="separate"/>
-                      </w:r>
-                      <w:r>
-                        <w:rPr>
-                          <w:noProof/>
-                          <w:color w:val="000000"/>
-                          <w:sz w:val="20"/>
-                        </w:rPr>
-                        <w:t>2026</w:t>
-                      </w:r>
-                      <w:r>
-                        <w:rPr>
-                          <w:color w:val="000000"/>
-                          <w:sz w:val="20"/>
-                        </w:rPr>
-                        <w:fldChar w:fldCharType="end"/>
-                      </w:r>
-                      <w:r>
-                        <w:rPr>
-                          <w:color w:val="000000"/>
-                          <w:sz w:val="20"/>
-                        </w:rPr>
-                        <w:t xml:space="preserve"> </w:t>
-                      </w:r>
-                      <w:r>
-                        <w:rPr>
-                          <w:color w:val="000000"/>
-                          <w:sz w:val="20"/>
+                          <w:lang w:val="it-IT"/>
                         </w:rPr>
                         <w:tab/>
                       </w:r>
@@ -3998,40 +3764,9 @@
                         <w:rPr>
                           <w:color w:val="000000"/>
                           <w:sz w:val="20"/>
-                        </w:rPr>
-                        <w:tab/>
-                      </w:r>
-                      <w:proofErr w:type="spellStart"/>
-                      <w:r>
-                        <w:rPr>
-                          <w:color w:val="000000"/>
-                          <w:sz w:val="20"/>
-                        </w:rPr>
-                        <w:t>pompa</w:t>
-                      </w:r>
-                      <w:proofErr w:type="spellEnd"/>
-                      <w:r>
-                        <w:rPr>
-                          <w:color w:val="000000"/>
-                          <w:sz w:val="20"/>
-                        </w:rPr>
-                        <w:t>/bunker</w:t>
-                      </w:r>
-                      <w:proofErr w:type="gramStart"/>
-                      <w:r>
-                        <w:rPr>
-                          <w:color w:val="000000"/>
-                          <w:sz w:val="20"/>
-                        </w:rPr>
-                        <w:t>/ :</w:t>
-                      </w:r>
-                      <w:proofErr w:type="gramEnd"/>
-                      <w:r>
-                        <w:rPr>
-                          <w:color w:val="000000"/>
-                          <w:sz w:val="20"/>
-                        </w:rPr>
-                        <w:t xml:space="preserve"> </w:t>
+                          <w:lang w:val="it-IT"/>
+                        </w:rPr>
+                        <w:t xml:space="preserve">pompa/bunker/ : </w:t>
                       </w:r>
                     </w:p>
                     <w:p>
@@ -4044,72 +3779,9 @@
                         <w:rPr>
                           <w:color w:val="000000"/>
                           <w:sz w:val="20"/>
-                        </w:rPr>
-                        <w:t xml:space="preserve">SATKAI </w:t>
-                      </w:r>
-                      <w:proofErr w:type="gramStart"/>
-                      <w:r>
-                        <w:rPr>
-                          <w:color w:val="000000"/>
-                          <w:sz w:val="20"/>
-                        </w:rPr>
-                        <w:t>I  :</w:t>
-                      </w:r>
-                      <w:proofErr w:type="gramEnd"/>
-                      <w:r>
-                        <w:rPr>
-                          <w:color w:val="000000"/>
-                          <w:sz w:val="20"/>
-                        </w:rPr>
-                        <w:t xml:space="preserve"> …………………………………. </w:t>
-                      </w:r>
-                      <w:proofErr w:type="gramStart"/>
-                      <w:r>
-                        <w:rPr>
-                          <w:color w:val="000000"/>
-                          <w:sz w:val="20"/>
-                        </w:rPr>
-                        <w:t>SatkaiII  …</w:t>
-                      </w:r>
-                      <w:proofErr w:type="gramEnd"/>
-                      <w:r>
-                        <w:rPr>
-                          <w:color w:val="000000"/>
-                          <w:sz w:val="20"/>
-                        </w:rPr>
-                        <w:t>……</w:t>
-                      </w:r>
-                      <w:proofErr w:type="gramStart"/>
-                      <w:r>
-                        <w:rPr>
-                          <w:color w:val="000000"/>
-                          <w:sz w:val="20"/>
-                        </w:rPr>
-                        <w:t>…..</w:t>
-                      </w:r>
-                      <w:proofErr w:type="gramEnd"/>
-                      <w:r>
-                        <w:rPr>
-                          <w:color w:val="000000"/>
-                          <w:sz w:val="20"/>
-                        </w:rPr>
-                        <w:t>BIRO LOGISTIK ………………………</w:t>
-                      </w:r>
-                      <w:proofErr w:type="gramStart"/>
-                      <w:r>
-                        <w:rPr>
-                          <w:color w:val="000000"/>
-                          <w:sz w:val="20"/>
-                        </w:rPr>
-                        <w:t>…..</w:t>
-                      </w:r>
-                      <w:proofErr w:type="gramEnd"/>
-                      <w:r>
-                        <w:rPr>
-                          <w:color w:val="000000"/>
-                          <w:sz w:val="20"/>
-                        </w:rPr>
-                        <w:t xml:space="preserve"> </w:t>
+                          <w:lang w:val="it-IT"/>
+                        </w:rPr>
+                        <w:t xml:space="preserve">SATKAI I  : …………………………………. SatkaiII  …………..BIRO LOGISTIK ………………………….. </w:t>
                       </w:r>
                       <w:proofErr w:type="spellStart"/>
                       <w:r>
@@ -4385,7 +4057,7 @@
                 <w:rPr>
                   <w:noProof/>
                 </w:rPr>
-                <w:t>10000</w:t>
+                <w:t>0</w:t>
               </w:r>
             </w:fldSimple>
           </w:p>
@@ -4404,7 +4076,7 @@
                 <w:rPr>
                   <w:noProof/>
                 </w:rPr>
-                <w:t>10000</w:t>
+                <w:t>0</w:t>
               </w:r>
             </w:fldSimple>
           </w:p>
@@ -4521,7 +4193,7 @@
                 <w:rPr>
                   <w:noProof/>
                 </w:rPr>
-                <w:t>10000</w:t>
+                <w:t>0</w:t>
               </w:r>
             </w:fldSimple>
           </w:p>
@@ -4540,7 +4212,7 @@
                 <w:rPr>
                   <w:noProof/>
                 </w:rPr>
-                <w:t>10000</w:t>
+                <w:t>0</w:t>
               </w:r>
             </w:fldSimple>
           </w:p>
@@ -4861,7 +4533,7 @@
                 <w:rPr>
                   <w:noProof/>
                 </w:rPr>
-                <w:t>10000</w:t>
+                <w:t>0</w:t>
               </w:r>
             </w:fldSimple>
           </w:p>
@@ -4880,7 +4552,7 @@
                 <w:rPr>
                   <w:noProof/>
                 </w:rPr>
-                <w:t>10000</w:t>
+                <w:t>0</w:t>
               </w:r>
             </w:fldSimple>
           </w:p>
@@ -5007,21 +4679,6 @@
                                 <w:color w:val="000000"/>
                                 <w:sz w:val="20"/>
                               </w:rPr>
-                              <w:fldChar w:fldCharType="separate"/>
-                            </w:r>
-                            <w:r>
-                              <w:rPr>
-                                <w:noProof/>
-                                <w:color w:val="000000"/>
-                                <w:sz w:val="20"/>
-                              </w:rPr>
-                              <w:t>4</w:t>
-                            </w:r>
-                            <w:r>
-                              <w:rPr>
-                                <w:color w:val="000000"/>
-                                <w:sz w:val="20"/>
-                              </w:rPr>
                               <w:fldChar w:fldCharType="end"/>
                             </w:r>
                             <w:r>
@@ -5050,21 +4707,6 @@
                                 <w:color w:val="000000"/>
                                 <w:sz w:val="20"/>
                               </w:rPr>
-                              <w:fldChar w:fldCharType="separate"/>
-                            </w:r>
-                            <w:r>
-                              <w:rPr>
-                                <w:noProof/>
-                                <w:color w:val="000000"/>
-                                <w:sz w:val="20"/>
-                              </w:rPr>
-                              <w:t>Mei</w:t>
-                            </w:r>
-                            <w:r>
-                              <w:rPr>
-                                <w:color w:val="000000"/>
-                                <w:sz w:val="20"/>
-                              </w:rPr>
                               <w:fldChar w:fldCharType="end"/>
                             </w:r>
                             <w:r>
@@ -5087,21 +4729,6 @@
                                 <w:sz w:val="20"/>
                               </w:rPr>
                               <w:instrText xml:space="preserve"> MERGEFIELD Tahun_T2 </w:instrText>
-                            </w:r>
-                            <w:r>
-                              <w:rPr>
-                                <w:color w:val="000000"/>
-                                <w:sz w:val="20"/>
-                              </w:rPr>
-                              <w:fldChar w:fldCharType="separate"/>
-                            </w:r>
-                            <w:r>
-                              <w:rPr>
-                                <w:noProof/>
-                                <w:color w:val="000000"/>
-                                <w:sz w:val="20"/>
-                              </w:rPr>
-                              <w:t>2026</w:t>
                             </w:r>
                             <w:r>
                               <w:rPr>
@@ -5255,21 +4882,6 @@
                           <w:color w:val="000000"/>
                           <w:sz w:val="20"/>
                         </w:rPr>
-                        <w:fldChar w:fldCharType="separate"/>
-                      </w:r>
-                      <w:r>
-                        <w:rPr>
-                          <w:noProof/>
-                          <w:color w:val="000000"/>
-                          <w:sz w:val="20"/>
-                        </w:rPr>
-                        <w:t>4</w:t>
-                      </w:r>
-                      <w:r>
-                        <w:rPr>
-                          <w:color w:val="000000"/>
-                          <w:sz w:val="20"/>
-                        </w:rPr>
                         <w:fldChar w:fldCharType="end"/>
                       </w:r>
                       <w:r>
@@ -5298,21 +4910,6 @@
                           <w:color w:val="000000"/>
                           <w:sz w:val="20"/>
                         </w:rPr>
-                        <w:fldChar w:fldCharType="separate"/>
-                      </w:r>
-                      <w:r>
-                        <w:rPr>
-                          <w:noProof/>
-                          <w:color w:val="000000"/>
-                          <w:sz w:val="20"/>
-                        </w:rPr>
-                        <w:t>Mei</w:t>
-                      </w:r>
-                      <w:r>
-                        <w:rPr>
-                          <w:color w:val="000000"/>
-                          <w:sz w:val="20"/>
-                        </w:rPr>
                         <w:fldChar w:fldCharType="end"/>
                       </w:r>
                       <w:r>
@@ -5335,21 +4932,6 @@
                           <w:sz w:val="20"/>
                         </w:rPr>
                         <w:instrText xml:space="preserve"> MERGEFIELD Tahun_T2 </w:instrText>
-                      </w:r>
-                      <w:r>
-                        <w:rPr>
-                          <w:color w:val="000000"/>
-                          <w:sz w:val="20"/>
-                        </w:rPr>
-                        <w:fldChar w:fldCharType="separate"/>
-                      </w:r>
-                      <w:r>
-                        <w:rPr>
-                          <w:noProof/>
-                          <w:color w:val="000000"/>
-                          <w:sz w:val="20"/>
-                        </w:rPr>
-                        <w:t>2026</w:t>
                       </w:r>
                       <w:r>
                         <w:rPr>
